--- a/ETP172_Exam_Summary.docx
+++ b/ETP172_Exam_Summary.docx
@@ -1317,6 +1317,8 @@
       <w:r>
         <w:rPr>
           <w:rFonts w:ascii="Arial" w:hAnsi="Arial" w:cs="Arial"/>
+          <w:b/>
+          <w:bCs/>
           <w:color w:val="000000"/>
           <w:sz w:val="24"/>
           <w:szCs w:val="24"/>
@@ -1380,6 +1382,11 @@
     </w:p>
     <w:p>
       <w:pPr>
+        <w:pStyle w:val="ListParagraph"/>
+        <w:numPr>
+          <w:ilvl w:val="0"/>
+          <w:numId w:val="12"/>
+        </w:numPr>
         <w:autoSpaceDE w:val="0"/>
         <w:autoSpaceDN w:val="0"/>
         <w:adjustRightInd w:val="0"/>
@@ -1387,6 +1394,15 @@
         <w:jc w:val="both"/>
         <w:rPr>
           <w:rFonts w:ascii="Arial" w:hAnsi="Arial" w:cs="Arial"/>
+          <w:color w:val="000000"/>
+          <w:sz w:val="24"/>
+          <w:szCs w:val="24"/>
+          <w:lang w:val="en-GB"/>
+        </w:rPr>
+      </w:pPr>
+      <w:r>
+        <w:rPr>
+          <w:rFonts w:ascii="Arial" w:hAnsi="Arial" w:cs="Arial"/>
           <w:b/>
           <w:bCs/>
           <w:color w:val="000000"/>
@@ -1394,10 +1410,26 @@
           <w:szCs w:val="24"/>
           <w:lang w:val="en-GB"/>
         </w:rPr>
-      </w:pPr>
+        <w:t>The Fragmented Legacy:</w:t>
+      </w:r>
+      <w:r>
+        <w:rPr>
+          <w:rFonts w:ascii="Arial" w:hAnsi="Arial" w:cs="Arial"/>
+          <w:color w:val="000000"/>
+          <w:sz w:val="24"/>
+          <w:szCs w:val="24"/>
+          <w:lang w:val="en-GB"/>
+        </w:rPr>
+        <w:t xml:space="preserve"> The White Paper addressed a system that had 18 separate departments of education; 15 of these were for different black designations, which created administrative chaos.</w:t>
+      </w:r>
     </w:p>
     <w:p>
       <w:pPr>
+        <w:pStyle w:val="ListParagraph"/>
+        <w:numPr>
+          <w:ilvl w:val="0"/>
+          <w:numId w:val="12"/>
+        </w:numPr>
         <w:autoSpaceDE w:val="0"/>
         <w:autoSpaceDN w:val="0"/>
         <w:adjustRightInd w:val="0"/>
@@ -1405,6 +1437,15 @@
         <w:jc w:val="both"/>
         <w:rPr>
           <w:rFonts w:ascii="Arial" w:hAnsi="Arial" w:cs="Arial"/>
+          <w:color w:val="000000"/>
+          <w:sz w:val="24"/>
+          <w:szCs w:val="24"/>
+          <w:lang w:val="en-GB"/>
+        </w:rPr>
+      </w:pPr>
+      <w:r>
+        <w:rPr>
+          <w:rFonts w:ascii="Arial" w:hAnsi="Arial" w:cs="Arial"/>
           <w:b/>
           <w:bCs/>
           <w:color w:val="000000"/>
@@ -1412,19 +1453,17 @@
           <w:szCs w:val="24"/>
           <w:lang w:val="en-GB"/>
         </w:rPr>
-      </w:pPr>
-      <w:r>
-        <w:rPr>
-          <w:rFonts w:ascii="Arial" w:hAnsi="Arial" w:cs="Arial"/>
-          <w:b/>
-          <w:bCs/>
-          <w:color w:val="000000"/>
-          <w:sz w:val="24"/>
-          <w:szCs w:val="24"/>
-          <w:highlight w:val="green"/>
-          <w:lang w:val="en-GB"/>
-        </w:rPr>
-        <w:t>Q2: SAQA and NQF (7 marks)</w:t>
+        <w:t>Constitutional Basis:</w:t>
+      </w:r>
+      <w:r>
+        <w:rPr>
+          <w:rFonts w:ascii="Arial" w:hAnsi="Arial" w:cs="Arial"/>
+          <w:color w:val="000000"/>
+          <w:sz w:val="24"/>
+          <w:szCs w:val="24"/>
+          <w:lang w:val="en-GB"/>
+        </w:rPr>
+        <w:t xml:space="preserve"> The White Paper established the Council of Education Ministers (CEM) and the Heads of Education Departments Committee (HEDCOM) to ensure cooperation between national and provincial governments.</w:t>
       </w:r>
     </w:p>
     <w:p>
@@ -1436,95 +1475,14 @@
         <w:jc w:val="both"/>
         <w:rPr>
           <w:rFonts w:ascii="Arial" w:hAnsi="Arial" w:cs="Arial"/>
-          <w:color w:val="000000"/>
-          <w:sz w:val="24"/>
-          <w:szCs w:val="24"/>
-          <w:lang w:val="en-GB"/>
-        </w:rPr>
-      </w:pPr>
-      <w:r>
-        <w:rPr>
-          <w:rFonts w:ascii="Arial" w:hAnsi="Arial" w:cs="Arial"/>
-          <w:color w:val="000000"/>
-          <w:sz w:val="24"/>
-          <w:szCs w:val="24"/>
-          <w:lang w:val="en-GB"/>
-        </w:rPr>
-        <w:t xml:space="preserve">The </w:t>
-      </w:r>
-      <w:r>
-        <w:rPr>
-          <w:rFonts w:ascii="Arial" w:hAnsi="Arial" w:cs="Arial"/>
-          <w:color w:val="000000"/>
-          <w:sz w:val="24"/>
-          <w:szCs w:val="24"/>
-          <w:highlight w:val="yellow"/>
-          <w:lang w:val="en-GB"/>
-        </w:rPr>
-        <w:t>South African Qualifications Authority (SAQA)</w:t>
-      </w:r>
-      <w:r>
-        <w:rPr>
-          <w:rFonts w:ascii="Arial" w:hAnsi="Arial" w:cs="Arial"/>
-          <w:color w:val="000000"/>
-          <w:sz w:val="24"/>
-          <w:szCs w:val="24"/>
-          <w:lang w:val="en-GB"/>
-        </w:rPr>
-        <w:t xml:space="preserve"> and the </w:t>
-      </w:r>
-      <w:r>
-        <w:rPr>
-          <w:rFonts w:ascii="Arial" w:hAnsi="Arial" w:cs="Arial"/>
-          <w:color w:val="000000"/>
-          <w:sz w:val="24"/>
-          <w:szCs w:val="24"/>
-          <w:highlight w:val="yellow"/>
-          <w:lang w:val="en-GB"/>
-        </w:rPr>
-        <w:t>National Qualifications Framework (NQF)</w:t>
-      </w:r>
-      <w:r>
-        <w:rPr>
-          <w:rFonts w:ascii="Arial" w:hAnsi="Arial" w:cs="Arial"/>
-          <w:color w:val="000000"/>
-          <w:sz w:val="24"/>
-          <w:szCs w:val="24"/>
-          <w:lang w:val="en-GB"/>
-        </w:rPr>
-        <w:t xml:space="preserve"> </w:t>
-      </w:r>
-      <w:r>
-        <w:rPr>
-          <w:rFonts w:ascii="Arial" w:hAnsi="Arial" w:cs="Arial"/>
-          <w:color w:val="000000"/>
-          <w:sz w:val="24"/>
-          <w:szCs w:val="24"/>
-          <w:lang w:val="en-GB"/>
-        </w:rPr>
-        <w:t xml:space="preserve">work together to </w:t>
-      </w:r>
-      <w:r>
-        <w:rPr>
-          <w:rFonts w:ascii="Arial" w:hAnsi="Arial" w:cs="Arial"/>
-          <w:color w:val="000000"/>
-          <w:sz w:val="24"/>
-          <w:szCs w:val="24"/>
-          <w:highlight w:val="yellow"/>
-          <w:lang w:val="en-GB"/>
-        </w:rPr>
-        <w:t>standardize education and training</w:t>
-      </w:r>
-      <w:r>
-        <w:rPr>
-          <w:rFonts w:ascii="Arial" w:hAnsi="Arial" w:cs="Arial"/>
-          <w:color w:val="000000"/>
-          <w:sz w:val="24"/>
-          <w:szCs w:val="24"/>
-          <w:lang w:val="en-GB"/>
-        </w:rPr>
-        <w:t xml:space="preserve"> in South Africa.</w:t>
-      </w:r>
+          <w:b/>
+          <w:bCs/>
+          <w:color w:val="000000"/>
+          <w:sz w:val="24"/>
+          <w:szCs w:val="24"/>
+          <w:lang w:val="en-GB"/>
+        </w:rPr>
+      </w:pPr>
     </w:p>
     <w:p>
       <w:pPr>
@@ -1543,6 +1501,19 @@
           <w:lang w:val="en-GB"/>
         </w:rPr>
       </w:pPr>
+      <w:r>
+        <w:rPr>
+          <w:rFonts w:ascii="Arial" w:hAnsi="Arial" w:cs="Arial"/>
+          <w:b/>
+          <w:bCs/>
+          <w:color w:val="000000"/>
+          <w:sz w:val="24"/>
+          <w:szCs w:val="24"/>
+          <w:highlight w:val="green"/>
+          <w:lang w:val="en-GB"/>
+        </w:rPr>
+        <w:t>Q2: SAQA and NQF (7 marks)</w:t>
+      </w:r>
     </w:p>
     <w:p>
       <w:pPr>
@@ -1562,47 +1533,48 @@
       <w:r>
         <w:rPr>
           <w:rFonts w:ascii="Arial" w:hAnsi="Arial" w:cs="Arial"/>
-          <w:b/>
-          <w:bCs/>
-          <w:color w:val="000000"/>
-          <w:sz w:val="24"/>
-          <w:szCs w:val="24"/>
-          <w:highlight w:val="cyan"/>
-          <w:lang w:val="en-GB"/>
-        </w:rPr>
-        <w:t>SAQA</w:t>
-      </w:r>
-      <w:r>
-        <w:rPr>
-          <w:rFonts w:ascii="Arial" w:hAnsi="Arial" w:cs="Arial"/>
-          <w:b/>
-          <w:bCs/>
-          <w:color w:val="000000"/>
-          <w:sz w:val="24"/>
-          <w:szCs w:val="24"/>
-          <w:highlight w:val="cyan"/>
-          <w:lang w:val="en-GB"/>
-        </w:rPr>
-        <w:t xml:space="preserve"> (South African Qualifications Authority)</w:t>
-      </w:r>
-      <w:r>
-        <w:rPr>
-          <w:rFonts w:ascii="Arial" w:hAnsi="Arial" w:cs="Arial"/>
-          <w:b/>
-          <w:bCs/>
-          <w:color w:val="000000"/>
-          <w:sz w:val="24"/>
-          <w:szCs w:val="24"/>
-          <w:highlight w:val="cyan"/>
-          <w:lang w:val="en-GB"/>
-        </w:rPr>
-        <w:t>:</w:t>
-      </w:r>
-      <w:r>
-        <w:rPr>
-          <w:rFonts w:ascii="Arial" w:hAnsi="Arial" w:cs="Arial"/>
-          <w:b/>
-          <w:bCs/>
+          <w:color w:val="000000"/>
+          <w:sz w:val="24"/>
+          <w:szCs w:val="24"/>
+          <w:lang w:val="en-GB"/>
+        </w:rPr>
+        <w:t xml:space="preserve">The </w:t>
+      </w:r>
+      <w:r>
+        <w:rPr>
+          <w:rFonts w:ascii="Arial" w:hAnsi="Arial" w:cs="Arial"/>
+          <w:color w:val="000000"/>
+          <w:sz w:val="24"/>
+          <w:szCs w:val="24"/>
+          <w:highlight w:val="yellow"/>
+          <w:lang w:val="en-GB"/>
+        </w:rPr>
+        <w:t>South African Qualifications Authority (SAQA)</w:t>
+      </w:r>
+      <w:r>
+        <w:rPr>
+          <w:rFonts w:ascii="Arial" w:hAnsi="Arial" w:cs="Arial"/>
+          <w:color w:val="000000"/>
+          <w:sz w:val="24"/>
+          <w:szCs w:val="24"/>
+          <w:lang w:val="en-GB"/>
+        </w:rPr>
+        <w:t xml:space="preserve"> and the </w:t>
+      </w:r>
+      <w:r>
+        <w:rPr>
+          <w:rFonts w:ascii="Arial" w:hAnsi="Arial" w:cs="Arial"/>
+          <w:color w:val="000000"/>
+          <w:sz w:val="24"/>
+          <w:szCs w:val="24"/>
+          <w:highlight w:val="yellow"/>
+          <w:lang w:val="en-GB"/>
+        </w:rPr>
+        <w:t>National Qualifications Framework (NQF)</w:t>
+      </w:r>
+      <w:r>
+        <w:rPr>
+          <w:rFonts w:ascii="Arial" w:hAnsi="Arial" w:cs="Arial"/>
           <w:color w:val="000000"/>
           <w:sz w:val="24"/>
           <w:szCs w:val="24"/>
@@ -1618,7 +1590,7 @@
           <w:szCs w:val="24"/>
           <w:lang w:val="en-GB"/>
         </w:rPr>
-        <w:t xml:space="preserve">This organization </w:t>
+        <w:t xml:space="preserve">work together to </w:t>
       </w:r>
       <w:r>
         <w:rPr>
@@ -1629,38 +1601,17 @@
           <w:highlight w:val="yellow"/>
           <w:lang w:val="en-GB"/>
         </w:rPr>
-        <w:t>oversees the NQF</w:t>
-      </w:r>
-      <w:r>
-        <w:rPr>
-          <w:rFonts w:ascii="Arial" w:hAnsi="Arial" w:cs="Arial"/>
-          <w:color w:val="000000"/>
-          <w:sz w:val="24"/>
-          <w:szCs w:val="24"/>
-          <w:lang w:val="en-GB"/>
-        </w:rPr>
-        <w:t xml:space="preserve">. It </w:t>
-      </w:r>
-      <w:r>
-        <w:rPr>
-          <w:rFonts w:ascii="Arial" w:hAnsi="Arial" w:cs="Arial"/>
-          <w:color w:val="000000"/>
-          <w:sz w:val="24"/>
-          <w:szCs w:val="24"/>
-          <w:highlight w:val="yellow"/>
-          <w:lang w:val="en-GB"/>
-        </w:rPr>
-        <w:t>makes sure all educational qualifications meet strict national quality standards</w:t>
-      </w:r>
-      <w:r>
-        <w:rPr>
-          <w:rFonts w:ascii="Arial" w:hAnsi="Arial" w:cs="Arial"/>
-          <w:color w:val="000000"/>
-          <w:sz w:val="24"/>
-          <w:szCs w:val="24"/>
-          <w:lang w:val="en-GB"/>
-        </w:rPr>
-        <w:t>.</w:t>
+        <w:t>standardize education and training</w:t>
+      </w:r>
+      <w:r>
+        <w:rPr>
+          <w:rFonts w:ascii="Arial" w:hAnsi="Arial" w:cs="Arial"/>
+          <w:color w:val="000000"/>
+          <w:sz w:val="24"/>
+          <w:szCs w:val="24"/>
+          <w:lang w:val="en-GB"/>
+        </w:rPr>
+        <w:t xml:space="preserve"> in South Africa.</w:t>
       </w:r>
     </w:p>
     <w:p>
@@ -1690,14 +1641,25 @@
         <w:jc w:val="both"/>
         <w:rPr>
           <w:rFonts w:ascii="Arial" w:hAnsi="Arial" w:cs="Arial"/>
+          <w:color w:val="000000"/>
+          <w:sz w:val="24"/>
+          <w:szCs w:val="24"/>
+          <w:lang w:val="en-GB"/>
+        </w:rPr>
+      </w:pPr>
+      <w:r>
+        <w:rPr>
+          <w:rFonts w:ascii="Arial" w:hAnsi="Arial" w:cs="Arial"/>
           <w:b/>
           <w:bCs/>
           <w:color w:val="000000"/>
           <w:sz w:val="24"/>
           <w:szCs w:val="24"/>
-          <w:lang w:val="en-GB"/>
-        </w:rPr>
-      </w:pPr>
+          <w:highlight w:val="cyan"/>
+          <w:lang w:val="en-GB"/>
+        </w:rPr>
+        <w:t>SAQA</w:t>
+      </w:r>
       <w:r>
         <w:rPr>
           <w:rFonts w:ascii="Arial" w:hAnsi="Arial" w:cs="Arial"/>
@@ -1709,7 +1671,7 @@
           <w:highlight w:val="cyan"/>
           <w:lang w:val="en-GB"/>
         </w:rPr>
-        <w:t>NQF</w:t>
+        <w:t xml:space="preserve"> (South African Qualifications Authority)</w:t>
       </w:r>
       <w:r>
         <w:rPr>
@@ -1722,7 +1684,7 @@
           <w:highlight w:val="cyan"/>
           <w:lang w:val="en-GB"/>
         </w:rPr>
-        <w:t xml:space="preserve"> (National Qualifications Framework)</w:t>
+        <w:t>:</w:t>
       </w:r>
       <w:r>
         <w:rPr>
@@ -1732,19 +1694,6 @@
           <w:color w:val="000000"/>
           <w:sz w:val="24"/>
           <w:szCs w:val="24"/>
-          <w:highlight w:val="cyan"/>
-          <w:lang w:val="en-GB"/>
-        </w:rPr>
-        <w:t>:</w:t>
-      </w:r>
-      <w:r>
-        <w:rPr>
-          <w:rFonts w:ascii="Arial" w:hAnsi="Arial" w:cs="Arial"/>
-          <w:b/>
-          <w:bCs/>
-          <w:color w:val="000000"/>
-          <w:sz w:val="24"/>
-          <w:szCs w:val="24"/>
           <w:lang w:val="en-GB"/>
         </w:rPr>
         <w:t xml:space="preserve"> </w:t>
@@ -1757,7 +1706,7 @@
           <w:szCs w:val="24"/>
           <w:lang w:val="en-GB"/>
         </w:rPr>
-        <w:t xml:space="preserve">The NQF is a comprehensive system that </w:t>
+        <w:t xml:space="preserve">This organization </w:t>
       </w:r>
       <w:r>
         <w:rPr>
@@ -1768,17 +1717,17 @@
           <w:highlight w:val="yellow"/>
           <w:lang w:val="en-GB"/>
         </w:rPr>
-        <w:t>classifies</w:t>
-      </w:r>
-      <w:r>
-        <w:rPr>
-          <w:rFonts w:ascii="Arial" w:hAnsi="Arial" w:cs="Arial"/>
-          <w:color w:val="000000"/>
-          <w:sz w:val="24"/>
-          <w:szCs w:val="24"/>
-          <w:lang w:val="en-GB"/>
-        </w:rPr>
-        <w:t xml:space="preserve">, </w:t>
+        <w:t>oversees the NQF</w:t>
+      </w:r>
+      <w:r>
+        <w:rPr>
+          <w:rFonts w:ascii="Arial" w:hAnsi="Arial" w:cs="Arial"/>
+          <w:color w:val="000000"/>
+          <w:sz w:val="24"/>
+          <w:szCs w:val="24"/>
+          <w:lang w:val="en-GB"/>
+        </w:rPr>
+        <w:t xml:space="preserve">. It </w:t>
       </w:r>
       <w:r>
         <w:rPr>
@@ -1789,70 +1738,7 @@
           <w:highlight w:val="yellow"/>
           <w:lang w:val="en-GB"/>
         </w:rPr>
-        <w:t>registers</w:t>
-      </w:r>
-      <w:r>
-        <w:rPr>
-          <w:rFonts w:ascii="Arial" w:hAnsi="Arial" w:cs="Arial"/>
-          <w:color w:val="000000"/>
-          <w:sz w:val="24"/>
-          <w:szCs w:val="24"/>
-          <w:lang w:val="en-GB"/>
-        </w:rPr>
-        <w:t xml:space="preserve">, and </w:t>
-      </w:r>
-      <w:r>
-        <w:rPr>
-          <w:rFonts w:ascii="Arial" w:hAnsi="Arial" w:cs="Arial"/>
-          <w:color w:val="000000"/>
-          <w:sz w:val="24"/>
-          <w:szCs w:val="24"/>
-          <w:highlight w:val="yellow"/>
-          <w:lang w:val="en-GB"/>
-        </w:rPr>
-        <w:t>publishes national qualifications</w:t>
-      </w:r>
-      <w:r>
-        <w:rPr>
-          <w:rFonts w:ascii="Arial" w:hAnsi="Arial" w:cs="Arial"/>
-          <w:color w:val="000000"/>
-          <w:sz w:val="24"/>
-          <w:szCs w:val="24"/>
-          <w:lang w:val="en-GB"/>
-        </w:rPr>
-        <w:t xml:space="preserve">. It was </w:t>
-      </w:r>
-      <w:r>
-        <w:rPr>
-          <w:rFonts w:ascii="Arial" w:hAnsi="Arial" w:cs="Arial"/>
-          <w:color w:val="000000"/>
-          <w:sz w:val="24"/>
-          <w:szCs w:val="24"/>
-          <w:highlight w:val="yellow"/>
-          <w:lang w:val="en-GB"/>
-        </w:rPr>
-        <w:t>designed to create a single integrated national framework for learning achievements</w:t>
-      </w:r>
-      <w:r>
-        <w:rPr>
-          <w:rFonts w:ascii="Arial" w:hAnsi="Arial" w:cs="Arial"/>
-          <w:color w:val="000000"/>
-          <w:sz w:val="24"/>
-          <w:szCs w:val="24"/>
-          <w:lang w:val="en-GB"/>
-        </w:rPr>
-        <w:t xml:space="preserve">, </w:t>
-      </w:r>
-      <w:r>
-        <w:rPr>
-          <w:rFonts w:ascii="Arial" w:hAnsi="Arial" w:cs="Arial"/>
-          <w:color w:val="000000"/>
-          <w:sz w:val="24"/>
-          <w:szCs w:val="24"/>
-          <w:highlight w:val="yellow"/>
-          <w:lang w:val="en-GB"/>
-        </w:rPr>
-        <w:t>making it easier for learners to transfer credits between different institutions and promoting lifelong learning</w:t>
+        <w:t>makes sure all educational qualifications meet strict national quality standards</w:t>
       </w:r>
       <w:r>
         <w:rPr>
@@ -1892,14 +1778,25 @@
         <w:jc w:val="both"/>
         <w:rPr>
           <w:rFonts w:ascii="Arial" w:hAnsi="Arial" w:cs="Arial"/>
+          <w:color w:val="000000"/>
+          <w:sz w:val="24"/>
+          <w:szCs w:val="24"/>
+          <w:lang w:val="en-GB"/>
+        </w:rPr>
+      </w:pPr>
+      <w:r>
+        <w:rPr>
+          <w:rFonts w:ascii="Arial" w:hAnsi="Arial" w:cs="Arial"/>
           <w:b/>
           <w:bCs/>
           <w:color w:val="000000"/>
           <w:sz w:val="24"/>
           <w:szCs w:val="24"/>
-          <w:lang w:val="en-GB"/>
-        </w:rPr>
-      </w:pPr>
+          <w:highlight w:val="cyan"/>
+          <w:lang w:val="en-GB"/>
+        </w:rPr>
+        <w:t>NQF</w:t>
+      </w:r>
       <w:r>
         <w:rPr>
           <w:rFonts w:ascii="Arial" w:hAnsi="Arial" w:cs="Arial"/>
@@ -1908,10 +1805,150 @@
           <w:color w:val="000000"/>
           <w:sz w:val="24"/>
           <w:szCs w:val="24"/>
-          <w:highlight w:val="green"/>
-          <w:lang w:val="en-GB"/>
-        </w:rPr>
-        <w:t>Q3: The Transition from NCS to CAPS (10 marks)</w:t>
+          <w:highlight w:val="cyan"/>
+          <w:lang w:val="en-GB"/>
+        </w:rPr>
+        <w:t xml:space="preserve"> (National Qualifications Framework)</w:t>
+      </w:r>
+      <w:r>
+        <w:rPr>
+          <w:rFonts w:ascii="Arial" w:hAnsi="Arial" w:cs="Arial"/>
+          <w:b/>
+          <w:bCs/>
+          <w:color w:val="000000"/>
+          <w:sz w:val="24"/>
+          <w:szCs w:val="24"/>
+          <w:highlight w:val="cyan"/>
+          <w:lang w:val="en-GB"/>
+        </w:rPr>
+        <w:t>:</w:t>
+      </w:r>
+      <w:r>
+        <w:rPr>
+          <w:rFonts w:ascii="Arial" w:hAnsi="Arial" w:cs="Arial"/>
+          <w:b/>
+          <w:bCs/>
+          <w:color w:val="000000"/>
+          <w:sz w:val="24"/>
+          <w:szCs w:val="24"/>
+          <w:lang w:val="en-GB"/>
+        </w:rPr>
+        <w:t xml:space="preserve"> </w:t>
+      </w:r>
+      <w:r>
+        <w:rPr>
+          <w:rFonts w:ascii="Arial" w:hAnsi="Arial" w:cs="Arial"/>
+          <w:color w:val="000000"/>
+          <w:sz w:val="24"/>
+          <w:szCs w:val="24"/>
+          <w:lang w:val="en-GB"/>
+        </w:rPr>
+        <w:t xml:space="preserve">The NQF is a comprehensive system that </w:t>
+      </w:r>
+      <w:r>
+        <w:rPr>
+          <w:rFonts w:ascii="Arial" w:hAnsi="Arial" w:cs="Arial"/>
+          <w:color w:val="000000"/>
+          <w:sz w:val="24"/>
+          <w:szCs w:val="24"/>
+          <w:highlight w:val="yellow"/>
+          <w:lang w:val="en-GB"/>
+        </w:rPr>
+        <w:t>classifies</w:t>
+      </w:r>
+      <w:r>
+        <w:rPr>
+          <w:rFonts w:ascii="Arial" w:hAnsi="Arial" w:cs="Arial"/>
+          <w:color w:val="000000"/>
+          <w:sz w:val="24"/>
+          <w:szCs w:val="24"/>
+          <w:lang w:val="en-GB"/>
+        </w:rPr>
+        <w:t xml:space="preserve">, </w:t>
+      </w:r>
+      <w:r>
+        <w:rPr>
+          <w:rFonts w:ascii="Arial" w:hAnsi="Arial" w:cs="Arial"/>
+          <w:color w:val="000000"/>
+          <w:sz w:val="24"/>
+          <w:szCs w:val="24"/>
+          <w:highlight w:val="yellow"/>
+          <w:lang w:val="en-GB"/>
+        </w:rPr>
+        <w:t>registers</w:t>
+      </w:r>
+      <w:r>
+        <w:rPr>
+          <w:rFonts w:ascii="Arial" w:hAnsi="Arial" w:cs="Arial"/>
+          <w:color w:val="000000"/>
+          <w:sz w:val="24"/>
+          <w:szCs w:val="24"/>
+          <w:lang w:val="en-GB"/>
+        </w:rPr>
+        <w:t xml:space="preserve">, and </w:t>
+      </w:r>
+      <w:r>
+        <w:rPr>
+          <w:rFonts w:ascii="Arial" w:hAnsi="Arial" w:cs="Arial"/>
+          <w:color w:val="000000"/>
+          <w:sz w:val="24"/>
+          <w:szCs w:val="24"/>
+          <w:highlight w:val="yellow"/>
+          <w:lang w:val="en-GB"/>
+        </w:rPr>
+        <w:t>publishes national qualifications</w:t>
+      </w:r>
+      <w:r>
+        <w:rPr>
+          <w:rFonts w:ascii="Arial" w:hAnsi="Arial" w:cs="Arial"/>
+          <w:color w:val="000000"/>
+          <w:sz w:val="24"/>
+          <w:szCs w:val="24"/>
+          <w:lang w:val="en-GB"/>
+        </w:rPr>
+        <w:t xml:space="preserve">. It was </w:t>
+      </w:r>
+      <w:r>
+        <w:rPr>
+          <w:rFonts w:ascii="Arial" w:hAnsi="Arial" w:cs="Arial"/>
+          <w:color w:val="000000"/>
+          <w:sz w:val="24"/>
+          <w:szCs w:val="24"/>
+          <w:highlight w:val="yellow"/>
+          <w:lang w:val="en-GB"/>
+        </w:rPr>
+        <w:t>designed to create a single integrated national framework for learning achievements</w:t>
+      </w:r>
+      <w:r>
+        <w:rPr>
+          <w:rFonts w:ascii="Arial" w:hAnsi="Arial" w:cs="Arial"/>
+          <w:color w:val="000000"/>
+          <w:sz w:val="24"/>
+          <w:szCs w:val="24"/>
+          <w:lang w:val="en-GB"/>
+        </w:rPr>
+        <w:t xml:space="preserve">, </w:t>
+      </w:r>
+      <w:r>
+        <w:rPr>
+          <w:rFonts w:ascii="Arial" w:hAnsi="Arial" w:cs="Arial"/>
+          <w:color w:val="000000"/>
+          <w:sz w:val="24"/>
+          <w:szCs w:val="24"/>
+          <w:highlight w:val="yellow"/>
+          <w:lang w:val="en-GB"/>
+        </w:rPr>
+        <w:t>making it easier for learners to transfer credits between different institutions and promoting lifelong learning</w:t>
+      </w:r>
+      <w:r>
+        <w:rPr>
+          <w:rFonts w:ascii="Arial" w:hAnsi="Arial" w:cs="Arial"/>
+          <w:color w:val="000000"/>
+          <w:sz w:val="24"/>
+          <w:szCs w:val="24"/>
+          <w:lang w:val="en-GB"/>
+        </w:rPr>
+        <w:t>.</w:t>
       </w:r>
     </w:p>
     <w:p>
@@ -1923,8 +1960,6 @@
         <w:jc w:val="both"/>
         <w:rPr>
           <w:rFonts w:ascii="Arial" w:hAnsi="Arial" w:cs="Arial"/>
-          <w:b/>
-          <w:bCs/>
           <w:color w:val="000000"/>
           <w:sz w:val="24"/>
           <w:szCs w:val="24"/>
@@ -1941,25 +1976,14 @@
         <w:jc w:val="both"/>
         <w:rPr>
           <w:rFonts w:ascii="Arial" w:hAnsi="Arial" w:cs="Arial"/>
-          <w:color w:val="000000"/>
-          <w:sz w:val="24"/>
-          <w:szCs w:val="24"/>
-          <w:lang w:val="en-GB"/>
-        </w:rPr>
-      </w:pPr>
-      <w:r>
-        <w:rPr>
-          <w:rFonts w:ascii="Arial" w:hAnsi="Arial" w:cs="Arial"/>
           <w:b/>
           <w:bCs/>
           <w:color w:val="000000"/>
           <w:sz w:val="24"/>
           <w:szCs w:val="24"/>
-          <w:highlight w:val="cyan"/>
-          <w:lang w:val="en-GB"/>
-        </w:rPr>
-        <w:t>The Reason for Change:</w:t>
-      </w:r>
+          <w:lang w:val="en-GB"/>
+        </w:rPr>
+      </w:pPr>
       <w:r>
         <w:rPr>
           <w:rFonts w:ascii="Arial" w:hAnsi="Arial" w:cs="Arial"/>
@@ -1968,6 +1992,19 @@
           <w:color w:val="000000"/>
           <w:sz w:val="24"/>
           <w:szCs w:val="24"/>
+          <w:highlight w:val="cyan"/>
+          <w:lang w:val="en-GB"/>
+        </w:rPr>
+        <w:t>Objectives:</w:t>
+      </w:r>
+      <w:r>
+        <w:rPr>
+          <w:rFonts w:ascii="Arial" w:hAnsi="Arial" w:cs="Arial"/>
+          <w:b/>
+          <w:bCs/>
+          <w:color w:val="000000"/>
+          <w:sz w:val="24"/>
+          <w:szCs w:val="24"/>
           <w:lang w:val="en-GB"/>
         </w:rPr>
         <w:t xml:space="preserve"> </w:t>
@@ -1978,104 +2015,9 @@
           <w:color w:val="000000"/>
           <w:sz w:val="24"/>
           <w:szCs w:val="24"/>
-          <w:highlight w:val="yellow"/>
-          <w:lang w:val="en-GB"/>
-        </w:rPr>
-        <w:t>Teachers criticized the National Curriculum Statement (NCS)</w:t>
-      </w:r>
-      <w:r>
-        <w:rPr>
-          <w:rFonts w:ascii="Arial" w:hAnsi="Arial" w:cs="Arial"/>
-          <w:color w:val="000000"/>
-          <w:sz w:val="24"/>
-          <w:szCs w:val="24"/>
-          <w:lang w:val="en-GB"/>
-        </w:rPr>
-        <w:t xml:space="preserve"> because it was </w:t>
-      </w:r>
-      <w:r>
-        <w:rPr>
-          <w:rFonts w:ascii="Arial" w:hAnsi="Arial" w:cs="Arial"/>
-          <w:color w:val="000000"/>
-          <w:sz w:val="24"/>
-          <w:szCs w:val="24"/>
-          <w:highlight w:val="yellow"/>
-          <w:lang w:val="en-GB"/>
-        </w:rPr>
-        <w:t>vague</w:t>
-      </w:r>
-      <w:r>
-        <w:rPr>
-          <w:rFonts w:ascii="Arial" w:hAnsi="Arial" w:cs="Arial"/>
-          <w:color w:val="000000"/>
-          <w:sz w:val="24"/>
-          <w:szCs w:val="24"/>
-          <w:lang w:val="en-GB"/>
-        </w:rPr>
-        <w:t xml:space="preserve">, </w:t>
-      </w:r>
-      <w:r>
-        <w:rPr>
-          <w:rFonts w:ascii="Arial" w:hAnsi="Arial" w:cs="Arial"/>
-          <w:color w:val="000000"/>
-          <w:sz w:val="24"/>
-          <w:szCs w:val="24"/>
-          <w:highlight w:val="yellow"/>
-          <w:lang w:val="en-GB"/>
-        </w:rPr>
-        <w:t>confusing</w:t>
-      </w:r>
-      <w:r>
-        <w:rPr>
-          <w:rFonts w:ascii="Arial" w:hAnsi="Arial" w:cs="Arial"/>
-          <w:color w:val="000000"/>
-          <w:sz w:val="24"/>
-          <w:szCs w:val="24"/>
-          <w:lang w:val="en-GB"/>
-        </w:rPr>
-        <w:t xml:space="preserve">, and created </w:t>
-      </w:r>
-      <w:r>
-        <w:rPr>
-          <w:rFonts w:ascii="Arial" w:hAnsi="Arial" w:cs="Arial"/>
-          <w:color w:val="000000"/>
-          <w:sz w:val="24"/>
-          <w:szCs w:val="24"/>
-          <w:highlight w:val="yellow"/>
-          <w:lang w:val="en-GB"/>
-        </w:rPr>
-        <w:t>too much administrative work</w:t>
-      </w:r>
-      <w:r>
-        <w:rPr>
-          <w:rFonts w:ascii="Arial" w:hAnsi="Arial" w:cs="Arial"/>
-          <w:color w:val="000000"/>
-          <w:sz w:val="24"/>
-          <w:szCs w:val="24"/>
-          <w:lang w:val="en-GB"/>
-        </w:rPr>
-        <w:t xml:space="preserve">. </w:t>
-      </w:r>
-      <w:r>
-        <w:rPr>
-          <w:rFonts w:ascii="Arial" w:hAnsi="Arial" w:cs="Arial"/>
-          <w:color w:val="000000"/>
-          <w:sz w:val="24"/>
-          <w:szCs w:val="24"/>
-          <w:highlight w:val="yellow"/>
-          <w:lang w:val="en-GB"/>
-        </w:rPr>
-        <w:t>It did not clearly explain what or when to teach</w:t>
-      </w:r>
-      <w:r>
-        <w:rPr>
-          <w:rFonts w:ascii="Arial" w:hAnsi="Arial" w:cs="Arial"/>
-          <w:color w:val="000000"/>
-          <w:sz w:val="24"/>
-          <w:szCs w:val="24"/>
-          <w:lang w:val="en-GB"/>
-        </w:rPr>
-        <w:t>.</w:t>
+          <w:lang w:val="en-GB"/>
+        </w:rPr>
+        <w:t>The NQF aims to enhance the quality of education and accelerate the redress of past unfair discrimination in education and training.</w:t>
       </w:r>
     </w:p>
     <w:p>
@@ -2105,110 +2047,14 @@
         <w:jc w:val="both"/>
         <w:rPr>
           <w:rFonts w:ascii="Arial" w:hAnsi="Arial" w:cs="Arial"/>
-          <w:color w:val="000000"/>
-          <w:sz w:val="24"/>
-          <w:szCs w:val="24"/>
-          <w:lang w:val="en-GB"/>
-        </w:rPr>
-      </w:pPr>
-      <w:r>
-        <w:rPr>
-          <w:rFonts w:ascii="Arial" w:hAnsi="Arial" w:cs="Arial"/>
           <w:b/>
           <w:bCs/>
           <w:color w:val="000000"/>
           <w:sz w:val="24"/>
           <w:szCs w:val="24"/>
-          <w:highlight w:val="cyan"/>
-          <w:lang w:val="en-GB"/>
-        </w:rPr>
-        <w:t>The Introduction of CAPS:</w:t>
-      </w:r>
-      <w:r>
-        <w:rPr>
-          <w:rFonts w:ascii="Arial" w:hAnsi="Arial" w:cs="Arial"/>
-          <w:b/>
-          <w:bCs/>
-          <w:color w:val="000000"/>
-          <w:sz w:val="24"/>
-          <w:szCs w:val="24"/>
-          <w:lang w:val="en-GB"/>
-        </w:rPr>
-        <w:t xml:space="preserve"> </w:t>
-      </w:r>
-      <w:r>
-        <w:rPr>
-          <w:rFonts w:ascii="Arial" w:hAnsi="Arial" w:cs="Arial"/>
-          <w:color w:val="000000"/>
-          <w:sz w:val="24"/>
-          <w:szCs w:val="24"/>
-          <w:lang w:val="en-GB"/>
-        </w:rPr>
-        <w:t xml:space="preserve">The </w:t>
-      </w:r>
-      <w:r>
-        <w:rPr>
-          <w:rFonts w:ascii="Arial" w:hAnsi="Arial" w:cs="Arial"/>
-          <w:color w:val="000000"/>
-          <w:sz w:val="24"/>
-          <w:szCs w:val="24"/>
-          <w:highlight w:val="yellow"/>
-          <w:lang w:val="en-GB"/>
-        </w:rPr>
-        <w:t>Curriculum and Assessment Policy Statement (CAPS)</w:t>
-      </w:r>
-      <w:r>
-        <w:rPr>
-          <w:rFonts w:ascii="Arial" w:hAnsi="Arial" w:cs="Arial"/>
-          <w:color w:val="000000"/>
-          <w:sz w:val="24"/>
-          <w:szCs w:val="24"/>
-          <w:lang w:val="en-GB"/>
-        </w:rPr>
-        <w:t xml:space="preserve"> was introduced </w:t>
-      </w:r>
-      <w:r>
-        <w:rPr>
-          <w:rFonts w:ascii="Arial" w:hAnsi="Arial" w:cs="Arial"/>
-          <w:color w:val="000000"/>
-          <w:sz w:val="24"/>
-          <w:szCs w:val="24"/>
-          <w:highlight w:val="yellow"/>
-          <w:lang w:val="en-GB"/>
-        </w:rPr>
-        <w:t>not as a new curriculum</w:t>
-      </w:r>
-      <w:r>
-        <w:rPr>
-          <w:rFonts w:ascii="Arial" w:hAnsi="Arial" w:cs="Arial"/>
-          <w:color w:val="000000"/>
-          <w:sz w:val="24"/>
-          <w:szCs w:val="24"/>
-          <w:lang w:val="en-GB"/>
-        </w:rPr>
-        <w:t xml:space="preserve">, but </w:t>
-      </w:r>
-      <w:r>
-        <w:rPr>
-          <w:rFonts w:ascii="Arial" w:hAnsi="Arial" w:cs="Arial"/>
-          <w:color w:val="000000"/>
-          <w:sz w:val="24"/>
-          <w:szCs w:val="24"/>
-          <w:highlight w:val="yellow"/>
-          <w:lang w:val="en-GB"/>
-        </w:rPr>
-        <w:t>as an amendment to the NCS to simplify and streamline teaching</w:t>
-      </w:r>
-      <w:r>
-        <w:rPr>
-          <w:rFonts w:ascii="Arial" w:hAnsi="Arial" w:cs="Arial"/>
-          <w:color w:val="000000"/>
-          <w:sz w:val="24"/>
-          <w:szCs w:val="24"/>
-          <w:lang w:val="en-GB"/>
-        </w:rPr>
-        <w:t>.</w:t>
-      </w:r>
+          <w:lang w:val="en-GB"/>
+        </w:rPr>
+      </w:pPr>
     </w:p>
     <w:p>
       <w:pPr>
@@ -2237,26 +2083,14 @@
         <w:jc w:val="both"/>
         <w:rPr>
           <w:rFonts w:ascii="Arial" w:hAnsi="Arial" w:cs="Arial"/>
-          <w:color w:val="000000"/>
-          <w:sz w:val="24"/>
-          <w:szCs w:val="24"/>
-          <w:lang w:val="en-GB"/>
-        </w:rPr>
-      </w:pPr>
-      <w:r>
-        <w:rPr>
-          <w:rFonts w:ascii="Arial" w:hAnsi="Arial" w:cs="Arial"/>
           <w:b/>
           <w:bCs/>
           <w:color w:val="000000"/>
           <w:sz w:val="24"/>
           <w:szCs w:val="24"/>
-          <w:highlight w:val="cyan"/>
-          <w:lang w:val="en-GB"/>
-        </w:rPr>
-        <w:lastRenderedPageBreak/>
-        <w:t>Standardised Structure:</w:t>
-      </w:r>
+          <w:lang w:val="en-GB"/>
+        </w:rPr>
+      </w:pPr>
       <w:r>
         <w:rPr>
           <w:rFonts w:ascii="Arial" w:hAnsi="Arial" w:cs="Arial"/>
@@ -2265,135 +2099,11 @@
           <w:color w:val="000000"/>
           <w:sz w:val="24"/>
           <w:szCs w:val="24"/>
-          <w:lang w:val="en-GB"/>
-        </w:rPr>
-        <w:t xml:space="preserve"> </w:t>
-      </w:r>
-      <w:r>
-        <w:rPr>
-          <w:rFonts w:ascii="Arial" w:hAnsi="Arial" w:cs="Arial"/>
-          <w:color w:val="000000"/>
-          <w:sz w:val="24"/>
-          <w:szCs w:val="24"/>
-          <w:highlight w:val="yellow"/>
-          <w:lang w:val="en-GB"/>
-        </w:rPr>
-        <w:t>CAPS provides a single, comprehensive document for every subject</w:t>
-      </w:r>
-      <w:r>
-        <w:rPr>
-          <w:rFonts w:ascii="Arial" w:hAnsi="Arial" w:cs="Arial"/>
-          <w:color w:val="000000"/>
-          <w:sz w:val="24"/>
-          <w:szCs w:val="24"/>
-          <w:lang w:val="en-GB"/>
-        </w:rPr>
-        <w:t xml:space="preserve">. Every CAPS document follows the </w:t>
-      </w:r>
-      <w:r>
-        <w:rPr>
-          <w:rFonts w:ascii="Arial" w:hAnsi="Arial" w:cs="Arial"/>
-          <w:color w:val="000000"/>
-          <w:sz w:val="24"/>
-          <w:szCs w:val="24"/>
-          <w:highlight w:val="yellow"/>
-          <w:lang w:val="en-GB"/>
-        </w:rPr>
-        <w:t>exact same structure</w:t>
-      </w:r>
-      <w:r>
-        <w:rPr>
-          <w:rFonts w:ascii="Arial" w:hAnsi="Arial" w:cs="Arial"/>
-          <w:color w:val="000000"/>
-          <w:sz w:val="24"/>
-          <w:szCs w:val="24"/>
-          <w:lang w:val="en-GB"/>
-        </w:rPr>
-        <w:t xml:space="preserve">, which </w:t>
-      </w:r>
-      <w:r>
-        <w:rPr>
-          <w:rFonts w:ascii="Arial" w:hAnsi="Arial" w:cs="Arial"/>
-          <w:color w:val="000000"/>
-          <w:sz w:val="24"/>
-          <w:szCs w:val="24"/>
-          <w:highlight w:val="yellow"/>
-          <w:lang w:val="en-GB"/>
-        </w:rPr>
-        <w:t>includes the Background</w:t>
-      </w:r>
-      <w:r>
-        <w:rPr>
-          <w:rFonts w:ascii="Arial" w:hAnsi="Arial" w:cs="Arial"/>
-          <w:color w:val="000000"/>
-          <w:sz w:val="24"/>
-          <w:szCs w:val="24"/>
-          <w:lang w:val="en-GB"/>
-        </w:rPr>
-        <w:t xml:space="preserve">, </w:t>
-      </w:r>
-      <w:r>
-        <w:rPr>
-          <w:rFonts w:ascii="Arial" w:hAnsi="Arial" w:cs="Arial"/>
-          <w:color w:val="000000"/>
-          <w:sz w:val="24"/>
-          <w:szCs w:val="24"/>
-          <w:highlight w:val="yellow"/>
-          <w:lang w:val="en-GB"/>
-        </w:rPr>
-        <w:t>Aims</w:t>
-      </w:r>
-      <w:r>
-        <w:rPr>
-          <w:rFonts w:ascii="Arial" w:hAnsi="Arial" w:cs="Arial"/>
-          <w:color w:val="000000"/>
-          <w:sz w:val="24"/>
-          <w:szCs w:val="24"/>
-          <w:lang w:val="en-GB"/>
-        </w:rPr>
-        <w:t xml:space="preserve">, </w:t>
-      </w:r>
-      <w:r>
-        <w:rPr>
-          <w:rFonts w:ascii="Arial" w:hAnsi="Arial" w:cs="Arial"/>
-          <w:color w:val="000000"/>
-          <w:sz w:val="24"/>
-          <w:szCs w:val="24"/>
-          <w:highlight w:val="yellow"/>
-          <w:lang w:val="en-GB"/>
-        </w:rPr>
-        <w:t>Content</w:t>
-      </w:r>
-      <w:r>
-        <w:rPr>
-          <w:rFonts w:ascii="Arial" w:hAnsi="Arial" w:cs="Arial"/>
-          <w:color w:val="000000"/>
-          <w:sz w:val="24"/>
-          <w:szCs w:val="24"/>
-          <w:lang w:val="en-GB"/>
-        </w:rPr>
-        <w:t xml:space="preserve">, and </w:t>
-      </w:r>
-      <w:r>
-        <w:rPr>
-          <w:rFonts w:ascii="Arial" w:hAnsi="Arial" w:cs="Arial"/>
-          <w:color w:val="000000"/>
-          <w:sz w:val="24"/>
-          <w:szCs w:val="24"/>
-          <w:highlight w:val="yellow"/>
-          <w:lang w:val="en-GB"/>
-        </w:rPr>
-        <w:t>Assessment guidelines</w:t>
-      </w:r>
-      <w:r>
-        <w:rPr>
-          <w:rFonts w:ascii="Arial" w:hAnsi="Arial" w:cs="Arial"/>
-          <w:color w:val="000000"/>
-          <w:sz w:val="24"/>
-          <w:szCs w:val="24"/>
-          <w:lang w:val="en-GB"/>
-        </w:rPr>
-        <w:t>.</w:t>
+          <w:highlight w:val="green"/>
+          <w:lang w:val="en-GB"/>
+        </w:rPr>
+        <w:lastRenderedPageBreak/>
+        <w:t>Q3: The Transition from NCS to CAPS (10 marks)</w:t>
       </w:r>
     </w:p>
     <w:p>
@@ -2440,7 +2150,7 @@
           <w:highlight w:val="cyan"/>
           <w:lang w:val="en-GB"/>
         </w:rPr>
-        <w:t>Clear Guidance and Pacing:</w:t>
+        <w:t>The Reason for Change:</w:t>
       </w:r>
       <w:r>
         <w:rPr>
@@ -2460,20 +2170,31 @@
           <w:color w:val="000000"/>
           <w:sz w:val="24"/>
           <w:szCs w:val="24"/>
-          <w:lang w:val="en-GB"/>
-        </w:rPr>
-        <w:t xml:space="preserve">Unlike the NCS, </w:t>
-      </w:r>
-      <w:r>
-        <w:rPr>
-          <w:rFonts w:ascii="Arial" w:hAnsi="Arial" w:cs="Arial"/>
-          <w:color w:val="000000"/>
-          <w:sz w:val="24"/>
-          <w:szCs w:val="24"/>
           <w:highlight w:val="yellow"/>
           <w:lang w:val="en-GB"/>
         </w:rPr>
-        <w:t>CAPS tells teachers exactly what topics to teach</w:t>
+        <w:t>Teachers criticized the National Curriculum Statement (NCS)</w:t>
+      </w:r>
+      <w:r>
+        <w:rPr>
+          <w:rFonts w:ascii="Arial" w:hAnsi="Arial" w:cs="Arial"/>
+          <w:color w:val="000000"/>
+          <w:sz w:val="24"/>
+          <w:szCs w:val="24"/>
+          <w:lang w:val="en-GB"/>
+        </w:rPr>
+        <w:t xml:space="preserve"> because it was </w:t>
+      </w:r>
+      <w:r>
+        <w:rPr>
+          <w:rFonts w:ascii="Arial" w:hAnsi="Arial" w:cs="Arial"/>
+          <w:color w:val="000000"/>
+          <w:sz w:val="24"/>
+          <w:szCs w:val="24"/>
+          <w:highlight w:val="yellow"/>
+          <w:lang w:val="en-GB"/>
+        </w:rPr>
+        <w:t>vague</w:t>
       </w:r>
       <w:r>
         <w:rPr>
@@ -2494,17 +2215,17 @@
           <w:highlight w:val="yellow"/>
           <w:lang w:val="en-GB"/>
         </w:rPr>
-        <w:t>how much time to spend on each topic</w:t>
-      </w:r>
-      <w:r>
-        <w:rPr>
-          <w:rFonts w:ascii="Arial" w:hAnsi="Arial" w:cs="Arial"/>
-          <w:color w:val="000000"/>
-          <w:sz w:val="24"/>
-          <w:szCs w:val="24"/>
-          <w:lang w:val="en-GB"/>
-        </w:rPr>
-        <w:t xml:space="preserve">, and </w:t>
+        <w:t>confusing</w:t>
+      </w:r>
+      <w:r>
+        <w:rPr>
+          <w:rFonts w:ascii="Arial" w:hAnsi="Arial" w:cs="Arial"/>
+          <w:color w:val="000000"/>
+          <w:sz w:val="24"/>
+          <w:szCs w:val="24"/>
+          <w:lang w:val="en-GB"/>
+        </w:rPr>
+        <w:t xml:space="preserve">, and created </w:t>
       </w:r>
       <w:r>
         <w:rPr>
@@ -2515,7 +2236,28 @@
           <w:highlight w:val="yellow"/>
           <w:lang w:val="en-GB"/>
         </w:rPr>
-        <w:t>exactly how to conduct formal and informal assessments</w:t>
+        <w:t>too much administrative work</w:t>
+      </w:r>
+      <w:r>
+        <w:rPr>
+          <w:rFonts w:ascii="Arial" w:hAnsi="Arial" w:cs="Arial"/>
+          <w:color w:val="000000"/>
+          <w:sz w:val="24"/>
+          <w:szCs w:val="24"/>
+          <w:lang w:val="en-GB"/>
+        </w:rPr>
+        <w:t xml:space="preserve">. </w:t>
+      </w:r>
+      <w:r>
+        <w:rPr>
+          <w:rFonts w:ascii="Arial" w:hAnsi="Arial" w:cs="Arial"/>
+          <w:color w:val="000000"/>
+          <w:sz w:val="24"/>
+          <w:szCs w:val="24"/>
+          <w:highlight w:val="yellow"/>
+          <w:lang w:val="en-GB"/>
+        </w:rPr>
+        <w:t>It did not clearly explain what or when to teach</w:t>
       </w:r>
       <w:r>
         <w:rPr>
@@ -2572,7 +2314,7 @@
           <w:highlight w:val="cyan"/>
           <w:lang w:val="en-GB"/>
         </w:rPr>
-        <w:t>Freedom vs. Rules</w:t>
+        <w:t>The Introduction of CAPS:</w:t>
       </w:r>
       <w:r>
         <w:rPr>
@@ -2582,19 +2324,6 @@
           <w:color w:val="000000"/>
           <w:sz w:val="24"/>
           <w:szCs w:val="24"/>
-          <w:highlight w:val="cyan"/>
-          <w:lang w:val="en-GB"/>
-        </w:rPr>
-        <w:t>:</w:t>
-      </w:r>
-      <w:r>
-        <w:rPr>
-          <w:rFonts w:ascii="Arial" w:hAnsi="Arial" w:cs="Arial"/>
-          <w:b/>
-          <w:bCs/>
-          <w:color w:val="000000"/>
-          <w:sz w:val="24"/>
-          <w:szCs w:val="24"/>
           <w:lang w:val="en-GB"/>
         </w:rPr>
         <w:t xml:space="preserve"> </w:t>
@@ -2607,7 +2336,7 @@
           <w:szCs w:val="24"/>
           <w:lang w:val="en-GB"/>
         </w:rPr>
-        <w:t xml:space="preserve">A curriculum should ideally be flexible, but </w:t>
+        <w:t xml:space="preserve">The </w:t>
       </w:r>
       <w:r>
         <w:rPr>
@@ -2618,17 +2347,17 @@
           <w:highlight w:val="yellow"/>
           <w:lang w:val="en-GB"/>
         </w:rPr>
-        <w:t>CAPS is very strict and prescriptive</w:t>
-      </w:r>
-      <w:r>
-        <w:rPr>
-          <w:rFonts w:ascii="Arial" w:hAnsi="Arial" w:cs="Arial"/>
-          <w:color w:val="000000"/>
-          <w:sz w:val="24"/>
-          <w:szCs w:val="24"/>
-          <w:lang w:val="en-GB"/>
-        </w:rPr>
-        <w:t xml:space="preserve">. </w:t>
+        <w:t>Curriculum and Assessment Policy Statement (CAPS)</w:t>
+      </w:r>
+      <w:r>
+        <w:rPr>
+          <w:rFonts w:ascii="Arial" w:hAnsi="Arial" w:cs="Arial"/>
+          <w:color w:val="000000"/>
+          <w:sz w:val="24"/>
+          <w:szCs w:val="24"/>
+          <w:lang w:val="en-GB"/>
+        </w:rPr>
+        <w:t xml:space="preserve"> was introduced </w:t>
       </w:r>
       <w:r>
         <w:rPr>
@@ -2639,7 +2368,28 @@
           <w:highlight w:val="yellow"/>
           <w:lang w:val="en-GB"/>
         </w:rPr>
-        <w:t>Because of this, teachers have less freedom to create their own lesson content and must focus on following the rules</w:t>
+        <w:t>not as a new curriculum</w:t>
+      </w:r>
+      <w:r>
+        <w:rPr>
+          <w:rFonts w:ascii="Arial" w:hAnsi="Arial" w:cs="Arial"/>
+          <w:color w:val="000000"/>
+          <w:sz w:val="24"/>
+          <w:szCs w:val="24"/>
+          <w:lang w:val="en-GB"/>
+        </w:rPr>
+        <w:t xml:space="preserve">, but </w:t>
+      </w:r>
+      <w:r>
+        <w:rPr>
+          <w:rFonts w:ascii="Arial" w:hAnsi="Arial" w:cs="Arial"/>
+          <w:color w:val="000000"/>
+          <w:sz w:val="24"/>
+          <w:szCs w:val="24"/>
+          <w:highlight w:val="yellow"/>
+          <w:lang w:val="en-GB"/>
+        </w:rPr>
+        <w:t>as an amendment to the NCS to simplify and streamline teaching</w:t>
       </w:r>
       <w:r>
         <w:rPr>
@@ -2679,14 +2429,163 @@
         <w:jc w:val="both"/>
         <w:rPr>
           <w:rFonts w:ascii="Arial" w:hAnsi="Arial" w:cs="Arial"/>
+          <w:color w:val="000000"/>
+          <w:sz w:val="24"/>
+          <w:szCs w:val="24"/>
+          <w:lang w:val="en-GB"/>
+        </w:rPr>
+      </w:pPr>
+      <w:r>
+        <w:rPr>
+          <w:rFonts w:ascii="Arial" w:hAnsi="Arial" w:cs="Arial"/>
           <w:b/>
           <w:bCs/>
           <w:color w:val="000000"/>
           <w:sz w:val="24"/>
           <w:szCs w:val="24"/>
-          <w:lang w:val="en-GB"/>
-        </w:rPr>
-      </w:pPr>
+          <w:highlight w:val="cyan"/>
+          <w:lang w:val="en-GB"/>
+        </w:rPr>
+        <w:t>Standardised Structure:</w:t>
+      </w:r>
+      <w:r>
+        <w:rPr>
+          <w:rFonts w:ascii="Arial" w:hAnsi="Arial" w:cs="Arial"/>
+          <w:b/>
+          <w:bCs/>
+          <w:color w:val="000000"/>
+          <w:sz w:val="24"/>
+          <w:szCs w:val="24"/>
+          <w:lang w:val="en-GB"/>
+        </w:rPr>
+        <w:t xml:space="preserve"> </w:t>
+      </w:r>
+      <w:r>
+        <w:rPr>
+          <w:rFonts w:ascii="Arial" w:hAnsi="Arial" w:cs="Arial"/>
+          <w:color w:val="000000"/>
+          <w:sz w:val="24"/>
+          <w:szCs w:val="24"/>
+          <w:highlight w:val="yellow"/>
+          <w:lang w:val="en-GB"/>
+        </w:rPr>
+        <w:t>CAPS provides a single, comprehensive document for every subject</w:t>
+      </w:r>
+      <w:r>
+        <w:rPr>
+          <w:rFonts w:ascii="Arial" w:hAnsi="Arial" w:cs="Arial"/>
+          <w:color w:val="000000"/>
+          <w:sz w:val="24"/>
+          <w:szCs w:val="24"/>
+          <w:lang w:val="en-GB"/>
+        </w:rPr>
+        <w:t xml:space="preserve">. Every CAPS document follows the </w:t>
+      </w:r>
+      <w:r>
+        <w:rPr>
+          <w:rFonts w:ascii="Arial" w:hAnsi="Arial" w:cs="Arial"/>
+          <w:color w:val="000000"/>
+          <w:sz w:val="24"/>
+          <w:szCs w:val="24"/>
+          <w:highlight w:val="yellow"/>
+          <w:lang w:val="en-GB"/>
+        </w:rPr>
+        <w:t>exact same structure</w:t>
+      </w:r>
+      <w:r>
+        <w:rPr>
+          <w:rFonts w:ascii="Arial" w:hAnsi="Arial" w:cs="Arial"/>
+          <w:color w:val="000000"/>
+          <w:sz w:val="24"/>
+          <w:szCs w:val="24"/>
+          <w:lang w:val="en-GB"/>
+        </w:rPr>
+        <w:t xml:space="preserve">, which </w:t>
+      </w:r>
+      <w:r>
+        <w:rPr>
+          <w:rFonts w:ascii="Arial" w:hAnsi="Arial" w:cs="Arial"/>
+          <w:color w:val="000000"/>
+          <w:sz w:val="24"/>
+          <w:szCs w:val="24"/>
+          <w:highlight w:val="yellow"/>
+          <w:lang w:val="en-GB"/>
+        </w:rPr>
+        <w:t>includes the Background</w:t>
+      </w:r>
+      <w:r>
+        <w:rPr>
+          <w:rFonts w:ascii="Arial" w:hAnsi="Arial" w:cs="Arial"/>
+          <w:color w:val="000000"/>
+          <w:sz w:val="24"/>
+          <w:szCs w:val="24"/>
+          <w:lang w:val="en-GB"/>
+        </w:rPr>
+        <w:t xml:space="preserve">, </w:t>
+      </w:r>
+      <w:r>
+        <w:rPr>
+          <w:rFonts w:ascii="Arial" w:hAnsi="Arial" w:cs="Arial"/>
+          <w:color w:val="000000"/>
+          <w:sz w:val="24"/>
+          <w:szCs w:val="24"/>
+          <w:highlight w:val="yellow"/>
+          <w:lang w:val="en-GB"/>
+        </w:rPr>
+        <w:t>Aims</w:t>
+      </w:r>
+      <w:r>
+        <w:rPr>
+          <w:rFonts w:ascii="Arial" w:hAnsi="Arial" w:cs="Arial"/>
+          <w:color w:val="000000"/>
+          <w:sz w:val="24"/>
+          <w:szCs w:val="24"/>
+          <w:lang w:val="en-GB"/>
+        </w:rPr>
+        <w:t xml:space="preserve">, </w:t>
+      </w:r>
+      <w:r>
+        <w:rPr>
+          <w:rFonts w:ascii="Arial" w:hAnsi="Arial" w:cs="Arial"/>
+          <w:color w:val="000000"/>
+          <w:sz w:val="24"/>
+          <w:szCs w:val="24"/>
+          <w:highlight w:val="yellow"/>
+          <w:lang w:val="en-GB"/>
+        </w:rPr>
+        <w:t>Content</w:t>
+      </w:r>
+      <w:r>
+        <w:rPr>
+          <w:rFonts w:ascii="Arial" w:hAnsi="Arial" w:cs="Arial"/>
+          <w:color w:val="000000"/>
+          <w:sz w:val="24"/>
+          <w:szCs w:val="24"/>
+          <w:lang w:val="en-GB"/>
+        </w:rPr>
+        <w:t xml:space="preserve">, and </w:t>
+      </w:r>
+      <w:r>
+        <w:rPr>
+          <w:rFonts w:ascii="Arial" w:hAnsi="Arial" w:cs="Arial"/>
+          <w:color w:val="000000"/>
+          <w:sz w:val="24"/>
+          <w:szCs w:val="24"/>
+          <w:highlight w:val="yellow"/>
+          <w:lang w:val="en-GB"/>
+        </w:rPr>
+        <w:t>Assessment guidelines</w:t>
+      </w:r>
+      <w:r>
+        <w:rPr>
+          <w:rFonts w:ascii="Arial" w:hAnsi="Arial" w:cs="Arial"/>
+          <w:color w:val="000000"/>
+          <w:sz w:val="24"/>
+          <w:szCs w:val="24"/>
+          <w:lang w:val="en-GB"/>
+        </w:rPr>
+        <w:t>.</w:t>
+      </w:r>
     </w:p>
     <w:p>
       <w:pPr>
@@ -2715,14 +2614,25 @@
         <w:jc w:val="both"/>
         <w:rPr>
           <w:rFonts w:ascii="Arial" w:hAnsi="Arial" w:cs="Arial"/>
+          <w:color w:val="000000"/>
+          <w:sz w:val="24"/>
+          <w:szCs w:val="24"/>
+          <w:lang w:val="en-GB"/>
+        </w:rPr>
+      </w:pPr>
+      <w:r>
+        <w:rPr>
+          <w:rFonts w:ascii="Arial" w:hAnsi="Arial" w:cs="Arial"/>
           <w:b/>
           <w:bCs/>
           <w:color w:val="000000"/>
           <w:sz w:val="24"/>
           <w:szCs w:val="24"/>
-          <w:lang w:val="en-GB"/>
-        </w:rPr>
-      </w:pPr>
+          <w:highlight w:val="cyan"/>
+          <w:lang w:val="en-GB"/>
+        </w:rPr>
+        <w:t>Clear Guidance and Pacing:</w:t>
+      </w:r>
       <w:r>
         <w:rPr>
           <w:rFonts w:ascii="Arial" w:hAnsi="Arial" w:cs="Arial"/>
@@ -2731,10 +2641,82 @@
           <w:color w:val="000000"/>
           <w:sz w:val="24"/>
           <w:szCs w:val="24"/>
-          <w:highlight w:val="green"/>
-          <w:lang w:val="en-GB"/>
-        </w:rPr>
-        <w:t>Q4: Types of Curricula (8 marks)</w:t>
+          <w:lang w:val="en-GB"/>
+        </w:rPr>
+        <w:t xml:space="preserve"> </w:t>
+      </w:r>
+      <w:r>
+        <w:rPr>
+          <w:rFonts w:ascii="Arial" w:hAnsi="Arial" w:cs="Arial"/>
+          <w:color w:val="000000"/>
+          <w:sz w:val="24"/>
+          <w:szCs w:val="24"/>
+          <w:lang w:val="en-GB"/>
+        </w:rPr>
+        <w:t xml:space="preserve">Unlike the NCS, </w:t>
+      </w:r>
+      <w:r>
+        <w:rPr>
+          <w:rFonts w:ascii="Arial" w:hAnsi="Arial" w:cs="Arial"/>
+          <w:color w:val="000000"/>
+          <w:sz w:val="24"/>
+          <w:szCs w:val="24"/>
+          <w:highlight w:val="yellow"/>
+          <w:lang w:val="en-GB"/>
+        </w:rPr>
+        <w:t>CAPS tells teachers exactly what topics to teach</w:t>
+      </w:r>
+      <w:r>
+        <w:rPr>
+          <w:rFonts w:ascii="Arial" w:hAnsi="Arial" w:cs="Arial"/>
+          <w:color w:val="000000"/>
+          <w:sz w:val="24"/>
+          <w:szCs w:val="24"/>
+          <w:lang w:val="en-GB"/>
+        </w:rPr>
+        <w:t xml:space="preserve">, </w:t>
+      </w:r>
+      <w:r>
+        <w:rPr>
+          <w:rFonts w:ascii="Arial" w:hAnsi="Arial" w:cs="Arial"/>
+          <w:color w:val="000000"/>
+          <w:sz w:val="24"/>
+          <w:szCs w:val="24"/>
+          <w:highlight w:val="yellow"/>
+          <w:lang w:val="en-GB"/>
+        </w:rPr>
+        <w:t>how much time to spend on each topic</w:t>
+      </w:r>
+      <w:r>
+        <w:rPr>
+          <w:rFonts w:ascii="Arial" w:hAnsi="Arial" w:cs="Arial"/>
+          <w:color w:val="000000"/>
+          <w:sz w:val="24"/>
+          <w:szCs w:val="24"/>
+          <w:lang w:val="en-GB"/>
+        </w:rPr>
+        <w:t xml:space="preserve">, and </w:t>
+      </w:r>
+      <w:r>
+        <w:rPr>
+          <w:rFonts w:ascii="Arial" w:hAnsi="Arial" w:cs="Arial"/>
+          <w:color w:val="000000"/>
+          <w:sz w:val="24"/>
+          <w:szCs w:val="24"/>
+          <w:highlight w:val="yellow"/>
+          <w:lang w:val="en-GB"/>
+        </w:rPr>
+        <w:t>exactly how to conduct formal and informal assessments</w:t>
+      </w:r>
+      <w:r>
+        <w:rPr>
+          <w:rFonts w:ascii="Arial" w:hAnsi="Arial" w:cs="Arial"/>
+          <w:color w:val="000000"/>
+          <w:sz w:val="24"/>
+          <w:szCs w:val="24"/>
+          <w:lang w:val="en-GB"/>
+        </w:rPr>
+        <w:t>.</w:t>
       </w:r>
     </w:p>
     <w:p>
@@ -2781,7 +2763,7 @@
           <w:highlight w:val="cyan"/>
           <w:lang w:val="en-GB"/>
         </w:rPr>
-        <w:t>The Official (Explicit) Curriculum:</w:t>
+        <w:t>Freedom vs. Rules</w:t>
       </w:r>
       <w:r>
         <w:rPr>
@@ -2791,6 +2773,19 @@
           <w:color w:val="000000"/>
           <w:sz w:val="24"/>
           <w:szCs w:val="24"/>
+          <w:highlight w:val="cyan"/>
+          <w:lang w:val="en-GB"/>
+        </w:rPr>
+        <w:t>:</w:t>
+      </w:r>
+      <w:r>
+        <w:rPr>
+          <w:rFonts w:ascii="Arial" w:hAnsi="Arial" w:cs="Arial"/>
+          <w:b/>
+          <w:bCs/>
+          <w:color w:val="000000"/>
+          <w:sz w:val="24"/>
+          <w:szCs w:val="24"/>
           <w:lang w:val="en-GB"/>
         </w:rPr>
         <w:t xml:space="preserve"> </w:t>
@@ -2803,7 +2798,7 @@
           <w:szCs w:val="24"/>
           <w:lang w:val="en-GB"/>
         </w:rPr>
-        <w:t xml:space="preserve">This is the </w:t>
+        <w:t xml:space="preserve">A curriculum should ideally be flexible, but </w:t>
       </w:r>
       <w:r>
         <w:rPr>
@@ -2814,17 +2809,17 @@
           <w:highlight w:val="yellow"/>
           <w:lang w:val="en-GB"/>
         </w:rPr>
-        <w:t>formal</w:t>
-      </w:r>
-      <w:r>
-        <w:rPr>
-          <w:rFonts w:ascii="Arial" w:hAnsi="Arial" w:cs="Arial"/>
-          <w:color w:val="000000"/>
-          <w:sz w:val="24"/>
-          <w:szCs w:val="24"/>
-          <w:lang w:val="en-GB"/>
-        </w:rPr>
-        <w:t xml:space="preserve">, </w:t>
+        <w:t>CAPS is very strict and prescriptive</w:t>
+      </w:r>
+      <w:r>
+        <w:rPr>
+          <w:rFonts w:ascii="Arial" w:hAnsi="Arial" w:cs="Arial"/>
+          <w:color w:val="000000"/>
+          <w:sz w:val="24"/>
+          <w:szCs w:val="24"/>
+          <w:lang w:val="en-GB"/>
+        </w:rPr>
+        <w:t xml:space="preserve">. </w:t>
       </w:r>
       <w:r>
         <w:rPr>
@@ -2835,80 +2830,17 @@
           <w:highlight w:val="yellow"/>
           <w:lang w:val="en-GB"/>
         </w:rPr>
-        <w:t>written curriculum dictated by the Department of Basic Education</w:t>
-      </w:r>
-      <w:r>
-        <w:rPr>
-          <w:rFonts w:ascii="Arial" w:hAnsi="Arial" w:cs="Arial"/>
-          <w:color w:val="000000"/>
-          <w:sz w:val="24"/>
-          <w:szCs w:val="24"/>
-          <w:lang w:val="en-GB"/>
-        </w:rPr>
-        <w:t xml:space="preserve">. It </w:t>
-      </w:r>
-      <w:r>
-        <w:rPr>
-          <w:rFonts w:ascii="Arial" w:hAnsi="Arial" w:cs="Arial"/>
-          <w:color w:val="000000"/>
-          <w:sz w:val="24"/>
-          <w:szCs w:val="24"/>
-          <w:highlight w:val="yellow"/>
-          <w:lang w:val="en-GB"/>
-        </w:rPr>
-        <w:t>includes CAPS documents</w:t>
-      </w:r>
-      <w:r>
-        <w:rPr>
-          <w:rFonts w:ascii="Arial" w:hAnsi="Arial" w:cs="Arial"/>
-          <w:color w:val="000000"/>
-          <w:sz w:val="24"/>
-          <w:szCs w:val="24"/>
-          <w:lang w:val="en-GB"/>
-        </w:rPr>
-        <w:t xml:space="preserve">, </w:t>
-      </w:r>
-      <w:r>
-        <w:rPr>
-          <w:rFonts w:ascii="Arial" w:hAnsi="Arial" w:cs="Arial"/>
-          <w:color w:val="000000"/>
-          <w:sz w:val="24"/>
-          <w:szCs w:val="24"/>
-          <w:highlight w:val="yellow"/>
-          <w:lang w:val="en-GB"/>
-        </w:rPr>
-        <w:t>textbooks</w:t>
-      </w:r>
-      <w:r>
-        <w:rPr>
-          <w:rFonts w:ascii="Arial" w:hAnsi="Arial" w:cs="Arial"/>
-          <w:color w:val="000000"/>
-          <w:sz w:val="24"/>
-          <w:szCs w:val="24"/>
-          <w:lang w:val="en-GB"/>
-        </w:rPr>
-        <w:t xml:space="preserve">, and </w:t>
-      </w:r>
-      <w:r>
-        <w:rPr>
-          <w:rFonts w:ascii="Arial" w:hAnsi="Arial" w:cs="Arial"/>
-          <w:color w:val="000000"/>
-          <w:sz w:val="24"/>
-          <w:szCs w:val="24"/>
-          <w:highlight w:val="yellow"/>
-          <w:lang w:val="en-GB"/>
-        </w:rPr>
-        <w:t>formal testing rules</w:t>
-      </w:r>
-      <w:r>
-        <w:rPr>
-          <w:rFonts w:ascii="Arial" w:hAnsi="Arial" w:cs="Arial"/>
-          <w:color w:val="000000"/>
-          <w:sz w:val="24"/>
-          <w:szCs w:val="24"/>
-          <w:lang w:val="en-GB"/>
-        </w:rPr>
-        <w:t>. For example, the official curriculum tells Grade 10 Geography teachers they must teach about the atmosphere and geomorphology.</w:t>
+        <w:t>Because of this, teachers have less freedom to create their own lesson content and must focus on following the rules</w:t>
+      </w:r>
+      <w:r>
+        <w:rPr>
+          <w:rFonts w:ascii="Arial" w:hAnsi="Arial" w:cs="Arial"/>
+          <w:color w:val="000000"/>
+          <w:sz w:val="24"/>
+          <w:szCs w:val="24"/>
+          <w:lang w:val="en-GB"/>
+        </w:rPr>
+        <w:t>.</w:t>
       </w:r>
     </w:p>
     <w:p>
@@ -2938,25 +2870,14 @@
         <w:jc w:val="both"/>
         <w:rPr>
           <w:rFonts w:ascii="Arial" w:hAnsi="Arial" w:cs="Arial"/>
-          <w:color w:val="000000"/>
-          <w:sz w:val="24"/>
-          <w:szCs w:val="24"/>
-          <w:lang w:val="en-GB"/>
-        </w:rPr>
-      </w:pPr>
-      <w:r>
-        <w:rPr>
-          <w:rFonts w:ascii="Arial" w:hAnsi="Arial" w:cs="Arial"/>
           <w:b/>
           <w:bCs/>
           <w:color w:val="000000"/>
           <w:sz w:val="24"/>
           <w:szCs w:val="24"/>
-          <w:highlight w:val="cyan"/>
-          <w:lang w:val="en-GB"/>
-        </w:rPr>
-        <w:t>The Hidden Curriculum:</w:t>
-      </w:r>
+          <w:lang w:val="en-GB"/>
+        </w:rPr>
+      </w:pPr>
       <w:r>
         <w:rPr>
           <w:rFonts w:ascii="Arial" w:hAnsi="Arial" w:cs="Arial"/>
@@ -2965,156 +2886,10 @@
           <w:color w:val="000000"/>
           <w:sz w:val="24"/>
           <w:szCs w:val="24"/>
-          <w:lang w:val="en-GB"/>
-        </w:rPr>
-        <w:t xml:space="preserve"> </w:t>
-      </w:r>
-      <w:r>
-        <w:rPr>
-          <w:rFonts w:ascii="Arial" w:hAnsi="Arial" w:cs="Arial"/>
-          <w:color w:val="000000"/>
-          <w:sz w:val="24"/>
-          <w:szCs w:val="24"/>
-          <w:lang w:val="en-GB"/>
-        </w:rPr>
-        <w:t xml:space="preserve">These are the </w:t>
-      </w:r>
-      <w:r>
-        <w:rPr>
-          <w:rFonts w:ascii="Arial" w:hAnsi="Arial" w:cs="Arial"/>
-          <w:color w:val="000000"/>
-          <w:sz w:val="24"/>
-          <w:szCs w:val="24"/>
-          <w:highlight w:val="yellow"/>
-          <w:lang w:val="en-GB"/>
-        </w:rPr>
-        <w:t>unspoken rules</w:t>
-      </w:r>
-      <w:r>
-        <w:rPr>
-          <w:rFonts w:ascii="Arial" w:hAnsi="Arial" w:cs="Arial"/>
-          <w:color w:val="000000"/>
-          <w:sz w:val="24"/>
-          <w:szCs w:val="24"/>
-          <w:lang w:val="en-GB"/>
-        </w:rPr>
-        <w:t xml:space="preserve">, </w:t>
-      </w:r>
-      <w:r>
-        <w:rPr>
-          <w:rFonts w:ascii="Arial" w:hAnsi="Arial" w:cs="Arial"/>
-          <w:color w:val="000000"/>
-          <w:sz w:val="24"/>
-          <w:szCs w:val="24"/>
-          <w:highlight w:val="yellow"/>
-          <w:lang w:val="en-GB"/>
-        </w:rPr>
-        <w:t>values</w:t>
-      </w:r>
-      <w:r>
-        <w:rPr>
-          <w:rFonts w:ascii="Arial" w:hAnsi="Arial" w:cs="Arial"/>
-          <w:color w:val="000000"/>
-          <w:sz w:val="24"/>
-          <w:szCs w:val="24"/>
-          <w:lang w:val="en-GB"/>
-        </w:rPr>
-        <w:t xml:space="preserve">, and </w:t>
-      </w:r>
-      <w:r>
-        <w:rPr>
-          <w:rFonts w:ascii="Arial" w:hAnsi="Arial" w:cs="Arial"/>
-          <w:color w:val="000000"/>
-          <w:sz w:val="24"/>
-          <w:szCs w:val="24"/>
-          <w:highlight w:val="yellow"/>
-          <w:lang w:val="en-GB"/>
-        </w:rPr>
-        <w:t>behaviours</w:t>
-      </w:r>
-      <w:r>
-        <w:rPr>
-          <w:rFonts w:ascii="Arial" w:hAnsi="Arial" w:cs="Arial"/>
-          <w:color w:val="000000"/>
-          <w:sz w:val="24"/>
-          <w:szCs w:val="24"/>
-          <w:highlight w:val="yellow"/>
-          <w:lang w:val="en-GB"/>
-        </w:rPr>
-        <w:t xml:space="preserve"> students learn just by being in a school environment</w:t>
-      </w:r>
-      <w:r>
-        <w:rPr>
-          <w:rFonts w:ascii="Arial" w:hAnsi="Arial" w:cs="Arial"/>
-          <w:color w:val="000000"/>
-          <w:sz w:val="24"/>
-          <w:szCs w:val="24"/>
-          <w:lang w:val="en-GB"/>
-        </w:rPr>
-        <w:t xml:space="preserve">. Examples include learning about </w:t>
-      </w:r>
-      <w:r>
-        <w:rPr>
-          <w:rFonts w:ascii="Arial" w:hAnsi="Arial" w:cs="Arial"/>
-          <w:color w:val="000000"/>
-          <w:sz w:val="24"/>
-          <w:szCs w:val="24"/>
-          <w:highlight w:val="yellow"/>
-          <w:lang w:val="en-GB"/>
-        </w:rPr>
-        <w:t>being on time</w:t>
-      </w:r>
-      <w:r>
-        <w:rPr>
-          <w:rFonts w:ascii="Arial" w:hAnsi="Arial" w:cs="Arial"/>
-          <w:color w:val="000000"/>
-          <w:sz w:val="24"/>
-          <w:szCs w:val="24"/>
-          <w:lang w:val="en-GB"/>
-        </w:rPr>
-        <w:t xml:space="preserve">, </w:t>
-      </w:r>
-      <w:r>
-        <w:rPr>
-          <w:rFonts w:ascii="Arial" w:hAnsi="Arial" w:cs="Arial"/>
-          <w:color w:val="000000"/>
-          <w:sz w:val="24"/>
-          <w:szCs w:val="24"/>
-          <w:highlight w:val="yellow"/>
-          <w:lang w:val="en-GB"/>
-        </w:rPr>
-        <w:t>respecting authority</w:t>
-      </w:r>
-      <w:r>
-        <w:rPr>
-          <w:rFonts w:ascii="Arial" w:hAnsi="Arial" w:cs="Arial"/>
-          <w:color w:val="000000"/>
-          <w:sz w:val="24"/>
-          <w:szCs w:val="24"/>
-          <w:lang w:val="en-GB"/>
-        </w:rPr>
-        <w:t xml:space="preserve">, and </w:t>
-      </w:r>
-      <w:r>
-        <w:rPr>
-          <w:rFonts w:ascii="Arial" w:hAnsi="Arial" w:cs="Arial"/>
-          <w:color w:val="000000"/>
-          <w:sz w:val="24"/>
-          <w:szCs w:val="24"/>
-          <w:highlight w:val="yellow"/>
-          <w:lang w:val="en-GB"/>
-        </w:rPr>
-        <w:t>understanding social power dynamics</w:t>
-      </w:r>
-      <w:r>
-        <w:rPr>
-          <w:rFonts w:ascii="Arial" w:hAnsi="Arial" w:cs="Arial"/>
-          <w:color w:val="000000"/>
-          <w:sz w:val="24"/>
-          <w:szCs w:val="24"/>
-          <w:lang w:val="en-GB"/>
-        </w:rPr>
-        <w:t>.</w:t>
+          <w:highlight w:val="green"/>
+          <w:lang w:val="en-GB"/>
+        </w:rPr>
+        <w:t>Q4: Types of Curricula (8 marks)</w:t>
       </w:r>
     </w:p>
     <w:p>
@@ -3161,7 +2936,7 @@
           <w:highlight w:val="cyan"/>
           <w:lang w:val="en-GB"/>
         </w:rPr>
-        <w:t>The Enacted (Actual) Curriculum:</w:t>
+        <w:t>The Official (Explicit) Curriculum:</w:t>
       </w:r>
       <w:r>
         <w:rPr>
@@ -3183,7 +2958,7 @@
           <w:szCs w:val="24"/>
           <w:lang w:val="en-GB"/>
         </w:rPr>
-        <w:t xml:space="preserve">This is </w:t>
+        <w:t xml:space="preserve">This is the </w:t>
       </w:r>
       <w:r>
         <w:rPr>
@@ -3194,17 +2969,17 @@
           <w:highlight w:val="yellow"/>
           <w:lang w:val="en-GB"/>
         </w:rPr>
-        <w:t>what really happens in the classroom</w:t>
-      </w:r>
-      <w:r>
-        <w:rPr>
-          <w:rFonts w:ascii="Arial" w:hAnsi="Arial" w:cs="Arial"/>
-          <w:color w:val="000000"/>
-          <w:sz w:val="24"/>
-          <w:szCs w:val="24"/>
-          <w:lang w:val="en-GB"/>
-        </w:rPr>
-        <w:t xml:space="preserve">. It is </w:t>
+        <w:t>formal</w:t>
+      </w:r>
+      <w:r>
+        <w:rPr>
+          <w:rFonts w:ascii="Arial" w:hAnsi="Arial" w:cs="Arial"/>
+          <w:color w:val="000000"/>
+          <w:sz w:val="24"/>
+          <w:szCs w:val="24"/>
+          <w:lang w:val="en-GB"/>
+        </w:rPr>
+        <w:t xml:space="preserve">, </w:t>
       </w:r>
       <w:r>
         <w:rPr>
@@ -3215,7 +2990,17 @@
           <w:highlight w:val="yellow"/>
           <w:lang w:val="en-GB"/>
         </w:rPr>
-        <w:t xml:space="preserve">how a teacher actually adapts the official </w:t>
+        <w:t>written curriculum dictated by the Department of Basic Education</w:t>
+      </w:r>
+      <w:r>
+        <w:rPr>
+          <w:rFonts w:ascii="Arial" w:hAnsi="Arial" w:cs="Arial"/>
+          <w:color w:val="000000"/>
+          <w:sz w:val="24"/>
+          <w:szCs w:val="24"/>
+          <w:lang w:val="en-GB"/>
+        </w:rPr>
+        <w:t xml:space="preserve">. It </w:t>
       </w:r>
       <w:r>
         <w:rPr>
@@ -3226,17 +3011,59 @@
           <w:highlight w:val="yellow"/>
           <w:lang w:val="en-GB"/>
         </w:rPr>
-        <w:t>curriculum to fit the specific needs of their students</w:t>
-      </w:r>
-      <w:r>
-        <w:rPr>
-          <w:rFonts w:ascii="Arial" w:hAnsi="Arial" w:cs="Arial"/>
-          <w:color w:val="000000"/>
-          <w:sz w:val="24"/>
-          <w:szCs w:val="24"/>
-          <w:lang w:val="en-GB"/>
-        </w:rPr>
-        <w:t>.</w:t>
+        <w:t>includes CAPS documents</w:t>
+      </w:r>
+      <w:r>
+        <w:rPr>
+          <w:rFonts w:ascii="Arial" w:hAnsi="Arial" w:cs="Arial"/>
+          <w:color w:val="000000"/>
+          <w:sz w:val="24"/>
+          <w:szCs w:val="24"/>
+          <w:lang w:val="en-GB"/>
+        </w:rPr>
+        <w:t xml:space="preserve">, </w:t>
+      </w:r>
+      <w:r>
+        <w:rPr>
+          <w:rFonts w:ascii="Arial" w:hAnsi="Arial" w:cs="Arial"/>
+          <w:color w:val="000000"/>
+          <w:sz w:val="24"/>
+          <w:szCs w:val="24"/>
+          <w:highlight w:val="yellow"/>
+          <w:lang w:val="en-GB"/>
+        </w:rPr>
+        <w:t>textbooks</w:t>
+      </w:r>
+      <w:r>
+        <w:rPr>
+          <w:rFonts w:ascii="Arial" w:hAnsi="Arial" w:cs="Arial"/>
+          <w:color w:val="000000"/>
+          <w:sz w:val="24"/>
+          <w:szCs w:val="24"/>
+          <w:lang w:val="en-GB"/>
+        </w:rPr>
+        <w:t xml:space="preserve">, and </w:t>
+      </w:r>
+      <w:r>
+        <w:rPr>
+          <w:rFonts w:ascii="Arial" w:hAnsi="Arial" w:cs="Arial"/>
+          <w:color w:val="000000"/>
+          <w:sz w:val="24"/>
+          <w:szCs w:val="24"/>
+          <w:highlight w:val="yellow"/>
+          <w:lang w:val="en-GB"/>
+        </w:rPr>
+        <w:t>formal testing rules</w:t>
+      </w:r>
+      <w:r>
+        <w:rPr>
+          <w:rFonts w:ascii="Arial" w:hAnsi="Arial" w:cs="Arial"/>
+          <w:color w:val="000000"/>
+          <w:sz w:val="24"/>
+          <w:szCs w:val="24"/>
+          <w:lang w:val="en-GB"/>
+        </w:rPr>
+        <w:t>. For example, the official curriculum tells Grade 10 Geography teachers they must teach about the atmosphere and geomorphology.</w:t>
       </w:r>
     </w:p>
     <w:p>
@@ -3283,8 +3110,7 @@
           <w:highlight w:val="cyan"/>
           <w:lang w:val="en-GB"/>
         </w:rPr>
-        <w:lastRenderedPageBreak/>
-        <w:t>The Null Curriculum:</w:t>
+        <w:t>The Hidden Curriculum:</w:t>
       </w:r>
       <w:r>
         <w:rPr>
@@ -3306,7 +3132,7 @@
           <w:szCs w:val="24"/>
           <w:lang w:val="en-GB"/>
         </w:rPr>
-        <w:t xml:space="preserve">This is </w:t>
+        <w:t xml:space="preserve">These are the </w:t>
       </w:r>
       <w:r>
         <w:rPr>
@@ -3317,17 +3143,17 @@
           <w:highlight w:val="yellow"/>
           <w:lang w:val="en-GB"/>
         </w:rPr>
-        <w:t>what schools purposely or accidentally leave out of lessons</w:t>
-      </w:r>
-      <w:r>
-        <w:rPr>
-          <w:rFonts w:ascii="Arial" w:hAnsi="Arial" w:cs="Arial"/>
-          <w:color w:val="000000"/>
-          <w:sz w:val="24"/>
-          <w:szCs w:val="24"/>
-          <w:lang w:val="en-GB"/>
-        </w:rPr>
-        <w:t xml:space="preserve">. Leaving topics out </w:t>
+        <w:t>unspoken rules</w:t>
+      </w:r>
+      <w:r>
+        <w:rPr>
+          <w:rFonts w:ascii="Arial" w:hAnsi="Arial" w:cs="Arial"/>
+          <w:color w:val="000000"/>
+          <w:sz w:val="24"/>
+          <w:szCs w:val="24"/>
+          <w:lang w:val="en-GB"/>
+        </w:rPr>
+        <w:t xml:space="preserve">, </w:t>
       </w:r>
       <w:r>
         <w:rPr>
@@ -3338,7 +3164,17 @@
           <w:highlight w:val="yellow"/>
           <w:lang w:val="en-GB"/>
         </w:rPr>
-        <w:t xml:space="preserve">shows students what </w:t>
+        <w:t>values</w:t>
+      </w:r>
+      <w:r>
+        <w:rPr>
+          <w:rFonts w:ascii="Arial" w:hAnsi="Arial" w:cs="Arial"/>
+          <w:color w:val="000000"/>
+          <w:sz w:val="24"/>
+          <w:szCs w:val="24"/>
+          <w:lang w:val="en-GB"/>
+        </w:rPr>
+        <w:t xml:space="preserve">, and </w:t>
       </w:r>
       <w:r>
         <w:rPr>
@@ -3349,7 +3185,92 @@
           <w:highlight w:val="yellow"/>
           <w:lang w:val="en-GB"/>
         </w:rPr>
-        <w:t>society thinks is unimportant or controversial</w:t>
+        <w:t>behaviours</w:t>
+      </w:r>
+      <w:r>
+        <w:rPr>
+          <w:rFonts w:ascii="Arial" w:hAnsi="Arial" w:cs="Arial"/>
+          <w:color w:val="000000"/>
+          <w:sz w:val="24"/>
+          <w:szCs w:val="24"/>
+          <w:highlight w:val="yellow"/>
+          <w:lang w:val="en-GB"/>
+        </w:rPr>
+        <w:t xml:space="preserve"> students learn just by being in a school environment</w:t>
+      </w:r>
+      <w:r>
+        <w:rPr>
+          <w:rFonts w:ascii="Arial" w:hAnsi="Arial" w:cs="Arial"/>
+          <w:color w:val="000000"/>
+          <w:sz w:val="24"/>
+          <w:szCs w:val="24"/>
+          <w:lang w:val="en-GB"/>
+        </w:rPr>
+        <w:t xml:space="preserve">. Examples include learning </w:t>
+      </w:r>
+      <w:r>
+        <w:rPr>
+          <w:rFonts w:ascii="Arial" w:hAnsi="Arial" w:cs="Arial"/>
+          <w:color w:val="000000"/>
+          <w:sz w:val="24"/>
+          <w:szCs w:val="24"/>
+          <w:lang w:val="en-GB"/>
+        </w:rPr>
+        <w:lastRenderedPageBreak/>
+        <w:t xml:space="preserve">about </w:t>
+      </w:r>
+      <w:r>
+        <w:rPr>
+          <w:rFonts w:ascii="Arial" w:hAnsi="Arial" w:cs="Arial"/>
+          <w:color w:val="000000"/>
+          <w:sz w:val="24"/>
+          <w:szCs w:val="24"/>
+          <w:highlight w:val="yellow"/>
+          <w:lang w:val="en-GB"/>
+        </w:rPr>
+        <w:t>being on time</w:t>
+      </w:r>
+      <w:r>
+        <w:rPr>
+          <w:rFonts w:ascii="Arial" w:hAnsi="Arial" w:cs="Arial"/>
+          <w:color w:val="000000"/>
+          <w:sz w:val="24"/>
+          <w:szCs w:val="24"/>
+          <w:lang w:val="en-GB"/>
+        </w:rPr>
+        <w:t xml:space="preserve">, </w:t>
+      </w:r>
+      <w:r>
+        <w:rPr>
+          <w:rFonts w:ascii="Arial" w:hAnsi="Arial" w:cs="Arial"/>
+          <w:color w:val="000000"/>
+          <w:sz w:val="24"/>
+          <w:szCs w:val="24"/>
+          <w:highlight w:val="yellow"/>
+          <w:lang w:val="en-GB"/>
+        </w:rPr>
+        <w:t>respecting authority</w:t>
+      </w:r>
+      <w:r>
+        <w:rPr>
+          <w:rFonts w:ascii="Arial" w:hAnsi="Arial" w:cs="Arial"/>
+          <w:color w:val="000000"/>
+          <w:sz w:val="24"/>
+          <w:szCs w:val="24"/>
+          <w:lang w:val="en-GB"/>
+        </w:rPr>
+        <w:t xml:space="preserve">, and </w:t>
+      </w:r>
+      <w:r>
+        <w:rPr>
+          <w:rFonts w:ascii="Arial" w:hAnsi="Arial" w:cs="Arial"/>
+          <w:color w:val="000000"/>
+          <w:sz w:val="24"/>
+          <w:szCs w:val="24"/>
+          <w:highlight w:val="yellow"/>
+          <w:lang w:val="en-GB"/>
+        </w:rPr>
+        <w:t>understanding social power dynamics</w:t>
       </w:r>
       <w:r>
         <w:rPr>
@@ -3389,14 +3310,25 @@
         <w:jc w:val="both"/>
         <w:rPr>
           <w:rFonts w:ascii="Arial" w:hAnsi="Arial" w:cs="Arial"/>
+          <w:color w:val="000000"/>
+          <w:sz w:val="24"/>
+          <w:szCs w:val="24"/>
+          <w:lang w:val="en-GB"/>
+        </w:rPr>
+      </w:pPr>
+      <w:r>
+        <w:rPr>
+          <w:rFonts w:ascii="Arial" w:hAnsi="Arial" w:cs="Arial"/>
           <w:b/>
           <w:bCs/>
           <w:color w:val="000000"/>
           <w:sz w:val="24"/>
           <w:szCs w:val="24"/>
-          <w:lang w:val="en-GB"/>
-        </w:rPr>
-      </w:pPr>
+          <w:highlight w:val="cyan"/>
+          <w:lang w:val="en-GB"/>
+        </w:rPr>
+        <w:t>The Enacted (Actual) Curriculum:</w:t>
+      </w:r>
       <w:r>
         <w:rPr>
           <w:rFonts w:ascii="Arial" w:hAnsi="Arial" w:cs="Arial"/>
@@ -3405,10 +3337,72 @@
           <w:color w:val="000000"/>
           <w:sz w:val="24"/>
           <w:szCs w:val="24"/>
-          <w:highlight w:val="green"/>
-          <w:lang w:val="en-GB"/>
-        </w:rPr>
-        <w:t>Q5: Inquiry-Based Learning (10 marks)</w:t>
+          <w:lang w:val="en-GB"/>
+        </w:rPr>
+        <w:t xml:space="preserve"> </w:t>
+      </w:r>
+      <w:r>
+        <w:rPr>
+          <w:rFonts w:ascii="Arial" w:hAnsi="Arial" w:cs="Arial"/>
+          <w:color w:val="000000"/>
+          <w:sz w:val="24"/>
+          <w:szCs w:val="24"/>
+          <w:lang w:val="en-GB"/>
+        </w:rPr>
+        <w:t xml:space="preserve">This is </w:t>
+      </w:r>
+      <w:r>
+        <w:rPr>
+          <w:rFonts w:ascii="Arial" w:hAnsi="Arial" w:cs="Arial"/>
+          <w:color w:val="000000"/>
+          <w:sz w:val="24"/>
+          <w:szCs w:val="24"/>
+          <w:highlight w:val="yellow"/>
+          <w:lang w:val="en-GB"/>
+        </w:rPr>
+        <w:t>what really happens in the classroom</w:t>
+      </w:r>
+      <w:r>
+        <w:rPr>
+          <w:rFonts w:ascii="Arial" w:hAnsi="Arial" w:cs="Arial"/>
+          <w:color w:val="000000"/>
+          <w:sz w:val="24"/>
+          <w:szCs w:val="24"/>
+          <w:lang w:val="en-GB"/>
+        </w:rPr>
+        <w:t xml:space="preserve">. It is </w:t>
+      </w:r>
+      <w:r>
+        <w:rPr>
+          <w:rFonts w:ascii="Arial" w:hAnsi="Arial" w:cs="Arial"/>
+          <w:color w:val="000000"/>
+          <w:sz w:val="24"/>
+          <w:szCs w:val="24"/>
+          <w:highlight w:val="yellow"/>
+          <w:lang w:val="en-GB"/>
+        </w:rPr>
+        <w:t xml:space="preserve">how a teacher actually adapts the official </w:t>
+      </w:r>
+      <w:r>
+        <w:rPr>
+          <w:rFonts w:ascii="Arial" w:hAnsi="Arial" w:cs="Arial"/>
+          <w:color w:val="000000"/>
+          <w:sz w:val="24"/>
+          <w:szCs w:val="24"/>
+          <w:highlight w:val="yellow"/>
+          <w:lang w:val="en-GB"/>
+        </w:rPr>
+        <w:t>curriculum to fit the specific needs of their students</w:t>
+      </w:r>
+      <w:r>
+        <w:rPr>
+          <w:rFonts w:ascii="Arial" w:hAnsi="Arial" w:cs="Arial"/>
+          <w:color w:val="000000"/>
+          <w:sz w:val="24"/>
+          <w:szCs w:val="24"/>
+          <w:lang w:val="en-GB"/>
+        </w:rPr>
+        <w:t>.</w:t>
       </w:r>
     </w:p>
     <w:p>
@@ -3455,7 +3449,7 @@
           <w:highlight w:val="cyan"/>
           <w:lang w:val="en-GB"/>
         </w:rPr>
-        <w:t>Background</w:t>
+        <w:t>The Null Curriculum:</w:t>
       </w:r>
       <w:r>
         <w:rPr>
@@ -3465,19 +3459,6 @@
           <w:color w:val="000000"/>
           <w:sz w:val="24"/>
           <w:szCs w:val="24"/>
-          <w:highlight w:val="cyan"/>
-          <w:lang w:val="en-GB"/>
-        </w:rPr>
-        <w:t>:</w:t>
-      </w:r>
-      <w:r>
-        <w:rPr>
-          <w:rFonts w:ascii="Arial" w:hAnsi="Arial" w:cs="Arial"/>
-          <w:b/>
-          <w:bCs/>
-          <w:color w:val="000000"/>
-          <w:sz w:val="24"/>
-          <w:szCs w:val="24"/>
           <w:lang w:val="en-GB"/>
         </w:rPr>
         <w:t xml:space="preserve"> </w:t>
@@ -3490,7 +3471,7 @@
           <w:szCs w:val="24"/>
           <w:lang w:val="en-GB"/>
         </w:rPr>
-        <w:t xml:space="preserve">It </w:t>
+        <w:t xml:space="preserve">This is </w:t>
       </w:r>
       <w:r>
         <w:rPr>
@@ -3501,17 +3482,17 @@
           <w:highlight w:val="yellow"/>
           <w:lang w:val="en-GB"/>
         </w:rPr>
-        <w:t>comes from the theory of constructivism</w:t>
-      </w:r>
-      <w:r>
-        <w:rPr>
-          <w:rFonts w:ascii="Arial" w:hAnsi="Arial" w:cs="Arial"/>
-          <w:color w:val="000000"/>
-          <w:sz w:val="24"/>
-          <w:szCs w:val="24"/>
-          <w:lang w:val="en-GB"/>
-        </w:rPr>
-        <w:t xml:space="preserve">, which was </w:t>
+        <w:t>what schools purposely or accidentally leave out of lessons</w:t>
+      </w:r>
+      <w:r>
+        <w:rPr>
+          <w:rFonts w:ascii="Arial" w:hAnsi="Arial" w:cs="Arial"/>
+          <w:color w:val="000000"/>
+          <w:sz w:val="24"/>
+          <w:szCs w:val="24"/>
+          <w:lang w:val="en-GB"/>
+        </w:rPr>
+        <w:t xml:space="preserve">. Leaving topics out </w:t>
       </w:r>
       <w:r>
         <w:rPr>
@@ -3522,17 +3503,7 @@
           <w:highlight w:val="yellow"/>
           <w:lang w:val="en-GB"/>
         </w:rPr>
-        <w:t>supported by philosophers like John Dewey</w:t>
-      </w:r>
-      <w:r>
-        <w:rPr>
-          <w:rFonts w:ascii="Arial" w:hAnsi="Arial" w:cs="Arial"/>
-          <w:color w:val="000000"/>
-          <w:sz w:val="24"/>
-          <w:szCs w:val="24"/>
-          <w:lang w:val="en-GB"/>
-        </w:rPr>
-        <w:t xml:space="preserve">. This </w:t>
+        <w:t xml:space="preserve">shows students what </w:t>
       </w:r>
       <w:r>
         <w:rPr>
@@ -3543,28 +3514,7 @@
           <w:highlight w:val="yellow"/>
           <w:lang w:val="en-GB"/>
         </w:rPr>
-        <w:t>theory says learners are not empty containers waiting to be filled with facts</w:t>
-      </w:r>
-      <w:r>
-        <w:rPr>
-          <w:rFonts w:ascii="Arial" w:hAnsi="Arial" w:cs="Arial"/>
-          <w:color w:val="000000"/>
-          <w:sz w:val="24"/>
-          <w:szCs w:val="24"/>
-          <w:lang w:val="en-GB"/>
-        </w:rPr>
-        <w:t xml:space="preserve">; </w:t>
-      </w:r>
-      <w:r>
-        <w:rPr>
-          <w:rFonts w:ascii="Arial" w:hAnsi="Arial" w:cs="Arial"/>
-          <w:color w:val="000000"/>
-          <w:sz w:val="24"/>
-          <w:szCs w:val="24"/>
-          <w:highlight w:val="yellow"/>
-          <w:lang w:val="en-GB"/>
-        </w:rPr>
-        <w:t>they actively build their own knowledge through experience</w:t>
+        <w:t>society thinks is unimportant or controversial</w:t>
       </w:r>
       <w:r>
         <w:rPr>
@@ -3604,25 +3554,14 @@
         <w:jc w:val="both"/>
         <w:rPr>
           <w:rFonts w:ascii="Arial" w:hAnsi="Arial" w:cs="Arial"/>
-          <w:color w:val="000000"/>
-          <w:sz w:val="24"/>
-          <w:szCs w:val="24"/>
-          <w:lang w:val="en-GB"/>
-        </w:rPr>
-      </w:pPr>
-      <w:r>
-        <w:rPr>
-          <w:rFonts w:ascii="Arial" w:hAnsi="Arial" w:cs="Arial"/>
           <w:b/>
           <w:bCs/>
           <w:color w:val="000000"/>
           <w:sz w:val="24"/>
           <w:szCs w:val="24"/>
-          <w:highlight w:val="cyan"/>
-          <w:lang w:val="en-GB"/>
-        </w:rPr>
-        <w:t>Definition:</w:t>
-      </w:r>
+          <w:lang w:val="en-GB"/>
+        </w:rPr>
+      </w:pPr>
       <w:r>
         <w:rPr>
           <w:rFonts w:ascii="Arial" w:hAnsi="Arial" w:cs="Arial"/>
@@ -3631,103 +3570,10 @@
           <w:color w:val="000000"/>
           <w:sz w:val="24"/>
           <w:szCs w:val="24"/>
-          <w:lang w:val="en-GB"/>
-        </w:rPr>
-        <w:t xml:space="preserve"> </w:t>
-      </w:r>
-      <w:r>
-        <w:rPr>
-          <w:rFonts w:ascii="Arial" w:hAnsi="Arial" w:cs="Arial"/>
-          <w:color w:val="000000"/>
-          <w:sz w:val="24"/>
-          <w:szCs w:val="24"/>
-          <w:lang w:val="en-GB"/>
-        </w:rPr>
-        <w:t xml:space="preserve">It is a </w:t>
-      </w:r>
-      <w:r>
-        <w:rPr>
-          <w:rFonts w:ascii="Arial" w:hAnsi="Arial" w:cs="Arial"/>
-          <w:color w:val="000000"/>
-          <w:sz w:val="24"/>
-          <w:szCs w:val="24"/>
-          <w:highlight w:val="yellow"/>
-          <w:lang w:val="en-GB"/>
-        </w:rPr>
-        <w:t>hands-on way of learning</w:t>
-      </w:r>
-      <w:r>
-        <w:rPr>
-          <w:rFonts w:ascii="Arial" w:hAnsi="Arial" w:cs="Arial"/>
-          <w:color w:val="000000"/>
-          <w:sz w:val="24"/>
-          <w:szCs w:val="24"/>
-          <w:lang w:val="en-GB"/>
-        </w:rPr>
-        <w:t xml:space="preserve"> where </w:t>
-      </w:r>
-      <w:r>
-        <w:rPr>
-          <w:rFonts w:ascii="Arial" w:hAnsi="Arial" w:cs="Arial"/>
-          <w:color w:val="000000"/>
-          <w:sz w:val="24"/>
-          <w:szCs w:val="24"/>
-          <w:highlight w:val="yellow"/>
-          <w:lang w:val="en-GB"/>
-        </w:rPr>
-        <w:t>students ask questions</w:t>
-      </w:r>
-      <w:r>
-        <w:rPr>
-          <w:rFonts w:ascii="Arial" w:hAnsi="Arial" w:cs="Arial"/>
-          <w:color w:val="000000"/>
-          <w:sz w:val="24"/>
-          <w:szCs w:val="24"/>
-          <w:lang w:val="en-GB"/>
-        </w:rPr>
-        <w:t xml:space="preserve">, </w:t>
-      </w:r>
-      <w:r>
-        <w:rPr>
-          <w:rFonts w:ascii="Arial" w:hAnsi="Arial" w:cs="Arial"/>
-          <w:color w:val="000000"/>
-          <w:sz w:val="24"/>
-          <w:szCs w:val="24"/>
-          <w:highlight w:val="yellow"/>
-          <w:lang w:val="en-GB"/>
-        </w:rPr>
-        <w:t>investigate</w:t>
-      </w:r>
-      <w:r>
-        <w:rPr>
-          <w:rFonts w:ascii="Arial" w:hAnsi="Arial" w:cs="Arial"/>
-          <w:color w:val="000000"/>
-          <w:sz w:val="24"/>
-          <w:szCs w:val="24"/>
-          <w:lang w:val="en-GB"/>
-        </w:rPr>
-        <w:t xml:space="preserve">, and </w:t>
-      </w:r>
-      <w:r>
-        <w:rPr>
-          <w:rFonts w:ascii="Arial" w:hAnsi="Arial" w:cs="Arial"/>
-          <w:color w:val="000000"/>
-          <w:sz w:val="24"/>
-          <w:szCs w:val="24"/>
-          <w:highlight w:val="yellow"/>
-          <w:lang w:val="en-GB"/>
-        </w:rPr>
-        <w:t>solve problems instead of just listening</w:t>
-      </w:r>
-      <w:r>
-        <w:rPr>
-          <w:rFonts w:ascii="Arial" w:hAnsi="Arial" w:cs="Arial"/>
-          <w:color w:val="000000"/>
-          <w:sz w:val="24"/>
-          <w:szCs w:val="24"/>
-          <w:lang w:val="en-GB"/>
-        </w:rPr>
-        <w:t xml:space="preserve"> to a teacher lecture.</w:t>
+          <w:highlight w:val="green"/>
+          <w:lang w:val="en-GB"/>
+        </w:rPr>
+        <w:t>Q5: Inquiry-Based Learning (10 marks)</w:t>
       </w:r>
     </w:p>
     <w:p>
@@ -3774,7 +3620,7 @@
           <w:highlight w:val="cyan"/>
           <w:lang w:val="en-GB"/>
         </w:rPr>
-        <w:t>Process:</w:t>
+        <w:t>Background</w:t>
       </w:r>
       <w:r>
         <w:rPr>
@@ -3784,6 +3630,19 @@
           <w:color w:val="000000"/>
           <w:sz w:val="24"/>
           <w:szCs w:val="24"/>
+          <w:highlight w:val="cyan"/>
+          <w:lang w:val="en-GB"/>
+        </w:rPr>
+        <w:t>:</w:t>
+      </w:r>
+      <w:r>
+        <w:rPr>
+          <w:rFonts w:ascii="Arial" w:hAnsi="Arial" w:cs="Arial"/>
+          <w:b/>
+          <w:bCs/>
+          <w:color w:val="000000"/>
+          <w:sz w:val="24"/>
+          <w:szCs w:val="24"/>
           <w:lang w:val="en-GB"/>
         </w:rPr>
         <w:t xml:space="preserve"> </w:t>
@@ -3796,7 +3655,7 @@
           <w:szCs w:val="24"/>
           <w:lang w:val="en-GB"/>
         </w:rPr>
-        <w:t xml:space="preserve">Students </w:t>
+        <w:t xml:space="preserve">It </w:t>
       </w:r>
       <w:r>
         <w:rPr>
@@ -3807,17 +3666,17 @@
           <w:highlight w:val="yellow"/>
           <w:lang w:val="en-GB"/>
         </w:rPr>
-        <w:t>ask a question</w:t>
-      </w:r>
-      <w:r>
-        <w:rPr>
-          <w:rFonts w:ascii="Arial" w:hAnsi="Arial" w:cs="Arial"/>
-          <w:color w:val="000000"/>
-          <w:sz w:val="24"/>
-          <w:szCs w:val="24"/>
-          <w:lang w:val="en-GB"/>
-        </w:rPr>
-        <w:t xml:space="preserve">, </w:t>
+        <w:t>comes from the theory of constructivism</w:t>
+      </w:r>
+      <w:r>
+        <w:rPr>
+          <w:rFonts w:ascii="Arial" w:hAnsi="Arial" w:cs="Arial"/>
+          <w:color w:val="000000"/>
+          <w:sz w:val="24"/>
+          <w:szCs w:val="24"/>
+          <w:lang w:val="en-GB"/>
+        </w:rPr>
+        <w:t xml:space="preserve">, which was </w:t>
       </w:r>
       <w:r>
         <w:rPr>
@@ -3828,17 +3687,17 @@
           <w:highlight w:val="yellow"/>
           <w:lang w:val="en-GB"/>
         </w:rPr>
-        <w:t>do research</w:t>
-      </w:r>
-      <w:r>
-        <w:rPr>
-          <w:rFonts w:ascii="Arial" w:hAnsi="Arial" w:cs="Arial"/>
-          <w:color w:val="000000"/>
-          <w:sz w:val="24"/>
-          <w:szCs w:val="24"/>
-          <w:lang w:val="en-GB"/>
-        </w:rPr>
-        <w:t xml:space="preserve"> to find data, </w:t>
+        <w:t>supported by philosophers like John Dewey</w:t>
+      </w:r>
+      <w:r>
+        <w:rPr>
+          <w:rFonts w:ascii="Arial" w:hAnsi="Arial" w:cs="Arial"/>
+          <w:color w:val="000000"/>
+          <w:sz w:val="24"/>
+          <w:szCs w:val="24"/>
+          <w:lang w:val="en-GB"/>
+        </w:rPr>
+        <w:t xml:space="preserve">. This </w:t>
       </w:r>
       <w:r>
         <w:rPr>
@@ -3849,7 +3708,17 @@
           <w:highlight w:val="yellow"/>
           <w:lang w:val="en-GB"/>
         </w:rPr>
-        <w:t>analyse</w:t>
+        <w:t>theory says learners are not empty containers waiting to be filled with facts</w:t>
+      </w:r>
+      <w:r>
+        <w:rPr>
+          <w:rFonts w:ascii="Arial" w:hAnsi="Arial" w:cs="Arial"/>
+          <w:color w:val="000000"/>
+          <w:sz w:val="24"/>
+          <w:szCs w:val="24"/>
+          <w:lang w:val="en-GB"/>
+        </w:rPr>
+        <w:t xml:space="preserve">; </w:t>
       </w:r>
       <w:r>
         <w:rPr>
@@ -3860,28 +3729,7 @@
           <w:highlight w:val="yellow"/>
           <w:lang w:val="en-GB"/>
         </w:rPr>
-        <w:t xml:space="preserve"> the data</w:t>
-      </w:r>
-      <w:r>
-        <w:rPr>
-          <w:rFonts w:ascii="Arial" w:hAnsi="Arial" w:cs="Arial"/>
-          <w:color w:val="000000"/>
-          <w:sz w:val="24"/>
-          <w:szCs w:val="24"/>
-          <w:lang w:val="en-GB"/>
-        </w:rPr>
-        <w:t xml:space="preserve">, and </w:t>
-      </w:r>
-      <w:r>
-        <w:rPr>
-          <w:rFonts w:ascii="Arial" w:hAnsi="Arial" w:cs="Arial"/>
-          <w:color w:val="000000"/>
-          <w:sz w:val="24"/>
-          <w:szCs w:val="24"/>
-          <w:highlight w:val="yellow"/>
-          <w:lang w:val="en-GB"/>
-        </w:rPr>
-        <w:t>make conclusions based on evidence</w:t>
+        <w:t>they actively build their own knowledge through experience</w:t>
       </w:r>
       <w:r>
         <w:rPr>
@@ -3938,7 +3786,7 @@
           <w:highlight w:val="cyan"/>
           <w:lang w:val="en-GB"/>
         </w:rPr>
-        <w:t>Teacher's Role</w:t>
+        <w:t>Definition:</w:t>
       </w:r>
       <w:r>
         <w:rPr>
@@ -3948,19 +3796,6 @@
           <w:color w:val="000000"/>
           <w:sz w:val="24"/>
           <w:szCs w:val="24"/>
-          <w:highlight w:val="cyan"/>
-          <w:lang w:val="en-GB"/>
-        </w:rPr>
-        <w:t>:</w:t>
-      </w:r>
-      <w:r>
-        <w:rPr>
-          <w:rFonts w:ascii="Arial" w:hAnsi="Arial" w:cs="Arial"/>
-          <w:b/>
-          <w:bCs/>
-          <w:color w:val="000000"/>
-          <w:sz w:val="24"/>
-          <w:szCs w:val="24"/>
           <w:lang w:val="en-GB"/>
         </w:rPr>
         <w:t xml:space="preserve"> </w:t>
@@ -3973,7 +3808,7 @@
           <w:szCs w:val="24"/>
           <w:lang w:val="en-GB"/>
         </w:rPr>
-        <w:t xml:space="preserve">The </w:t>
+        <w:t xml:space="preserve">It is a </w:t>
       </w:r>
       <w:r>
         <w:rPr>
@@ -3984,17 +3819,17 @@
           <w:highlight w:val="yellow"/>
           <w:lang w:val="en-GB"/>
         </w:rPr>
-        <w:t>teacher acts as a guide or facilitator rather than just a speaker</w:t>
-      </w:r>
-      <w:r>
-        <w:rPr>
-          <w:rFonts w:ascii="Arial" w:hAnsi="Arial" w:cs="Arial"/>
-          <w:color w:val="000000"/>
-          <w:sz w:val="24"/>
-          <w:szCs w:val="24"/>
-          <w:lang w:val="en-GB"/>
-        </w:rPr>
-        <w:t xml:space="preserve">. They </w:t>
+        <w:t>hands-on way of learning</w:t>
+      </w:r>
+      <w:r>
+        <w:rPr>
+          <w:rFonts w:ascii="Arial" w:hAnsi="Arial" w:cs="Arial"/>
+          <w:color w:val="000000"/>
+          <w:sz w:val="24"/>
+          <w:szCs w:val="24"/>
+          <w:lang w:val="en-GB"/>
+        </w:rPr>
+        <w:t xml:space="preserve"> where </w:t>
       </w:r>
       <w:r>
         <w:rPr>
@@ -4005,7 +3840,7 @@
           <w:highlight w:val="yellow"/>
           <w:lang w:val="en-GB"/>
         </w:rPr>
-        <w:t>set up the problem</w:t>
+        <w:t>students ask questions</w:t>
       </w:r>
       <w:r>
         <w:rPr>
@@ -4026,7 +3861,7 @@
           <w:highlight w:val="yellow"/>
           <w:lang w:val="en-GB"/>
         </w:rPr>
-        <w:t>provide resources</w:t>
+        <w:t>investigate</w:t>
       </w:r>
       <w:r>
         <w:rPr>
@@ -4047,17 +3882,17 @@
           <w:highlight w:val="yellow"/>
           <w:lang w:val="en-GB"/>
         </w:rPr>
-        <w:t>help students discover the answers themselves</w:t>
-      </w:r>
-      <w:r>
-        <w:rPr>
-          <w:rFonts w:ascii="Arial" w:hAnsi="Arial" w:cs="Arial"/>
-          <w:color w:val="000000"/>
-          <w:sz w:val="24"/>
-          <w:szCs w:val="24"/>
-          <w:lang w:val="en-GB"/>
-        </w:rPr>
-        <w:t>.</w:t>
+        <w:t>solve problems instead of just listening</w:t>
+      </w:r>
+      <w:r>
+        <w:rPr>
+          <w:rFonts w:ascii="Arial" w:hAnsi="Arial" w:cs="Arial"/>
+          <w:color w:val="000000"/>
+          <w:sz w:val="24"/>
+          <w:szCs w:val="24"/>
+          <w:lang w:val="en-GB"/>
+        </w:rPr>
+        <w:t xml:space="preserve"> to a teacher lecture.</w:t>
       </w:r>
     </w:p>
     <w:p>
@@ -4104,7 +3939,7 @@
           <w:highlight w:val="cyan"/>
           <w:lang w:val="en-GB"/>
         </w:rPr>
-        <w:t>Example</w:t>
+        <w:t>Process:</w:t>
       </w:r>
       <w:r>
         <w:rPr>
@@ -4114,19 +3949,6 @@
           <w:color w:val="000000"/>
           <w:sz w:val="24"/>
           <w:szCs w:val="24"/>
-          <w:highlight w:val="cyan"/>
-          <w:lang w:val="en-GB"/>
-        </w:rPr>
-        <w:t>:</w:t>
-      </w:r>
-      <w:r>
-        <w:rPr>
-          <w:rFonts w:ascii="Arial" w:hAnsi="Arial" w:cs="Arial"/>
-          <w:b/>
-          <w:bCs/>
-          <w:color w:val="000000"/>
-          <w:sz w:val="24"/>
-          <w:szCs w:val="24"/>
           <w:lang w:val="en-GB"/>
         </w:rPr>
         <w:t xml:space="preserve"> </w:t>
@@ -4139,7 +3961,102 @@
           <w:szCs w:val="24"/>
           <w:lang w:val="en-GB"/>
         </w:rPr>
-        <w:t>Instead of just memorizing the causes of soil erosion, students might test local soil and propose real solutions for their community.</w:t>
+        <w:t xml:space="preserve">Students </w:t>
+      </w:r>
+      <w:r>
+        <w:rPr>
+          <w:rFonts w:ascii="Arial" w:hAnsi="Arial" w:cs="Arial"/>
+          <w:color w:val="000000"/>
+          <w:sz w:val="24"/>
+          <w:szCs w:val="24"/>
+          <w:highlight w:val="yellow"/>
+          <w:lang w:val="en-GB"/>
+        </w:rPr>
+        <w:t>ask a question</w:t>
+      </w:r>
+      <w:r>
+        <w:rPr>
+          <w:rFonts w:ascii="Arial" w:hAnsi="Arial" w:cs="Arial"/>
+          <w:color w:val="000000"/>
+          <w:sz w:val="24"/>
+          <w:szCs w:val="24"/>
+          <w:lang w:val="en-GB"/>
+        </w:rPr>
+        <w:t xml:space="preserve">, </w:t>
+      </w:r>
+      <w:r>
+        <w:rPr>
+          <w:rFonts w:ascii="Arial" w:hAnsi="Arial" w:cs="Arial"/>
+          <w:color w:val="000000"/>
+          <w:sz w:val="24"/>
+          <w:szCs w:val="24"/>
+          <w:highlight w:val="yellow"/>
+          <w:lang w:val="en-GB"/>
+        </w:rPr>
+        <w:t>do research</w:t>
+      </w:r>
+      <w:r>
+        <w:rPr>
+          <w:rFonts w:ascii="Arial" w:hAnsi="Arial" w:cs="Arial"/>
+          <w:color w:val="000000"/>
+          <w:sz w:val="24"/>
+          <w:szCs w:val="24"/>
+          <w:lang w:val="en-GB"/>
+        </w:rPr>
+        <w:t xml:space="preserve"> to find data, </w:t>
+      </w:r>
+      <w:r>
+        <w:rPr>
+          <w:rFonts w:ascii="Arial" w:hAnsi="Arial" w:cs="Arial"/>
+          <w:color w:val="000000"/>
+          <w:sz w:val="24"/>
+          <w:szCs w:val="24"/>
+          <w:highlight w:val="yellow"/>
+          <w:lang w:val="en-GB"/>
+        </w:rPr>
+        <w:t>analyse</w:t>
+      </w:r>
+      <w:r>
+        <w:rPr>
+          <w:rFonts w:ascii="Arial" w:hAnsi="Arial" w:cs="Arial"/>
+          <w:color w:val="000000"/>
+          <w:sz w:val="24"/>
+          <w:szCs w:val="24"/>
+          <w:highlight w:val="yellow"/>
+          <w:lang w:val="en-GB"/>
+        </w:rPr>
+        <w:t xml:space="preserve"> the data</w:t>
+      </w:r>
+      <w:r>
+        <w:rPr>
+          <w:rFonts w:ascii="Arial" w:hAnsi="Arial" w:cs="Arial"/>
+          <w:color w:val="000000"/>
+          <w:sz w:val="24"/>
+          <w:szCs w:val="24"/>
+          <w:lang w:val="en-GB"/>
+        </w:rPr>
+        <w:t xml:space="preserve">, and </w:t>
+      </w:r>
+      <w:r>
+        <w:rPr>
+          <w:rFonts w:ascii="Arial" w:hAnsi="Arial" w:cs="Arial"/>
+          <w:color w:val="000000"/>
+          <w:sz w:val="24"/>
+          <w:szCs w:val="24"/>
+          <w:highlight w:val="yellow"/>
+          <w:lang w:val="en-GB"/>
+        </w:rPr>
+        <w:t>make conclusions based on evidence</w:t>
+      </w:r>
+      <w:r>
+        <w:rPr>
+          <w:rFonts w:ascii="Arial" w:hAnsi="Arial" w:cs="Arial"/>
+          <w:color w:val="000000"/>
+          <w:sz w:val="24"/>
+          <w:szCs w:val="24"/>
+          <w:lang w:val="en-GB"/>
+        </w:rPr>
+        <w:t>.</w:t>
       </w:r>
     </w:p>
     <w:p>
@@ -4186,17 +4103,42 @@
           <w:highlight w:val="cyan"/>
           <w:lang w:val="en-GB"/>
         </w:rPr>
-        <w:t>Benefits:</w:t>
-      </w:r>
-      <w:r>
-        <w:rPr>
-          <w:rFonts w:ascii="Arial" w:hAnsi="Arial" w:cs="Arial"/>
-          <w:color w:val="000000"/>
-          <w:sz w:val="24"/>
-          <w:szCs w:val="24"/>
-          <w:lang w:val="en-GB"/>
-        </w:rPr>
-        <w:t xml:space="preserve"> It </w:t>
+        <w:t>Teacher's Role</w:t>
+      </w:r>
+      <w:r>
+        <w:rPr>
+          <w:rFonts w:ascii="Arial" w:hAnsi="Arial" w:cs="Arial"/>
+          <w:b/>
+          <w:bCs/>
+          <w:color w:val="000000"/>
+          <w:sz w:val="24"/>
+          <w:szCs w:val="24"/>
+          <w:highlight w:val="cyan"/>
+          <w:lang w:val="en-GB"/>
+        </w:rPr>
+        <w:t>:</w:t>
+      </w:r>
+      <w:r>
+        <w:rPr>
+          <w:rFonts w:ascii="Arial" w:hAnsi="Arial" w:cs="Arial"/>
+          <w:b/>
+          <w:bCs/>
+          <w:color w:val="000000"/>
+          <w:sz w:val="24"/>
+          <w:szCs w:val="24"/>
+          <w:lang w:val="en-GB"/>
+        </w:rPr>
+        <w:t xml:space="preserve"> </w:t>
+      </w:r>
+      <w:r>
+        <w:rPr>
+          <w:rFonts w:ascii="Arial" w:hAnsi="Arial" w:cs="Arial"/>
+          <w:color w:val="000000"/>
+          <w:sz w:val="24"/>
+          <w:szCs w:val="24"/>
+          <w:lang w:val="en-GB"/>
+        </w:rPr>
+        <w:t xml:space="preserve">The </w:t>
       </w:r>
       <w:r>
         <w:rPr>
@@ -4207,7 +4149,28 @@
           <w:highlight w:val="yellow"/>
           <w:lang w:val="en-GB"/>
         </w:rPr>
-        <w:t>develops critical thinking</w:t>
+        <w:t>teacher acts as a guide or facilitator rather than just a speaker</w:t>
+      </w:r>
+      <w:r>
+        <w:rPr>
+          <w:rFonts w:ascii="Arial" w:hAnsi="Arial" w:cs="Arial"/>
+          <w:color w:val="000000"/>
+          <w:sz w:val="24"/>
+          <w:szCs w:val="24"/>
+          <w:lang w:val="en-GB"/>
+        </w:rPr>
+        <w:t xml:space="preserve">. They </w:t>
+      </w:r>
+      <w:r>
+        <w:rPr>
+          <w:rFonts w:ascii="Arial" w:hAnsi="Arial" w:cs="Arial"/>
+          <w:color w:val="000000"/>
+          <w:sz w:val="24"/>
+          <w:szCs w:val="24"/>
+          <w:highlight w:val="yellow"/>
+          <w:lang w:val="en-GB"/>
+        </w:rPr>
+        <w:t>set up the problem</w:t>
       </w:r>
       <w:r>
         <w:rPr>
@@ -4228,7 +4191,7 @@
           <w:highlight w:val="yellow"/>
           <w:lang w:val="en-GB"/>
         </w:rPr>
-        <w:t>problem-solving skills</w:t>
+        <w:t>provide resources</w:t>
       </w:r>
       <w:r>
         <w:rPr>
@@ -4249,7 +4212,7 @@
           <w:highlight w:val="yellow"/>
           <w:lang w:val="en-GB"/>
         </w:rPr>
-        <w:t>collaboration</w:t>
+        <w:t>help students discover the answers themselves</w:t>
       </w:r>
       <w:r>
         <w:rPr>
@@ -4289,14 +4252,60 @@
         <w:jc w:val="both"/>
         <w:rPr>
           <w:rFonts w:ascii="Arial" w:hAnsi="Arial" w:cs="Arial"/>
+          <w:color w:val="000000"/>
+          <w:sz w:val="24"/>
+          <w:szCs w:val="24"/>
+          <w:lang w:val="en-GB"/>
+        </w:rPr>
+      </w:pPr>
+      <w:r>
+        <w:rPr>
+          <w:rFonts w:ascii="Arial" w:hAnsi="Arial" w:cs="Arial"/>
           <w:b/>
           <w:bCs/>
           <w:color w:val="000000"/>
           <w:sz w:val="24"/>
           <w:szCs w:val="24"/>
-          <w:lang w:val="en-GB"/>
-        </w:rPr>
-      </w:pPr>
+          <w:highlight w:val="cyan"/>
+          <w:lang w:val="en-GB"/>
+        </w:rPr>
+        <w:t>Example</w:t>
+      </w:r>
+      <w:r>
+        <w:rPr>
+          <w:rFonts w:ascii="Arial" w:hAnsi="Arial" w:cs="Arial"/>
+          <w:b/>
+          <w:bCs/>
+          <w:color w:val="000000"/>
+          <w:sz w:val="24"/>
+          <w:szCs w:val="24"/>
+          <w:highlight w:val="cyan"/>
+          <w:lang w:val="en-GB"/>
+        </w:rPr>
+        <w:t>:</w:t>
+      </w:r>
+      <w:r>
+        <w:rPr>
+          <w:rFonts w:ascii="Arial" w:hAnsi="Arial" w:cs="Arial"/>
+          <w:b/>
+          <w:bCs/>
+          <w:color w:val="000000"/>
+          <w:sz w:val="24"/>
+          <w:szCs w:val="24"/>
+          <w:lang w:val="en-GB"/>
+        </w:rPr>
+        <w:t xml:space="preserve"> </w:t>
+      </w:r>
+      <w:r>
+        <w:rPr>
+          <w:rFonts w:ascii="Arial" w:hAnsi="Arial" w:cs="Arial"/>
+          <w:color w:val="000000"/>
+          <w:sz w:val="24"/>
+          <w:szCs w:val="24"/>
+          <w:lang w:val="en-GB"/>
+        </w:rPr>
+        <w:t>Instead of just memorizing the causes of soil erosion, students might test local soil and propose real solutions for their community.</w:t>
+      </w:r>
     </w:p>
     <w:p>
       <w:pPr>
@@ -4325,14 +4334,99 @@
         <w:jc w:val="both"/>
         <w:rPr>
           <w:rFonts w:ascii="Arial" w:hAnsi="Arial" w:cs="Arial"/>
+          <w:color w:val="000000"/>
+          <w:sz w:val="24"/>
+          <w:szCs w:val="24"/>
+          <w:lang w:val="en-GB"/>
+        </w:rPr>
+      </w:pPr>
+      <w:r>
+        <w:rPr>
+          <w:rFonts w:ascii="Arial" w:hAnsi="Arial" w:cs="Arial"/>
           <w:b/>
           <w:bCs/>
           <w:color w:val="000000"/>
           <w:sz w:val="24"/>
           <w:szCs w:val="24"/>
-          <w:lang w:val="en-GB"/>
-        </w:rPr>
-      </w:pPr>
+          <w:highlight w:val="cyan"/>
+          <w:lang w:val="en-GB"/>
+        </w:rPr>
+        <w:lastRenderedPageBreak/>
+        <w:t>Benefits:</w:t>
+      </w:r>
+      <w:r>
+        <w:rPr>
+          <w:rFonts w:ascii="Arial" w:hAnsi="Arial" w:cs="Arial"/>
+          <w:color w:val="000000"/>
+          <w:sz w:val="24"/>
+          <w:szCs w:val="24"/>
+          <w:lang w:val="en-GB"/>
+        </w:rPr>
+        <w:t xml:space="preserve"> It </w:t>
+      </w:r>
+      <w:r>
+        <w:rPr>
+          <w:rFonts w:ascii="Arial" w:hAnsi="Arial" w:cs="Arial"/>
+          <w:color w:val="000000"/>
+          <w:sz w:val="24"/>
+          <w:szCs w:val="24"/>
+          <w:highlight w:val="yellow"/>
+          <w:lang w:val="en-GB"/>
+        </w:rPr>
+        <w:t>develops critical thinking</w:t>
+      </w:r>
+      <w:r>
+        <w:rPr>
+          <w:rFonts w:ascii="Arial" w:hAnsi="Arial" w:cs="Arial"/>
+          <w:color w:val="000000"/>
+          <w:sz w:val="24"/>
+          <w:szCs w:val="24"/>
+          <w:lang w:val="en-GB"/>
+        </w:rPr>
+        <w:t xml:space="preserve">, </w:t>
+      </w:r>
+      <w:r>
+        <w:rPr>
+          <w:rFonts w:ascii="Arial" w:hAnsi="Arial" w:cs="Arial"/>
+          <w:color w:val="000000"/>
+          <w:sz w:val="24"/>
+          <w:szCs w:val="24"/>
+          <w:highlight w:val="yellow"/>
+          <w:lang w:val="en-GB"/>
+        </w:rPr>
+        <w:t>problem-solving skills</w:t>
+      </w:r>
+      <w:r>
+        <w:rPr>
+          <w:rFonts w:ascii="Arial" w:hAnsi="Arial" w:cs="Arial"/>
+          <w:color w:val="000000"/>
+          <w:sz w:val="24"/>
+          <w:szCs w:val="24"/>
+          <w:lang w:val="en-GB"/>
+        </w:rPr>
+        <w:t xml:space="preserve">, and </w:t>
+      </w:r>
+      <w:r>
+        <w:rPr>
+          <w:rFonts w:ascii="Arial" w:hAnsi="Arial" w:cs="Arial"/>
+          <w:color w:val="000000"/>
+          <w:sz w:val="24"/>
+          <w:szCs w:val="24"/>
+          <w:highlight w:val="yellow"/>
+          <w:lang w:val="en-GB"/>
+        </w:rPr>
+        <w:t>collaboration</w:t>
+      </w:r>
+      <w:r>
+        <w:rPr>
+          <w:rFonts w:ascii="Arial" w:hAnsi="Arial" w:cs="Arial"/>
+          <w:color w:val="000000"/>
+          <w:sz w:val="24"/>
+          <w:szCs w:val="24"/>
+          <w:lang w:val="en-GB"/>
+        </w:rPr>
+        <w:t>.</w:t>
+      </w:r>
     </w:p>
     <w:p>
       <w:pPr>
@@ -4369,6 +4463,19 @@
           <w:lang w:val="en-GB"/>
         </w:rPr>
       </w:pPr>
+      <w:r>
+        <w:rPr>
+          <w:rFonts w:ascii="Arial" w:hAnsi="Arial" w:cs="Arial"/>
+          <w:b/>
+          <w:bCs/>
+          <w:color w:val="000000"/>
+          <w:sz w:val="24"/>
+          <w:szCs w:val="24"/>
+          <w:highlight w:val="green"/>
+          <w:lang w:val="en-GB"/>
+        </w:rPr>
+        <w:t>Q6: Neuroplasticity and Vygotsky (25 marks)</w:t>
+      </w:r>
     </w:p>
     <w:p>
       <w:pPr>
@@ -4387,20 +4494,6 @@
           <w:lang w:val="en-GB"/>
         </w:rPr>
       </w:pPr>
-      <w:r>
-        <w:rPr>
-          <w:rFonts w:ascii="Arial" w:hAnsi="Arial" w:cs="Arial"/>
-          <w:b/>
-          <w:bCs/>
-          <w:color w:val="000000"/>
-          <w:sz w:val="24"/>
-          <w:szCs w:val="24"/>
-          <w:highlight w:val="green"/>
-          <w:lang w:val="en-GB"/>
-        </w:rPr>
-        <w:lastRenderedPageBreak/>
-        <w:t>Q6: Neuroplasticity and Vygotsky (25 marks)</w:t>
-      </w:r>
     </w:p>
     <w:p>
       <w:pPr>
@@ -4419,6 +4512,19 @@
           <w:lang w:val="en-GB"/>
         </w:rPr>
       </w:pPr>
+      <w:r>
+        <w:rPr>
+          <w:rFonts w:ascii="Arial" w:hAnsi="Arial" w:cs="Arial"/>
+          <w:b/>
+          <w:bCs/>
+          <w:color w:val="000000"/>
+          <w:sz w:val="24"/>
+          <w:szCs w:val="24"/>
+          <w:highlight w:val="cyan"/>
+          <w:lang w:val="en-GB"/>
+        </w:rPr>
+        <w:t>6.1 Explain Vygotsky’s concept of the Zone of Proximal Development and the role of the educator. (10 marks)</w:t>
+      </w:r>
     </w:p>
     <w:p>
       <w:pPr>
@@ -4429,26 +4535,179 @@
         <w:jc w:val="both"/>
         <w:rPr>
           <w:rFonts w:ascii="Arial" w:hAnsi="Arial" w:cs="Arial"/>
-          <w:b/>
-          <w:bCs/>
-          <w:color w:val="000000"/>
-          <w:sz w:val="24"/>
-          <w:szCs w:val="24"/>
-          <w:lang w:val="en-GB"/>
-        </w:rPr>
-      </w:pPr>
-      <w:r>
-        <w:rPr>
-          <w:rFonts w:ascii="Arial" w:hAnsi="Arial" w:cs="Arial"/>
-          <w:b/>
-          <w:bCs/>
-          <w:color w:val="000000"/>
-          <w:sz w:val="24"/>
-          <w:szCs w:val="24"/>
-          <w:highlight w:val="cyan"/>
-          <w:lang w:val="en-GB"/>
-        </w:rPr>
-        <w:t>6.1 Explain Vygotsky’s concept of the Zone of Proximal Development and the role of the educator. (10 marks)</w:t>
+          <w:color w:val="000000"/>
+          <w:sz w:val="24"/>
+          <w:szCs w:val="24"/>
+          <w:lang w:val="en-GB"/>
+        </w:rPr>
+      </w:pPr>
+      <w:r>
+        <w:rPr>
+          <w:rFonts w:ascii="Arial" w:hAnsi="Arial" w:cs="Arial"/>
+          <w:color w:val="000000"/>
+          <w:sz w:val="24"/>
+          <w:szCs w:val="24"/>
+          <w:lang w:val="en-GB"/>
+        </w:rPr>
+        <w:t xml:space="preserve">According to Vygotsky, </w:t>
+      </w:r>
+      <w:r>
+        <w:rPr>
+          <w:rFonts w:ascii="Arial" w:hAnsi="Arial" w:cs="Arial"/>
+          <w:color w:val="000000"/>
+          <w:sz w:val="24"/>
+          <w:szCs w:val="24"/>
+          <w:highlight w:val="yellow"/>
+          <w:lang w:val="en-GB"/>
+        </w:rPr>
+        <w:t>cognitive development is deeply social</w:t>
+      </w:r>
+      <w:r>
+        <w:rPr>
+          <w:rFonts w:ascii="Arial" w:hAnsi="Arial" w:cs="Arial"/>
+          <w:color w:val="000000"/>
+          <w:sz w:val="24"/>
+          <w:szCs w:val="24"/>
+          <w:lang w:val="en-GB"/>
+        </w:rPr>
+        <w:t xml:space="preserve">. The </w:t>
+      </w:r>
+      <w:r>
+        <w:rPr>
+          <w:rFonts w:ascii="Arial" w:hAnsi="Arial" w:cs="Arial"/>
+          <w:color w:val="000000"/>
+          <w:sz w:val="24"/>
+          <w:szCs w:val="24"/>
+          <w:highlight w:val="yellow"/>
+          <w:lang w:val="en-GB"/>
+        </w:rPr>
+        <w:t>Zone of Proximal Development, or ZPD, represents the gap between what a learner can do completely alone and what they can achieve with guidance</w:t>
+      </w:r>
+      <w:r>
+        <w:rPr>
+          <w:rFonts w:ascii="Arial" w:hAnsi="Arial" w:cs="Arial"/>
+          <w:color w:val="000000"/>
+          <w:sz w:val="24"/>
+          <w:szCs w:val="24"/>
+          <w:lang w:val="en-GB"/>
+        </w:rPr>
+        <w:t xml:space="preserve">. To cross this gap, </w:t>
+      </w:r>
+      <w:r>
+        <w:rPr>
+          <w:rFonts w:ascii="Arial" w:hAnsi="Arial" w:cs="Arial"/>
+          <w:color w:val="000000"/>
+          <w:sz w:val="24"/>
+          <w:szCs w:val="24"/>
+          <w:highlight w:val="yellow"/>
+          <w:lang w:val="en-GB"/>
+        </w:rPr>
+        <w:t>a learner needs a More Knowledgeable Other</w:t>
+      </w:r>
+      <w:r>
+        <w:rPr>
+          <w:rFonts w:ascii="Arial" w:hAnsi="Arial" w:cs="Arial"/>
+          <w:color w:val="000000"/>
+          <w:sz w:val="24"/>
+          <w:szCs w:val="24"/>
+          <w:lang w:val="en-GB"/>
+        </w:rPr>
+        <w:t xml:space="preserve">, which is </w:t>
+      </w:r>
+      <w:r>
+        <w:rPr>
+          <w:rFonts w:ascii="Arial" w:hAnsi="Arial" w:cs="Arial"/>
+          <w:color w:val="000000"/>
+          <w:sz w:val="24"/>
+          <w:szCs w:val="24"/>
+          <w:highlight w:val="yellow"/>
+          <w:lang w:val="en-GB"/>
+        </w:rPr>
+        <w:t>usually the teacher</w:t>
+      </w:r>
+      <w:r>
+        <w:rPr>
+          <w:rFonts w:ascii="Arial" w:hAnsi="Arial" w:cs="Arial"/>
+          <w:color w:val="000000"/>
+          <w:sz w:val="24"/>
+          <w:szCs w:val="24"/>
+          <w:lang w:val="en-GB"/>
+        </w:rPr>
+        <w:t xml:space="preserve">. The </w:t>
+      </w:r>
+      <w:r>
+        <w:rPr>
+          <w:rFonts w:ascii="Arial" w:hAnsi="Arial" w:cs="Arial"/>
+          <w:color w:val="000000"/>
+          <w:sz w:val="24"/>
+          <w:szCs w:val="24"/>
+          <w:highlight w:val="yellow"/>
+          <w:lang w:val="en-GB"/>
+        </w:rPr>
+        <w:t>teacher provides "scaffolding",</w:t>
+      </w:r>
+      <w:r>
+        <w:rPr>
+          <w:rFonts w:ascii="Arial" w:hAnsi="Arial" w:cs="Arial"/>
+          <w:color w:val="000000"/>
+          <w:sz w:val="24"/>
+          <w:szCs w:val="24"/>
+          <w:lang w:val="en-GB"/>
+        </w:rPr>
+        <w:t xml:space="preserve"> meaning they </w:t>
+      </w:r>
+      <w:r>
+        <w:rPr>
+          <w:rFonts w:ascii="Arial" w:hAnsi="Arial" w:cs="Arial"/>
+          <w:color w:val="000000"/>
+          <w:sz w:val="24"/>
+          <w:szCs w:val="24"/>
+          <w:highlight w:val="yellow"/>
+          <w:lang w:val="en-GB"/>
+        </w:rPr>
+        <w:t>offer temporary support</w:t>
+      </w:r>
+      <w:r>
+        <w:rPr>
+          <w:rFonts w:ascii="Arial" w:hAnsi="Arial" w:cs="Arial"/>
+          <w:color w:val="000000"/>
+          <w:sz w:val="24"/>
+          <w:szCs w:val="24"/>
+          <w:lang w:val="en-GB"/>
+        </w:rPr>
+        <w:t xml:space="preserve">, such as </w:t>
+      </w:r>
+      <w:r>
+        <w:rPr>
+          <w:rFonts w:ascii="Arial" w:hAnsi="Arial" w:cs="Arial"/>
+          <w:color w:val="000000"/>
+          <w:sz w:val="24"/>
+          <w:szCs w:val="24"/>
+          <w:highlight w:val="yellow"/>
+          <w:lang w:val="en-GB"/>
+        </w:rPr>
+        <w:t>guiding questions or diagrams</w:t>
+      </w:r>
+      <w:r>
+        <w:rPr>
+          <w:rFonts w:ascii="Arial" w:hAnsi="Arial" w:cs="Arial"/>
+          <w:color w:val="000000"/>
+          <w:sz w:val="24"/>
+          <w:szCs w:val="24"/>
+          <w:lang w:val="en-GB"/>
+        </w:rPr>
+        <w:t xml:space="preserve">. </w:t>
+      </w:r>
+      <w:r>
+        <w:rPr>
+          <w:rFonts w:ascii="Arial" w:hAnsi="Arial" w:cs="Arial"/>
+          <w:color w:val="000000"/>
+          <w:sz w:val="24"/>
+          <w:szCs w:val="24"/>
+          <w:highlight w:val="yellow"/>
+          <w:lang w:val="en-GB"/>
+        </w:rPr>
+        <w:t>As the student understands the work better, the teacher slowly removes this support.</w:t>
       </w:r>
     </w:p>
     <w:p>
@@ -4460,180 +4719,14 @@
         <w:jc w:val="both"/>
         <w:rPr>
           <w:rFonts w:ascii="Arial" w:hAnsi="Arial" w:cs="Arial"/>
-          <w:color w:val="000000"/>
-          <w:sz w:val="24"/>
-          <w:szCs w:val="24"/>
-          <w:lang w:val="en-GB"/>
-        </w:rPr>
-      </w:pPr>
-      <w:r>
-        <w:rPr>
-          <w:rFonts w:ascii="Arial" w:hAnsi="Arial" w:cs="Arial"/>
-          <w:color w:val="000000"/>
-          <w:sz w:val="24"/>
-          <w:szCs w:val="24"/>
-          <w:lang w:val="en-GB"/>
-        </w:rPr>
-        <w:t xml:space="preserve">According to Vygotsky, </w:t>
-      </w:r>
-      <w:r>
-        <w:rPr>
-          <w:rFonts w:ascii="Arial" w:hAnsi="Arial" w:cs="Arial"/>
-          <w:color w:val="000000"/>
-          <w:sz w:val="24"/>
-          <w:szCs w:val="24"/>
-          <w:highlight w:val="yellow"/>
-          <w:lang w:val="en-GB"/>
-        </w:rPr>
-        <w:t>cognitive development is deeply social</w:t>
-      </w:r>
-      <w:r>
-        <w:rPr>
-          <w:rFonts w:ascii="Arial" w:hAnsi="Arial" w:cs="Arial"/>
-          <w:color w:val="000000"/>
-          <w:sz w:val="24"/>
-          <w:szCs w:val="24"/>
-          <w:lang w:val="en-GB"/>
-        </w:rPr>
-        <w:t xml:space="preserve">. The </w:t>
-      </w:r>
-      <w:r>
-        <w:rPr>
-          <w:rFonts w:ascii="Arial" w:hAnsi="Arial" w:cs="Arial"/>
-          <w:color w:val="000000"/>
-          <w:sz w:val="24"/>
-          <w:szCs w:val="24"/>
-          <w:highlight w:val="yellow"/>
-          <w:lang w:val="en-GB"/>
-        </w:rPr>
-        <w:t>Zone of Proximal Development, or ZPD, represents the gap between what a learner can do completely alone and what they can achieve with guidance</w:t>
-      </w:r>
-      <w:r>
-        <w:rPr>
-          <w:rFonts w:ascii="Arial" w:hAnsi="Arial" w:cs="Arial"/>
-          <w:color w:val="000000"/>
-          <w:sz w:val="24"/>
-          <w:szCs w:val="24"/>
-          <w:lang w:val="en-GB"/>
-        </w:rPr>
-        <w:t xml:space="preserve">. To cross this gap, </w:t>
-      </w:r>
-      <w:r>
-        <w:rPr>
-          <w:rFonts w:ascii="Arial" w:hAnsi="Arial" w:cs="Arial"/>
-          <w:color w:val="000000"/>
-          <w:sz w:val="24"/>
-          <w:szCs w:val="24"/>
-          <w:highlight w:val="yellow"/>
-          <w:lang w:val="en-GB"/>
-        </w:rPr>
-        <w:t>a learner needs a More Knowledgeable Other</w:t>
-      </w:r>
-      <w:r>
-        <w:rPr>
-          <w:rFonts w:ascii="Arial" w:hAnsi="Arial" w:cs="Arial"/>
-          <w:color w:val="000000"/>
-          <w:sz w:val="24"/>
-          <w:szCs w:val="24"/>
-          <w:lang w:val="en-GB"/>
-        </w:rPr>
-        <w:t xml:space="preserve">, which is </w:t>
-      </w:r>
-      <w:r>
-        <w:rPr>
-          <w:rFonts w:ascii="Arial" w:hAnsi="Arial" w:cs="Arial"/>
-          <w:color w:val="000000"/>
-          <w:sz w:val="24"/>
-          <w:szCs w:val="24"/>
-          <w:highlight w:val="yellow"/>
-          <w:lang w:val="en-GB"/>
-        </w:rPr>
-        <w:t>usually the teacher</w:t>
-      </w:r>
-      <w:r>
-        <w:rPr>
-          <w:rFonts w:ascii="Arial" w:hAnsi="Arial" w:cs="Arial"/>
-          <w:color w:val="000000"/>
-          <w:sz w:val="24"/>
-          <w:szCs w:val="24"/>
-          <w:lang w:val="en-GB"/>
-        </w:rPr>
-        <w:t xml:space="preserve">. The </w:t>
-      </w:r>
-      <w:r>
-        <w:rPr>
-          <w:rFonts w:ascii="Arial" w:hAnsi="Arial" w:cs="Arial"/>
-          <w:color w:val="000000"/>
-          <w:sz w:val="24"/>
-          <w:szCs w:val="24"/>
-          <w:highlight w:val="yellow"/>
-          <w:lang w:val="en-GB"/>
-        </w:rPr>
-        <w:t>teacher provides "scaffolding",</w:t>
-      </w:r>
-      <w:r>
-        <w:rPr>
-          <w:rFonts w:ascii="Arial" w:hAnsi="Arial" w:cs="Arial"/>
-          <w:color w:val="000000"/>
-          <w:sz w:val="24"/>
-          <w:szCs w:val="24"/>
-          <w:lang w:val="en-GB"/>
-        </w:rPr>
-        <w:t xml:space="preserve"> meaning they </w:t>
-      </w:r>
-      <w:r>
-        <w:rPr>
-          <w:rFonts w:ascii="Arial" w:hAnsi="Arial" w:cs="Arial"/>
-          <w:color w:val="000000"/>
-          <w:sz w:val="24"/>
-          <w:szCs w:val="24"/>
-          <w:highlight w:val="yellow"/>
-          <w:lang w:val="en-GB"/>
-        </w:rPr>
-        <w:t>offer temporary support</w:t>
-      </w:r>
-      <w:r>
-        <w:rPr>
-          <w:rFonts w:ascii="Arial" w:hAnsi="Arial" w:cs="Arial"/>
-          <w:color w:val="000000"/>
-          <w:sz w:val="24"/>
-          <w:szCs w:val="24"/>
-          <w:lang w:val="en-GB"/>
-        </w:rPr>
-        <w:t xml:space="preserve">, such as </w:t>
-      </w:r>
-      <w:r>
-        <w:rPr>
-          <w:rFonts w:ascii="Arial" w:hAnsi="Arial" w:cs="Arial"/>
-          <w:color w:val="000000"/>
-          <w:sz w:val="24"/>
-          <w:szCs w:val="24"/>
-          <w:highlight w:val="yellow"/>
-          <w:lang w:val="en-GB"/>
-        </w:rPr>
-        <w:t>guiding questions or diagrams</w:t>
-      </w:r>
-      <w:r>
-        <w:rPr>
-          <w:rFonts w:ascii="Arial" w:hAnsi="Arial" w:cs="Arial"/>
-          <w:color w:val="000000"/>
-          <w:sz w:val="24"/>
-          <w:szCs w:val="24"/>
-          <w:lang w:val="en-GB"/>
-        </w:rPr>
-        <w:t xml:space="preserve">. </w:t>
-      </w:r>
-      <w:r>
-        <w:rPr>
-          <w:rFonts w:ascii="Arial" w:hAnsi="Arial" w:cs="Arial"/>
-          <w:color w:val="000000"/>
-          <w:sz w:val="24"/>
-          <w:szCs w:val="24"/>
-          <w:highlight w:val="yellow"/>
-          <w:lang w:val="en-GB"/>
-        </w:rPr>
-        <w:t>As the student understands the work better, the teacher slowly removes this support.</w:t>
-      </w:r>
+          <w:b/>
+          <w:bCs/>
+          <w:color w:val="000000"/>
+          <w:sz w:val="24"/>
+          <w:szCs w:val="24"/>
+          <w:lang w:val="en-GB"/>
+        </w:rPr>
+      </w:pPr>
     </w:p>
     <w:p>
       <w:pPr>
@@ -4652,6 +4745,19 @@
           <w:lang w:val="en-GB"/>
         </w:rPr>
       </w:pPr>
+      <w:r>
+        <w:rPr>
+          <w:rFonts w:ascii="Arial" w:hAnsi="Arial" w:cs="Arial"/>
+          <w:b/>
+          <w:bCs/>
+          <w:color w:val="000000"/>
+          <w:sz w:val="24"/>
+          <w:szCs w:val="24"/>
+          <w:highlight w:val="cyan"/>
+          <w:lang w:val="en-GB"/>
+        </w:rPr>
+        <w:t>6.2 Define neuroplasticity and its importance for learning. (5 marks)</w:t>
+      </w:r>
     </w:p>
     <w:p>
       <w:pPr>
@@ -4662,26 +4768,105 @@
         <w:jc w:val="both"/>
         <w:rPr>
           <w:rFonts w:ascii="Arial" w:hAnsi="Arial" w:cs="Arial"/>
-          <w:b/>
-          <w:bCs/>
-          <w:color w:val="000000"/>
-          <w:sz w:val="24"/>
-          <w:szCs w:val="24"/>
-          <w:lang w:val="en-GB"/>
-        </w:rPr>
-      </w:pPr>
-      <w:r>
-        <w:rPr>
-          <w:rFonts w:ascii="Arial" w:hAnsi="Arial" w:cs="Arial"/>
-          <w:b/>
-          <w:bCs/>
-          <w:color w:val="000000"/>
-          <w:sz w:val="24"/>
-          <w:szCs w:val="24"/>
-          <w:highlight w:val="cyan"/>
-          <w:lang w:val="en-GB"/>
-        </w:rPr>
-        <w:t>6.2 Define neuroplasticity and its importance for learning. (5 marks)</w:t>
+          <w:color w:val="000000"/>
+          <w:sz w:val="24"/>
+          <w:szCs w:val="24"/>
+          <w:lang w:val="en-GB"/>
+        </w:rPr>
+      </w:pPr>
+      <w:r>
+        <w:rPr>
+          <w:rFonts w:ascii="Arial" w:hAnsi="Arial" w:cs="Arial"/>
+          <w:color w:val="000000"/>
+          <w:sz w:val="24"/>
+          <w:szCs w:val="24"/>
+          <w:lang w:val="en-GB"/>
+        </w:rPr>
+        <w:t xml:space="preserve">Neuroplasticity </w:t>
+      </w:r>
+      <w:r>
+        <w:rPr>
+          <w:rFonts w:ascii="Arial" w:hAnsi="Arial" w:cs="Arial"/>
+          <w:color w:val="000000"/>
+          <w:sz w:val="24"/>
+          <w:szCs w:val="24"/>
+          <w:highlight w:val="yellow"/>
+          <w:lang w:val="en-GB"/>
+        </w:rPr>
+        <w:t>refers to the physical ability of the human brain to reorganise itself by forming new neural connections</w:t>
+      </w:r>
+      <w:r>
+        <w:rPr>
+          <w:rFonts w:ascii="Arial" w:hAnsi="Arial" w:cs="Arial"/>
+          <w:color w:val="000000"/>
+          <w:sz w:val="24"/>
+          <w:szCs w:val="24"/>
+          <w:lang w:val="en-GB"/>
+        </w:rPr>
+        <w:t xml:space="preserve">. When a person </w:t>
+      </w:r>
+      <w:r>
+        <w:rPr>
+          <w:rFonts w:ascii="Arial" w:hAnsi="Arial" w:cs="Arial"/>
+          <w:color w:val="000000"/>
+          <w:sz w:val="24"/>
+          <w:szCs w:val="24"/>
+          <w:highlight w:val="yellow"/>
+          <w:lang w:val="en-GB"/>
+        </w:rPr>
+        <w:t>learns new information, the brain builds these new pathways</w:t>
+      </w:r>
+      <w:r>
+        <w:rPr>
+          <w:rFonts w:ascii="Arial" w:hAnsi="Arial" w:cs="Arial"/>
+          <w:color w:val="000000"/>
+          <w:sz w:val="24"/>
+          <w:szCs w:val="24"/>
+          <w:lang w:val="en-GB"/>
+        </w:rPr>
+        <w:t xml:space="preserve">. This </w:t>
+      </w:r>
+      <w:r>
+        <w:rPr>
+          <w:rFonts w:ascii="Arial" w:hAnsi="Arial" w:cs="Arial"/>
+          <w:color w:val="000000"/>
+          <w:sz w:val="24"/>
+          <w:szCs w:val="24"/>
+          <w:highlight w:val="yellow"/>
+          <w:lang w:val="en-GB"/>
+        </w:rPr>
+        <w:t>shows that intelligence is never permanently fixed</w:t>
+      </w:r>
+      <w:r>
+        <w:rPr>
+          <w:rFonts w:ascii="Arial" w:hAnsi="Arial" w:cs="Arial"/>
+          <w:color w:val="000000"/>
+          <w:sz w:val="24"/>
+          <w:szCs w:val="24"/>
+          <w:lang w:val="en-GB"/>
+        </w:rPr>
+        <w:t xml:space="preserve">; it </w:t>
+      </w:r>
+      <w:r>
+        <w:rPr>
+          <w:rFonts w:ascii="Arial" w:hAnsi="Arial" w:cs="Arial"/>
+          <w:color w:val="000000"/>
+          <w:sz w:val="24"/>
+          <w:szCs w:val="24"/>
+          <w:highlight w:val="yellow"/>
+          <w:lang w:val="en-GB"/>
+        </w:rPr>
+        <w:t>can grow and change through experience and education</w:t>
+      </w:r>
+      <w:r>
+        <w:rPr>
+          <w:rFonts w:ascii="Arial" w:hAnsi="Arial" w:cs="Arial"/>
+          <w:color w:val="000000"/>
+          <w:sz w:val="24"/>
+          <w:szCs w:val="24"/>
+          <w:lang w:val="en-GB"/>
+        </w:rPr>
+        <w:t>.</w:t>
       </w:r>
     </w:p>
     <w:p>
@@ -4693,106 +4878,14 @@
         <w:jc w:val="both"/>
         <w:rPr>
           <w:rFonts w:ascii="Arial" w:hAnsi="Arial" w:cs="Arial"/>
-          <w:color w:val="000000"/>
-          <w:sz w:val="24"/>
-          <w:szCs w:val="24"/>
-          <w:lang w:val="en-GB"/>
-        </w:rPr>
-      </w:pPr>
-      <w:r>
-        <w:rPr>
-          <w:rFonts w:ascii="Arial" w:hAnsi="Arial" w:cs="Arial"/>
-          <w:color w:val="000000"/>
-          <w:sz w:val="24"/>
-          <w:szCs w:val="24"/>
-          <w:lang w:val="en-GB"/>
-        </w:rPr>
-        <w:t xml:space="preserve">Neuroplasticity </w:t>
-      </w:r>
-      <w:r>
-        <w:rPr>
-          <w:rFonts w:ascii="Arial" w:hAnsi="Arial" w:cs="Arial"/>
-          <w:color w:val="000000"/>
-          <w:sz w:val="24"/>
-          <w:szCs w:val="24"/>
-          <w:highlight w:val="yellow"/>
-          <w:lang w:val="en-GB"/>
-        </w:rPr>
-        <w:t>refers to the physical ability of the human brain to reorganise itself by forming new neural connections</w:t>
-      </w:r>
-      <w:r>
-        <w:rPr>
-          <w:rFonts w:ascii="Arial" w:hAnsi="Arial" w:cs="Arial"/>
-          <w:color w:val="000000"/>
-          <w:sz w:val="24"/>
-          <w:szCs w:val="24"/>
-          <w:lang w:val="en-GB"/>
-        </w:rPr>
-        <w:t xml:space="preserve">. When a person </w:t>
-      </w:r>
-      <w:r>
-        <w:rPr>
-          <w:rFonts w:ascii="Arial" w:hAnsi="Arial" w:cs="Arial"/>
-          <w:color w:val="000000"/>
-          <w:sz w:val="24"/>
-          <w:szCs w:val="24"/>
-          <w:highlight w:val="yellow"/>
-          <w:lang w:val="en-GB"/>
-        </w:rPr>
-        <w:t>learns new information, the brain builds these new pathways</w:t>
-      </w:r>
-      <w:r>
-        <w:rPr>
-          <w:rFonts w:ascii="Arial" w:hAnsi="Arial" w:cs="Arial"/>
-          <w:color w:val="000000"/>
-          <w:sz w:val="24"/>
-          <w:szCs w:val="24"/>
-          <w:lang w:val="en-GB"/>
-        </w:rPr>
-        <w:t xml:space="preserve">. This </w:t>
-      </w:r>
-      <w:r>
-        <w:rPr>
-          <w:rFonts w:ascii="Arial" w:hAnsi="Arial" w:cs="Arial"/>
-          <w:color w:val="000000"/>
-          <w:sz w:val="24"/>
-          <w:szCs w:val="24"/>
-          <w:highlight w:val="yellow"/>
-          <w:lang w:val="en-GB"/>
-        </w:rPr>
-        <w:t>shows that intelligence is never permanently fixed</w:t>
-      </w:r>
-      <w:r>
-        <w:rPr>
-          <w:rFonts w:ascii="Arial" w:hAnsi="Arial" w:cs="Arial"/>
-          <w:color w:val="000000"/>
-          <w:sz w:val="24"/>
-          <w:szCs w:val="24"/>
-          <w:lang w:val="en-GB"/>
-        </w:rPr>
-        <w:t xml:space="preserve">; it </w:t>
-      </w:r>
-      <w:r>
-        <w:rPr>
-          <w:rFonts w:ascii="Arial" w:hAnsi="Arial" w:cs="Arial"/>
-          <w:color w:val="000000"/>
-          <w:sz w:val="24"/>
-          <w:szCs w:val="24"/>
-          <w:highlight w:val="yellow"/>
-          <w:lang w:val="en-GB"/>
-        </w:rPr>
-        <w:t>can grow and change through experience and education</w:t>
-      </w:r>
-      <w:r>
-        <w:rPr>
-          <w:rFonts w:ascii="Arial" w:hAnsi="Arial" w:cs="Arial"/>
-          <w:color w:val="000000"/>
-          <w:sz w:val="24"/>
-          <w:szCs w:val="24"/>
-          <w:lang w:val="en-GB"/>
-        </w:rPr>
-        <w:t>.</w:t>
-      </w:r>
+          <w:b/>
+          <w:bCs/>
+          <w:color w:val="000000"/>
+          <w:sz w:val="24"/>
+          <w:szCs w:val="24"/>
+          <w:lang w:val="en-GB"/>
+        </w:rPr>
+      </w:pPr>
     </w:p>
     <w:p>
       <w:pPr>
@@ -4811,6 +4904,19 @@
           <w:lang w:val="en-GB"/>
         </w:rPr>
       </w:pPr>
+      <w:r>
+        <w:rPr>
+          <w:rFonts w:ascii="Arial" w:hAnsi="Arial" w:cs="Arial"/>
+          <w:b/>
+          <w:bCs/>
+          <w:color w:val="000000"/>
+          <w:sz w:val="24"/>
+          <w:szCs w:val="24"/>
+          <w:highlight w:val="cyan"/>
+          <w:lang w:val="en-GB"/>
+        </w:rPr>
+        <w:t>6.3 Discuss how social interaction physically alters the brain during the learning process. (10 marks)</w:t>
+      </w:r>
     </w:p>
     <w:p>
       <w:pPr>
@@ -4821,26 +4927,158 @@
         <w:jc w:val="both"/>
         <w:rPr>
           <w:rFonts w:ascii="Arial" w:hAnsi="Arial" w:cs="Arial"/>
-          <w:b/>
-          <w:bCs/>
-          <w:color w:val="000000"/>
-          <w:sz w:val="24"/>
-          <w:szCs w:val="24"/>
-          <w:lang w:val="en-GB"/>
-        </w:rPr>
-      </w:pPr>
-      <w:r>
-        <w:rPr>
-          <w:rFonts w:ascii="Arial" w:hAnsi="Arial" w:cs="Arial"/>
-          <w:b/>
-          <w:bCs/>
-          <w:color w:val="000000"/>
-          <w:sz w:val="24"/>
-          <w:szCs w:val="24"/>
-          <w:highlight w:val="cyan"/>
-          <w:lang w:val="en-GB"/>
-        </w:rPr>
-        <w:t>6.3 Discuss how social interaction physically alters the brain during the learning process. (10 marks)</w:t>
+          <w:color w:val="000000"/>
+          <w:sz w:val="24"/>
+          <w:szCs w:val="24"/>
+          <w:lang w:val="en-GB"/>
+        </w:rPr>
+      </w:pPr>
+      <w:r>
+        <w:rPr>
+          <w:rFonts w:ascii="Arial" w:hAnsi="Arial" w:cs="Arial"/>
+          <w:color w:val="000000"/>
+          <w:sz w:val="24"/>
+          <w:szCs w:val="24"/>
+          <w:highlight w:val="yellow"/>
+          <w:lang w:val="en-GB"/>
+        </w:rPr>
+        <w:t>Social constructivism is the teaching method</w:t>
+      </w:r>
+      <w:r>
+        <w:rPr>
+          <w:rFonts w:ascii="Arial" w:hAnsi="Arial" w:cs="Arial"/>
+          <w:color w:val="000000"/>
+          <w:sz w:val="24"/>
+          <w:szCs w:val="24"/>
+          <w:lang w:val="en-GB"/>
+        </w:rPr>
+        <w:t xml:space="preserve">, and </w:t>
+      </w:r>
+      <w:r>
+        <w:rPr>
+          <w:rFonts w:ascii="Arial" w:hAnsi="Arial" w:cs="Arial"/>
+          <w:color w:val="000000"/>
+          <w:sz w:val="24"/>
+          <w:szCs w:val="24"/>
+          <w:highlight w:val="yellow"/>
+          <w:lang w:val="en-GB"/>
+        </w:rPr>
+        <w:t>neuroplasticity is the biological result</w:t>
+      </w:r>
+      <w:r>
+        <w:rPr>
+          <w:rFonts w:ascii="Arial" w:hAnsi="Arial" w:cs="Arial"/>
+          <w:color w:val="000000"/>
+          <w:sz w:val="24"/>
+          <w:szCs w:val="24"/>
+          <w:lang w:val="en-GB"/>
+        </w:rPr>
+        <w:t xml:space="preserve">. When a </w:t>
+      </w:r>
+      <w:r>
+        <w:rPr>
+          <w:rFonts w:ascii="Arial" w:hAnsi="Arial" w:cs="Arial"/>
+          <w:color w:val="000000"/>
+          <w:sz w:val="24"/>
+          <w:szCs w:val="24"/>
+          <w:highlight w:val="yellow"/>
+          <w:lang w:val="en-GB"/>
+        </w:rPr>
+        <w:t>teacher challenges a student within their ZPD</w:t>
+      </w:r>
+      <w:r>
+        <w:rPr>
+          <w:rFonts w:ascii="Arial" w:hAnsi="Arial" w:cs="Arial"/>
+          <w:color w:val="000000"/>
+          <w:sz w:val="24"/>
+          <w:szCs w:val="24"/>
+          <w:lang w:val="en-GB"/>
+        </w:rPr>
+        <w:t xml:space="preserve">, this specific </w:t>
+      </w:r>
+      <w:r>
+        <w:rPr>
+          <w:rFonts w:ascii="Arial" w:hAnsi="Arial" w:cs="Arial"/>
+          <w:color w:val="000000"/>
+          <w:sz w:val="24"/>
+          <w:szCs w:val="24"/>
+          <w:highlight w:val="yellow"/>
+          <w:lang w:val="en-GB"/>
+        </w:rPr>
+        <w:t>social interaction stimulates the brain</w:t>
+      </w:r>
+      <w:r>
+        <w:rPr>
+          <w:rFonts w:ascii="Arial" w:hAnsi="Arial" w:cs="Arial"/>
+          <w:color w:val="000000"/>
+          <w:sz w:val="24"/>
+          <w:szCs w:val="24"/>
+          <w:lang w:val="en-GB"/>
+        </w:rPr>
+        <w:t xml:space="preserve">. The </w:t>
+      </w:r>
+      <w:r>
+        <w:rPr>
+          <w:rFonts w:ascii="Arial" w:hAnsi="Arial" w:cs="Arial"/>
+          <w:color w:val="000000"/>
+          <w:sz w:val="24"/>
+          <w:szCs w:val="24"/>
+          <w:highlight w:val="yellow"/>
+          <w:lang w:val="en-GB"/>
+        </w:rPr>
+        <w:t>mental effort required to solve the problem causes electrical impulses to fire</w:t>
+      </w:r>
+      <w:r>
+        <w:rPr>
+          <w:rFonts w:ascii="Arial" w:hAnsi="Arial" w:cs="Arial"/>
+          <w:color w:val="000000"/>
+          <w:sz w:val="24"/>
+          <w:szCs w:val="24"/>
+          <w:lang w:val="en-GB"/>
+        </w:rPr>
+        <w:t xml:space="preserve">. These </w:t>
+      </w:r>
+      <w:r>
+        <w:rPr>
+          <w:rFonts w:ascii="Arial" w:hAnsi="Arial" w:cs="Arial"/>
+          <w:color w:val="000000"/>
+          <w:sz w:val="24"/>
+          <w:szCs w:val="24"/>
+          <w:highlight w:val="yellow"/>
+          <w:lang w:val="en-GB"/>
+        </w:rPr>
+        <w:t>impulses create and strengthen new neural pathways</w:t>
+      </w:r>
+      <w:r>
+        <w:rPr>
+          <w:rFonts w:ascii="Arial" w:hAnsi="Arial" w:cs="Arial"/>
+          <w:color w:val="000000"/>
+          <w:sz w:val="24"/>
+          <w:szCs w:val="24"/>
+          <w:lang w:val="en-GB"/>
+        </w:rPr>
+        <w:t xml:space="preserve">. Therefore, </w:t>
+      </w:r>
+      <w:r>
+        <w:rPr>
+          <w:rFonts w:ascii="Arial" w:hAnsi="Arial" w:cs="Arial"/>
+          <w:color w:val="000000"/>
+          <w:sz w:val="24"/>
+          <w:szCs w:val="24"/>
+          <w:highlight w:val="yellow"/>
+          <w:lang w:val="en-GB"/>
+        </w:rPr>
+        <w:t>social guidance directly causes physical brain development</w:t>
+      </w:r>
+      <w:r>
+        <w:rPr>
+          <w:rFonts w:ascii="Arial" w:hAnsi="Arial" w:cs="Arial"/>
+          <w:color w:val="000000"/>
+          <w:sz w:val="24"/>
+          <w:szCs w:val="24"/>
+          <w:lang w:val="en-GB"/>
+        </w:rPr>
+        <w:t>.</w:t>
       </w:r>
     </w:p>
     <w:p>
@@ -4852,159 +5090,14 @@
         <w:jc w:val="both"/>
         <w:rPr>
           <w:rFonts w:ascii="Arial" w:hAnsi="Arial" w:cs="Arial"/>
-          <w:color w:val="000000"/>
-          <w:sz w:val="24"/>
-          <w:szCs w:val="24"/>
-          <w:lang w:val="en-GB"/>
-        </w:rPr>
-      </w:pPr>
-      <w:r>
-        <w:rPr>
-          <w:rFonts w:ascii="Arial" w:hAnsi="Arial" w:cs="Arial"/>
-          <w:color w:val="000000"/>
-          <w:sz w:val="24"/>
-          <w:szCs w:val="24"/>
-          <w:highlight w:val="yellow"/>
-          <w:lang w:val="en-GB"/>
-        </w:rPr>
-        <w:t>Social constructivism is the teaching method</w:t>
-      </w:r>
-      <w:r>
-        <w:rPr>
-          <w:rFonts w:ascii="Arial" w:hAnsi="Arial" w:cs="Arial"/>
-          <w:color w:val="000000"/>
-          <w:sz w:val="24"/>
-          <w:szCs w:val="24"/>
-          <w:lang w:val="en-GB"/>
-        </w:rPr>
-        <w:t xml:space="preserve">, and </w:t>
-      </w:r>
-      <w:r>
-        <w:rPr>
-          <w:rFonts w:ascii="Arial" w:hAnsi="Arial" w:cs="Arial"/>
-          <w:color w:val="000000"/>
-          <w:sz w:val="24"/>
-          <w:szCs w:val="24"/>
-          <w:highlight w:val="yellow"/>
-          <w:lang w:val="en-GB"/>
-        </w:rPr>
-        <w:t>neuroplasticity is the biological result</w:t>
-      </w:r>
-      <w:r>
-        <w:rPr>
-          <w:rFonts w:ascii="Arial" w:hAnsi="Arial" w:cs="Arial"/>
-          <w:color w:val="000000"/>
-          <w:sz w:val="24"/>
-          <w:szCs w:val="24"/>
-          <w:lang w:val="en-GB"/>
-        </w:rPr>
-        <w:t xml:space="preserve">. When a </w:t>
-      </w:r>
-      <w:r>
-        <w:rPr>
-          <w:rFonts w:ascii="Arial" w:hAnsi="Arial" w:cs="Arial"/>
-          <w:color w:val="000000"/>
-          <w:sz w:val="24"/>
-          <w:szCs w:val="24"/>
-          <w:highlight w:val="yellow"/>
-          <w:lang w:val="en-GB"/>
-        </w:rPr>
-        <w:t>teacher challenges a student within their ZPD</w:t>
-      </w:r>
-      <w:r>
-        <w:rPr>
-          <w:rFonts w:ascii="Arial" w:hAnsi="Arial" w:cs="Arial"/>
-          <w:color w:val="000000"/>
-          <w:sz w:val="24"/>
-          <w:szCs w:val="24"/>
-          <w:lang w:val="en-GB"/>
-        </w:rPr>
-        <w:t xml:space="preserve">, this specific </w:t>
-      </w:r>
-      <w:r>
-        <w:rPr>
-          <w:rFonts w:ascii="Arial" w:hAnsi="Arial" w:cs="Arial"/>
-          <w:color w:val="000000"/>
-          <w:sz w:val="24"/>
-          <w:szCs w:val="24"/>
-          <w:highlight w:val="yellow"/>
-          <w:lang w:val="en-GB"/>
-        </w:rPr>
-        <w:t>social interaction stimulates the brain</w:t>
-      </w:r>
-      <w:r>
-        <w:rPr>
-          <w:rFonts w:ascii="Arial" w:hAnsi="Arial" w:cs="Arial"/>
-          <w:color w:val="000000"/>
-          <w:sz w:val="24"/>
-          <w:szCs w:val="24"/>
-          <w:lang w:val="en-GB"/>
-        </w:rPr>
-        <w:t xml:space="preserve">. The </w:t>
-      </w:r>
-      <w:r>
-        <w:rPr>
-          <w:rFonts w:ascii="Arial" w:hAnsi="Arial" w:cs="Arial"/>
-          <w:color w:val="000000"/>
-          <w:sz w:val="24"/>
-          <w:szCs w:val="24"/>
-          <w:highlight w:val="yellow"/>
-          <w:lang w:val="en-GB"/>
-        </w:rPr>
-        <w:t>mental effort required to solve the problem causes electrical impulses to fire</w:t>
-      </w:r>
-      <w:r>
-        <w:rPr>
-          <w:rFonts w:ascii="Arial" w:hAnsi="Arial" w:cs="Arial"/>
-          <w:color w:val="000000"/>
-          <w:sz w:val="24"/>
-          <w:szCs w:val="24"/>
-          <w:lang w:val="en-GB"/>
-        </w:rPr>
-        <w:t xml:space="preserve">. These </w:t>
-      </w:r>
-      <w:r>
-        <w:rPr>
-          <w:rFonts w:ascii="Arial" w:hAnsi="Arial" w:cs="Arial"/>
-          <w:color w:val="000000"/>
-          <w:sz w:val="24"/>
-          <w:szCs w:val="24"/>
-          <w:highlight w:val="yellow"/>
-          <w:lang w:val="en-GB"/>
-        </w:rPr>
-        <w:t>impulses create and strengthen new neural pathways</w:t>
-      </w:r>
-      <w:r>
-        <w:rPr>
-          <w:rFonts w:ascii="Arial" w:hAnsi="Arial" w:cs="Arial"/>
-          <w:color w:val="000000"/>
-          <w:sz w:val="24"/>
-          <w:szCs w:val="24"/>
-          <w:lang w:val="en-GB"/>
-        </w:rPr>
-        <w:t xml:space="preserve">. Therefore, </w:t>
-      </w:r>
-      <w:r>
-        <w:rPr>
-          <w:rFonts w:ascii="Arial" w:hAnsi="Arial" w:cs="Arial"/>
-          <w:color w:val="000000"/>
-          <w:sz w:val="24"/>
-          <w:szCs w:val="24"/>
-          <w:highlight w:val="yellow"/>
-          <w:lang w:val="en-GB"/>
-        </w:rPr>
-        <w:t>social guidance directly causes physical brain development</w:t>
-      </w:r>
-      <w:r>
-        <w:rPr>
-          <w:rFonts w:ascii="Arial" w:hAnsi="Arial" w:cs="Arial"/>
-          <w:color w:val="000000"/>
-          <w:sz w:val="24"/>
-          <w:szCs w:val="24"/>
-          <w:lang w:val="en-GB"/>
-        </w:rPr>
-        <w:t>.</w:t>
-      </w:r>
+          <w:b/>
+          <w:bCs/>
+          <w:color w:val="000000"/>
+          <w:sz w:val="24"/>
+          <w:szCs w:val="24"/>
+          <w:lang w:val="en-GB"/>
+        </w:rPr>
+      </w:pPr>
     </w:p>
     <w:p>
       <w:pPr>
@@ -5054,11 +5147,24 @@
           <w:b/>
           <w:bCs/>
           <w:color w:val="000000"/>
-          <w:sz w:val="24"/>
-          <w:szCs w:val="24"/>
-          <w:lang w:val="en-GB"/>
-        </w:rPr>
-      </w:pPr>
+          <w:sz w:val="32"/>
+          <w:szCs w:val="32"/>
+          <w:lang w:val="en-GB"/>
+        </w:rPr>
+      </w:pPr>
+      <w:r>
+        <w:rPr>
+          <w:rFonts w:ascii="Arial" w:hAnsi="Arial" w:cs="Arial"/>
+          <w:b/>
+          <w:bCs/>
+          <w:color w:val="000000"/>
+          <w:sz w:val="32"/>
+          <w:szCs w:val="32"/>
+          <w:lang w:val="en-GB"/>
+        </w:rPr>
+        <w:lastRenderedPageBreak/>
+        <w:t>Section B: Essay Question (Choose ONE, 25 Marks)</w:t>
+      </w:r>
     </w:p>
     <w:p>
       <w:pPr>
@@ -5095,6 +5201,31 @@
           <w:lang w:val="en-GB"/>
         </w:rPr>
       </w:pPr>
+      <w:r>
+        <w:rPr>
+          <w:rFonts w:ascii="Arial" w:hAnsi="Arial" w:cs="Arial"/>
+          <w:b/>
+          <w:bCs/>
+          <w:color w:val="000000"/>
+          <w:sz w:val="24"/>
+          <w:szCs w:val="24"/>
+          <w:highlight w:val="green"/>
+          <w:lang w:val="en-GB"/>
+        </w:rPr>
+        <w:t>Q8: Critical Theory</w:t>
+      </w:r>
+      <w:r>
+        <w:rPr>
+          <w:rFonts w:ascii="Arial" w:hAnsi="Arial" w:cs="Arial"/>
+          <w:b/>
+          <w:bCs/>
+          <w:color w:val="000000"/>
+          <w:sz w:val="24"/>
+          <w:szCs w:val="24"/>
+          <w:lang w:val="en-GB"/>
+        </w:rPr>
+        <w:t xml:space="preserve"> </w:t>
+      </w:r>
     </w:p>
     <w:p>
       <w:pPr>
@@ -5108,24 +5239,11 @@
           <w:b/>
           <w:bCs/>
           <w:color w:val="000000"/>
-          <w:sz w:val="32"/>
-          <w:szCs w:val="32"/>
-          <w:lang w:val="en-GB"/>
-        </w:rPr>
-      </w:pPr>
-      <w:r>
-        <w:rPr>
-          <w:rFonts w:ascii="Arial" w:hAnsi="Arial" w:cs="Arial"/>
-          <w:b/>
-          <w:bCs/>
-          <w:color w:val="000000"/>
-          <w:sz w:val="32"/>
-          <w:szCs w:val="32"/>
-          <w:lang w:val="en-GB"/>
-        </w:rPr>
-        <w:lastRenderedPageBreak/>
-        <w:t>Section B: Essay Question (Choose ONE, 25 Marks)</w:t>
-      </w:r>
+          <w:sz w:val="24"/>
+          <w:szCs w:val="24"/>
+          <w:lang w:val="en-GB"/>
+        </w:rPr>
+      </w:pPr>
     </w:p>
     <w:p>
       <w:pPr>
@@ -5144,6 +5262,19 @@
           <w:lang w:val="en-GB"/>
         </w:rPr>
       </w:pPr>
+      <w:r>
+        <w:rPr>
+          <w:rFonts w:ascii="Arial" w:hAnsi="Arial" w:cs="Arial"/>
+          <w:b/>
+          <w:bCs/>
+          <w:color w:val="000000"/>
+          <w:sz w:val="24"/>
+          <w:szCs w:val="24"/>
+          <w:highlight w:val="cyan"/>
+          <w:lang w:val="en-GB"/>
+        </w:rPr>
+        <w:t>Introduction</w:t>
+      </w:r>
     </w:p>
     <w:p>
       <w:pPr>
@@ -5154,38 +5285,21 @@
         <w:jc w:val="both"/>
         <w:rPr>
           <w:rFonts w:ascii="Arial" w:hAnsi="Arial" w:cs="Arial"/>
-          <w:b/>
-          <w:bCs/>
-          <w:color w:val="000000"/>
-          <w:sz w:val="24"/>
-          <w:szCs w:val="24"/>
-          <w:lang w:val="en-GB"/>
-        </w:rPr>
-      </w:pPr>
-      <w:r>
-        <w:rPr>
-          <w:rFonts w:ascii="Arial" w:hAnsi="Arial" w:cs="Arial"/>
-          <w:b/>
-          <w:bCs/>
-          <w:color w:val="000000"/>
-          <w:sz w:val="24"/>
-          <w:szCs w:val="24"/>
-          <w:highlight w:val="green"/>
-          <w:lang w:val="en-GB"/>
-        </w:rPr>
-        <w:t>Q8: Critical Theory</w:t>
-      </w:r>
-      <w:r>
-        <w:rPr>
-          <w:rFonts w:ascii="Arial" w:hAnsi="Arial" w:cs="Arial"/>
-          <w:b/>
-          <w:bCs/>
-          <w:color w:val="000000"/>
-          <w:sz w:val="24"/>
-          <w:szCs w:val="24"/>
-          <w:lang w:val="en-GB"/>
-        </w:rPr>
-        <w:t xml:space="preserve"> </w:t>
+          <w:color w:val="000000"/>
+          <w:sz w:val="24"/>
+          <w:szCs w:val="24"/>
+          <w:lang w:val="en-GB"/>
+        </w:rPr>
+      </w:pPr>
+      <w:r>
+        <w:rPr>
+          <w:rFonts w:ascii="Arial" w:hAnsi="Arial" w:cs="Arial"/>
+          <w:color w:val="000000"/>
+          <w:sz w:val="24"/>
+          <w:szCs w:val="24"/>
+          <w:lang w:val="en-GB"/>
+        </w:rPr>
+        <w:t>Critical Theory is an important approach in education that helps us understand how power, inequality and injustice operate in schools. This essay will explain the origins and main ideas of Critical Theory. It will then discuss how Critical Theory can be applied in the South African education system. Finally, it will look at some criticisms of the theory and give a conclusion.</w:t>
       </w:r>
     </w:p>
     <w:p>
@@ -5234,7 +5348,7 @@
           <w:highlight w:val="cyan"/>
           <w:lang w:val="en-GB"/>
         </w:rPr>
-        <w:t>Introduction</w:t>
+        <w:t>Origins and Core Definitions</w:t>
       </w:r>
     </w:p>
     <w:p>
@@ -5260,7 +5374,7 @@
           <w:szCs w:val="24"/>
           <w:lang w:val="en-GB"/>
         </w:rPr>
-        <w:t>Critical Theory is an important approach in education that helps us understand how power, inequality and injustice operate in schools. This essay will explain the origins and main ideas of Critical Theory. It will then discuss how Critical Theory can be applied in the South African education system. Finally, it will look at some criticisms of the theory and give a conclusion.</w:t>
+        <w:t>Critical Theory started in Germany in the 1930s by the Frankfurt School. Key thinkers include Max Horkheimer, Theodor Adorno, Jurgen Habermas, Paulo Freire and Peter McLaren.</w:t>
       </w:r>
     </w:p>
     <w:p>
@@ -5272,8 +5386,6 @@
         <w:jc w:val="both"/>
         <w:rPr>
           <w:rFonts w:ascii="Arial" w:hAnsi="Arial" w:cs="Arial"/>
-          <w:b/>
-          <w:bCs/>
           <w:color w:val="000000"/>
           <w:sz w:val="24"/>
           <w:szCs w:val="24"/>
@@ -5290,26 +5402,21 @@
         <w:jc w:val="both"/>
         <w:rPr>
           <w:rFonts w:ascii="Arial" w:hAnsi="Arial" w:cs="Arial"/>
-          <w:b/>
-          <w:bCs/>
-          <w:color w:val="000000"/>
-          <w:sz w:val="24"/>
-          <w:szCs w:val="24"/>
-          <w:lang w:val="en-GB"/>
-        </w:rPr>
-      </w:pPr>
-      <w:r>
-        <w:rPr>
-          <w:rFonts w:ascii="Arial" w:hAnsi="Arial" w:cs="Arial"/>
-          <w:b/>
-          <w:bCs/>
-          <w:color w:val="000000"/>
-          <w:sz w:val="24"/>
-          <w:szCs w:val="24"/>
-          <w:highlight w:val="cyan"/>
-          <w:lang w:val="en-GB"/>
-        </w:rPr>
-        <w:t>Origins and Core Definitions</w:t>
+          <w:color w:val="000000"/>
+          <w:sz w:val="24"/>
+          <w:szCs w:val="24"/>
+          <w:lang w:val="en-GB"/>
+        </w:rPr>
+      </w:pPr>
+      <w:r>
+        <w:rPr>
+          <w:rFonts w:ascii="Arial" w:hAnsi="Arial" w:cs="Arial"/>
+          <w:color w:val="000000"/>
+          <w:sz w:val="24"/>
+          <w:szCs w:val="24"/>
+          <w:lang w:val="en-GB"/>
+        </w:rPr>
+        <w:t>The theory says human societies are pathological (sick). We are like pawns in a chess game where the rules favour the rich and powerful. Power structures control not just society but also the way we think. Critical Theory says there is no objective truth – all truth is constructed by those in power. It is a philosophy of cynicism and disillusionment. The main goal is emancipation – to free people from unfair systems.</w:t>
       </w:r>
     </w:p>
     <w:p>
@@ -5327,16 +5434,6 @@
           <w:lang w:val="en-GB"/>
         </w:rPr>
       </w:pPr>
-      <w:r>
-        <w:rPr>
-          <w:rFonts w:ascii="Arial" w:hAnsi="Arial" w:cs="Arial"/>
-          <w:color w:val="000000"/>
-          <w:sz w:val="24"/>
-          <w:szCs w:val="24"/>
-          <w:lang w:val="en-GB"/>
-        </w:rPr>
-        <w:t>Critical Theory developed in the 1930s in Germany by a group of thinkers called the Frankfurt School. Key figures include Max Horkheimer, Theodor Adorno, Jurgen Habermas, and the Brazilian educator Paulo Freire.</w:t>
-      </w:r>
     </w:p>
     <w:p>
       <w:pPr>
@@ -5353,6 +5450,16 @@
           <w:lang w:val="en-GB"/>
         </w:rPr>
       </w:pPr>
+      <w:r>
+        <w:rPr>
+          <w:rFonts w:ascii="Arial" w:hAnsi="Arial" w:cs="Arial"/>
+          <w:color w:val="000000"/>
+          <w:sz w:val="24"/>
+          <w:szCs w:val="24"/>
+          <w:lang w:val="en-GB"/>
+        </w:rPr>
+        <w:t>Paulo Freire criticised the “banking model of education”. Teachers pour knowledge into passive students who just memorise facts. Instead, he promoted problem-posing education where teachers and students work together to solve real-life problems.</w:t>
+      </w:r>
     </w:p>
     <w:p>
       <w:pPr>
@@ -5369,36 +5476,6 @@
           <w:lang w:val="en-GB"/>
         </w:rPr>
       </w:pPr>
-      <w:r>
-        <w:rPr>
-          <w:rFonts w:ascii="Arial" w:hAnsi="Arial" w:cs="Arial"/>
-          <w:color w:val="000000"/>
-          <w:sz w:val="24"/>
-          <w:szCs w:val="24"/>
-          <w:lang w:val="en-GB"/>
-        </w:rPr>
-        <w:t>The theory argues that society is not neutral. It is shaped by political, economic and cultural power structures that benefit some groups and oppress others. Critical Theory says that "truth" and knowledge are often constructed by those who hold power. Therefore, education can either support oppression or help people become free from it. The main goal of Critical Theory is emancipation</w:t>
-      </w:r>
-      <w:r>
-        <w:rPr>
-          <w:rFonts w:ascii="Arial" w:hAnsi="Arial" w:cs="Arial"/>
-          <w:color w:val="000000"/>
-          <w:sz w:val="24"/>
-          <w:szCs w:val="24"/>
-          <w:lang w:val="en-GB"/>
-        </w:rPr>
-        <w:t>,</w:t>
-      </w:r>
-      <w:r>
-        <w:rPr>
-          <w:rFonts w:ascii="Arial" w:hAnsi="Arial" w:cs="Arial"/>
-          <w:color w:val="000000"/>
-          <w:sz w:val="24"/>
-          <w:szCs w:val="24"/>
-          <w:lang w:val="en-GB"/>
-        </w:rPr>
-        <w:t xml:space="preserve"> freeing people from unfair systems so they can participate fully in society.</w:t>
-      </w:r>
     </w:p>
     <w:p>
       <w:pPr>
@@ -5409,12 +5486,27 @@
         <w:jc w:val="both"/>
         <w:rPr>
           <w:rFonts w:ascii="Arial" w:hAnsi="Arial" w:cs="Arial"/>
-          <w:color w:val="000000"/>
-          <w:sz w:val="24"/>
-          <w:szCs w:val="24"/>
-          <w:lang w:val="en-GB"/>
-        </w:rPr>
-      </w:pPr>
+          <w:b/>
+          <w:bCs/>
+          <w:color w:val="000000"/>
+          <w:sz w:val="24"/>
+          <w:szCs w:val="24"/>
+          <w:lang w:val="en-GB"/>
+        </w:rPr>
+      </w:pPr>
+      <w:r>
+        <w:rPr>
+          <w:rFonts w:ascii="Arial" w:hAnsi="Arial" w:cs="Arial"/>
+          <w:b/>
+          <w:bCs/>
+          <w:color w:val="000000"/>
+          <w:sz w:val="24"/>
+          <w:szCs w:val="24"/>
+          <w:highlight w:val="cyan"/>
+          <w:lang w:val="en-GB"/>
+        </w:rPr>
+        <w:t>Application in the Education System</w:t>
+      </w:r>
     </w:p>
     <w:p>
       <w:pPr>
@@ -5425,23 +5517,32 @@
         <w:jc w:val="both"/>
         <w:rPr>
           <w:rFonts w:ascii="Arial" w:hAnsi="Arial" w:cs="Arial"/>
-          <w:b/>
-          <w:bCs/>
-          <w:color w:val="000000"/>
-          <w:sz w:val="24"/>
-          <w:szCs w:val="24"/>
-          <w:lang w:val="en-GB"/>
-        </w:rPr>
-      </w:pPr>
-      <w:r>
-        <w:rPr>
-          <w:rFonts w:ascii="Arial" w:hAnsi="Arial" w:cs="Arial"/>
-          <w:color w:val="000000"/>
-          <w:sz w:val="24"/>
-          <w:szCs w:val="24"/>
-          <w:lang w:val="en-GB"/>
-        </w:rPr>
-        <w:t>Paulo Freire made Critical Theory very practical for education. He criticised the traditional “banking model of education”. In this model, teachers act like banks that deposit knowledge into passive students who just memorise facts. Freire said this keeps learners powerless. Instead, he promoted problem-posing education, where teachers and students work together to ask questions about real-life problems and take action to change unfair situations.</w:t>
+          <w:color w:val="000000"/>
+          <w:sz w:val="24"/>
+          <w:szCs w:val="24"/>
+          <w:lang w:val="en-GB"/>
+        </w:rPr>
+      </w:pPr>
+      <w:r>
+        <w:rPr>
+          <w:rFonts w:ascii="Arial" w:hAnsi="Arial" w:cs="Arial"/>
+          <w:color w:val="000000"/>
+          <w:sz w:val="24"/>
+          <w:szCs w:val="24"/>
+          <w:lang w:val="en-GB"/>
+        </w:rPr>
+        <w:t xml:space="preserve">Critical Theory is very relevant in South Africa because of apartheid. Bantu Education turned learners into passive consumers and produced technocrats </w:t>
+      </w:r>
+      <w:r>
+        <w:rPr>
+          <w:rFonts w:ascii="Arial" w:hAnsi="Arial" w:cs="Arial"/>
+          <w:color w:val="000000"/>
+          <w:sz w:val="24"/>
+          <w:szCs w:val="24"/>
+          <w:lang w:val="en-GB"/>
+        </w:rPr>
+        <w:lastRenderedPageBreak/>
+        <w:t>(people who just follow orders). It taught dominant ideologies that made inequality seem normal.</w:t>
       </w:r>
     </w:p>
     <w:p>
@@ -5453,8 +5554,6 @@
         <w:jc w:val="both"/>
         <w:rPr>
           <w:rFonts w:ascii="Arial" w:hAnsi="Arial" w:cs="Arial"/>
-          <w:b/>
-          <w:bCs/>
           <w:color w:val="000000"/>
           <w:sz w:val="24"/>
           <w:szCs w:val="24"/>
@@ -5471,14 +5570,22 @@
         <w:jc w:val="both"/>
         <w:rPr>
           <w:rFonts w:ascii="Arial" w:hAnsi="Arial" w:cs="Arial"/>
-          <w:b/>
-          <w:bCs/>
-          <w:color w:val="000000"/>
-          <w:sz w:val="24"/>
-          <w:szCs w:val="24"/>
-          <w:lang w:val="en-GB"/>
-        </w:rPr>
-      </w:pPr>
+          <w:color w:val="000000"/>
+          <w:sz w:val="24"/>
+          <w:szCs w:val="24"/>
+          <w:lang w:val="en-GB"/>
+        </w:rPr>
+      </w:pPr>
+      <w:r>
+        <w:rPr>
+          <w:rFonts w:ascii="Arial" w:hAnsi="Arial" w:cs="Arial"/>
+          <w:color w:val="000000"/>
+          <w:sz w:val="24"/>
+          <w:szCs w:val="24"/>
+          <w:lang w:val="en-GB"/>
+        </w:rPr>
+        <w:t>Today, teachers must help learners reflect critically on society and expose the hidden curriculum (unspoken lessons about power, race and class). Critical Theory supports active learning about real issues like poverty and discrimination. It matches the White Paper (1995) goals of redress, equity and transformation. It also warns against too much technology. The aim is to create independent thinkers who fight for a fairer society.</w:t>
+      </w:r>
     </w:p>
     <w:p>
       <w:pPr>
@@ -5497,20 +5604,6 @@
           <w:lang w:val="en-GB"/>
         </w:rPr>
       </w:pPr>
-      <w:r>
-        <w:rPr>
-          <w:rFonts w:ascii="Arial" w:hAnsi="Arial" w:cs="Arial"/>
-          <w:b/>
-          <w:bCs/>
-          <w:color w:val="000000"/>
-          <w:sz w:val="24"/>
-          <w:szCs w:val="24"/>
-          <w:highlight w:val="cyan"/>
-          <w:lang w:val="en-GB"/>
-        </w:rPr>
-        <w:lastRenderedPageBreak/>
-        <w:t>Application in the Education System</w:t>
-      </w:r>
     </w:p>
     <w:p>
       <w:pPr>
@@ -5521,31 +5614,26 @@
         <w:jc w:val="both"/>
         <w:rPr>
           <w:rFonts w:ascii="Arial" w:hAnsi="Arial" w:cs="Arial"/>
-          <w:color w:val="000000"/>
-          <w:sz w:val="24"/>
-          <w:szCs w:val="24"/>
-          <w:lang w:val="en-GB"/>
-        </w:rPr>
-      </w:pPr>
-      <w:r>
-        <w:rPr>
-          <w:rFonts w:ascii="Arial" w:hAnsi="Arial" w:cs="Arial"/>
-          <w:color w:val="000000"/>
-          <w:sz w:val="24"/>
-          <w:szCs w:val="24"/>
-          <w:lang w:val="en-GB"/>
-        </w:rPr>
-        <w:t>I</w:t>
-      </w:r>
-      <w:r>
-        <w:rPr>
-          <w:rFonts w:ascii="Arial" w:hAnsi="Arial" w:cs="Arial"/>
-          <w:color w:val="000000"/>
-          <w:sz w:val="24"/>
-          <w:szCs w:val="24"/>
-          <w:lang w:val="en-GB"/>
-        </w:rPr>
-        <w:t>n South Africa, Critical Theory is very relevant because of our apartheid history. Before 1994, the education system (especially Bantu Education) was designed to keep black learners in low-skilled jobs. It reinforced inequality and taught dominant ideologies that accepted racial separation as normal.</w:t>
+          <w:b/>
+          <w:bCs/>
+          <w:color w:val="000000"/>
+          <w:sz w:val="24"/>
+          <w:szCs w:val="24"/>
+          <w:lang w:val="en-GB"/>
+        </w:rPr>
+      </w:pPr>
+      <w:r>
+        <w:rPr>
+          <w:rFonts w:ascii="Arial" w:hAnsi="Arial" w:cs="Arial"/>
+          <w:b/>
+          <w:bCs/>
+          <w:color w:val="000000"/>
+          <w:sz w:val="24"/>
+          <w:szCs w:val="24"/>
+          <w:highlight w:val="cyan"/>
+          <w:lang w:val="en-GB"/>
+        </w:rPr>
+        <w:t>Criticisms of Critical Theory</w:t>
       </w:r>
     </w:p>
     <w:p>
@@ -5571,7 +5659,7 @@
           <w:szCs w:val="24"/>
           <w:lang w:val="en-GB"/>
         </w:rPr>
-        <w:t>Critical Theory helps us challenge these problems in the current system. For example:</w:t>
+        <w:t>Critical Theory has weaknesses. It is very negative and focuses too much on problems and oppression. It is cynical and ideological and does not always give clear solutions. It rejects objective truth too strongly, which can confuse teachers who must follow CAPS. In large South African classes with limited resources, problem-posing methods are hard to use every day. Critics also ask: if we remove capitalism, what do we replace it with? Too much criticism can make learners feel hopeless.</w:t>
       </w:r>
     </w:p>
     <w:p>
@@ -5583,6 +5671,8 @@
         <w:jc w:val="both"/>
         <w:rPr>
           <w:rFonts w:ascii="Arial" w:hAnsi="Arial" w:cs="Arial"/>
+          <w:b/>
+          <w:bCs/>
           <w:color w:val="000000"/>
           <w:sz w:val="24"/>
           <w:szCs w:val="24"/>
@@ -5599,316 +5689,30 @@
         <w:jc w:val="both"/>
         <w:rPr>
           <w:rFonts w:ascii="Arial" w:hAnsi="Arial" w:cs="Arial"/>
-          <w:color w:val="000000"/>
-          <w:sz w:val="24"/>
-          <w:szCs w:val="24"/>
-          <w:lang w:val="en-GB"/>
-        </w:rPr>
-      </w:pPr>
-      <w:r>
-        <w:rPr>
-          <w:rFonts w:ascii="Arial" w:hAnsi="Arial" w:cs="Arial"/>
-          <w:color w:val="000000"/>
-          <w:sz w:val="24"/>
-          <w:szCs w:val="24"/>
-          <w:lang w:val="en-GB"/>
-        </w:rPr>
-        <w:t>It encourages teachers to examine the hidden curriculum</w:t>
-      </w:r>
-      <w:r>
-        <w:rPr>
-          <w:rFonts w:ascii="Arial" w:hAnsi="Arial" w:cs="Arial"/>
-          <w:color w:val="000000"/>
-          <w:sz w:val="24"/>
-          <w:szCs w:val="24"/>
-          <w:lang w:val="en-GB"/>
-        </w:rPr>
-        <w:t>,</w:t>
-      </w:r>
-      <w:r>
-        <w:rPr>
-          <w:rFonts w:ascii="Arial" w:hAnsi="Arial" w:cs="Arial"/>
-          <w:color w:val="000000"/>
-          <w:sz w:val="24"/>
-          <w:szCs w:val="24"/>
-          <w:lang w:val="en-GB"/>
-        </w:rPr>
-        <w:t xml:space="preserve"> the unspoken lessons about power, race, class and gender that students learn in school (e.g. who gets more attention in class or whose culture is shown in textbooks).</w:t>
+          <w:b/>
+          <w:bCs/>
+          <w:color w:val="000000"/>
+          <w:sz w:val="24"/>
+          <w:szCs w:val="24"/>
+          <w:lang w:val="en-GB"/>
+        </w:rPr>
+      </w:pPr>
+      <w:r>
+        <w:rPr>
+          <w:rFonts w:ascii="Arial" w:hAnsi="Arial" w:cs="Arial"/>
+          <w:b/>
+          <w:bCs/>
+          <w:color w:val="000000"/>
+          <w:sz w:val="24"/>
+          <w:szCs w:val="24"/>
+          <w:highlight w:val="cyan"/>
+          <w:lang w:val="en-GB"/>
+        </w:rPr>
+        <w:t>Conclusion</w:t>
       </w:r>
     </w:p>
     <w:p>
       <w:pPr>
-        <w:autoSpaceDE w:val="0"/>
-        <w:autoSpaceDN w:val="0"/>
-        <w:adjustRightInd w:val="0"/>
-        <w:spacing w:after="0" w:line="360" w:lineRule="auto"/>
-        <w:jc w:val="both"/>
-        <w:rPr>
-          <w:rFonts w:ascii="Arial" w:hAnsi="Arial" w:cs="Arial"/>
-          <w:color w:val="000000"/>
-          <w:sz w:val="24"/>
-          <w:szCs w:val="24"/>
-          <w:lang w:val="en-GB"/>
-        </w:rPr>
-      </w:pPr>
-      <w:r>
-        <w:rPr>
-          <w:rFonts w:ascii="Arial" w:hAnsi="Arial" w:cs="Arial"/>
-          <w:color w:val="000000"/>
-          <w:sz w:val="24"/>
-          <w:szCs w:val="24"/>
-          <w:lang w:val="en-GB"/>
-        </w:rPr>
-        <w:t>Teachers should promote critical thinking so learners question unfair practices instead of just accepting them.</w:t>
-      </w:r>
-    </w:p>
-    <w:p>
-      <w:pPr>
-        <w:autoSpaceDE w:val="0"/>
-        <w:autoSpaceDN w:val="0"/>
-        <w:adjustRightInd w:val="0"/>
-        <w:spacing w:after="0" w:line="360" w:lineRule="auto"/>
-        <w:jc w:val="both"/>
-        <w:rPr>
-          <w:rFonts w:ascii="Arial" w:hAnsi="Arial" w:cs="Arial"/>
-          <w:color w:val="000000"/>
-          <w:sz w:val="24"/>
-          <w:szCs w:val="24"/>
-          <w:lang w:val="en-GB"/>
-        </w:rPr>
-      </w:pPr>
-    </w:p>
-    <w:p>
-      <w:pPr>
-        <w:autoSpaceDE w:val="0"/>
-        <w:autoSpaceDN w:val="0"/>
-        <w:adjustRightInd w:val="0"/>
-        <w:spacing w:after="0" w:line="360" w:lineRule="auto"/>
-        <w:jc w:val="both"/>
-        <w:rPr>
-          <w:rFonts w:ascii="Arial" w:hAnsi="Arial" w:cs="Arial"/>
-          <w:color w:val="000000"/>
-          <w:sz w:val="24"/>
-          <w:szCs w:val="24"/>
-          <w:lang w:val="en-GB"/>
-        </w:rPr>
-      </w:pPr>
-      <w:r>
-        <w:rPr>
-          <w:rFonts w:ascii="Arial" w:hAnsi="Arial" w:cs="Arial"/>
-          <w:color w:val="000000"/>
-          <w:sz w:val="24"/>
-          <w:szCs w:val="24"/>
-          <w:lang w:val="en-GB"/>
-        </w:rPr>
-        <w:t>In the classroom, Critical Theory supports active learning where students discuss real social issues such as poverty, unemployment, or discrimination.</w:t>
-      </w:r>
-    </w:p>
-    <w:p>
-      <w:pPr>
-        <w:autoSpaceDE w:val="0"/>
-        <w:autoSpaceDN w:val="0"/>
-        <w:adjustRightInd w:val="0"/>
-        <w:spacing w:after="0" w:line="360" w:lineRule="auto"/>
-        <w:jc w:val="both"/>
-        <w:rPr>
-          <w:rFonts w:ascii="Arial" w:hAnsi="Arial" w:cs="Arial"/>
-          <w:color w:val="000000"/>
-          <w:sz w:val="24"/>
-          <w:szCs w:val="24"/>
-          <w:lang w:val="en-GB"/>
-        </w:rPr>
-      </w:pPr>
-      <w:r>
-        <w:rPr>
-          <w:rFonts w:ascii="Arial" w:hAnsi="Arial" w:cs="Arial"/>
-          <w:color w:val="000000"/>
-          <w:sz w:val="24"/>
-          <w:szCs w:val="24"/>
-          <w:lang w:val="en-GB"/>
-        </w:rPr>
-        <w:t>It connects well with the White Paper (1995) goals of transformation, redress and equity.</w:t>
-      </w:r>
-    </w:p>
-    <w:p>
-      <w:pPr>
-        <w:autoSpaceDE w:val="0"/>
-        <w:autoSpaceDN w:val="0"/>
-        <w:adjustRightInd w:val="0"/>
-        <w:spacing w:after="0" w:line="360" w:lineRule="auto"/>
-        <w:jc w:val="both"/>
-        <w:rPr>
-          <w:rFonts w:ascii="Arial" w:hAnsi="Arial" w:cs="Arial"/>
-          <w:color w:val="000000"/>
-          <w:sz w:val="24"/>
-          <w:szCs w:val="24"/>
-          <w:lang w:val="en-GB"/>
-        </w:rPr>
-      </w:pPr>
-    </w:p>
-    <w:p>
-      <w:pPr>
-        <w:autoSpaceDE w:val="0"/>
-        <w:autoSpaceDN w:val="0"/>
-        <w:adjustRightInd w:val="0"/>
-        <w:spacing w:after="0" w:line="360" w:lineRule="auto"/>
-        <w:jc w:val="both"/>
-        <w:rPr>
-          <w:rFonts w:ascii="Arial" w:hAnsi="Arial" w:cs="Arial"/>
-          <w:color w:val="000000"/>
-          <w:sz w:val="24"/>
-          <w:szCs w:val="24"/>
-          <w:lang w:val="en-GB"/>
-        </w:rPr>
-      </w:pPr>
-      <w:r>
-        <w:rPr>
-          <w:rFonts w:ascii="Arial" w:hAnsi="Arial" w:cs="Arial"/>
-          <w:color w:val="000000"/>
-          <w:sz w:val="24"/>
-          <w:szCs w:val="24"/>
-          <w:lang w:val="en-GB"/>
-        </w:rPr>
-        <w:t>By using Critical Theory, educators move from just teaching content (as in CAPS) to developing learners who can think independently and work for a more just society.</w:t>
-      </w:r>
-    </w:p>
-    <w:p>
-      <w:pPr>
-        <w:autoSpaceDE w:val="0"/>
-        <w:autoSpaceDN w:val="0"/>
-        <w:adjustRightInd w:val="0"/>
-        <w:spacing w:after="0" w:line="360" w:lineRule="auto"/>
-        <w:jc w:val="both"/>
-        <w:rPr>
-          <w:rFonts w:ascii="Arial" w:hAnsi="Arial" w:cs="Arial"/>
-          <w:b/>
-          <w:bCs/>
-          <w:color w:val="000000"/>
-          <w:sz w:val="24"/>
-          <w:szCs w:val="24"/>
-          <w:lang w:val="en-GB"/>
-        </w:rPr>
-      </w:pPr>
-    </w:p>
-    <w:p>
-      <w:pPr>
-        <w:autoSpaceDE w:val="0"/>
-        <w:autoSpaceDN w:val="0"/>
-        <w:adjustRightInd w:val="0"/>
-        <w:spacing w:after="0" w:line="360" w:lineRule="auto"/>
-        <w:jc w:val="both"/>
-        <w:rPr>
-          <w:rFonts w:ascii="Arial" w:hAnsi="Arial" w:cs="Arial"/>
-          <w:b/>
-          <w:bCs/>
-          <w:color w:val="000000"/>
-          <w:sz w:val="24"/>
-          <w:szCs w:val="24"/>
-          <w:lang w:val="en-GB"/>
-        </w:rPr>
-      </w:pPr>
-      <w:r>
-        <w:rPr>
-          <w:rFonts w:ascii="Arial" w:hAnsi="Arial" w:cs="Arial"/>
-          <w:b/>
-          <w:bCs/>
-          <w:color w:val="000000"/>
-          <w:sz w:val="24"/>
-          <w:szCs w:val="24"/>
-          <w:highlight w:val="cyan"/>
-          <w:lang w:val="en-GB"/>
-        </w:rPr>
-        <w:t>Criticisms of Critical Theory</w:t>
-      </w:r>
-    </w:p>
-    <w:p>
-      <w:pPr>
-        <w:autoSpaceDE w:val="0"/>
-        <w:autoSpaceDN w:val="0"/>
-        <w:adjustRightInd w:val="0"/>
-        <w:spacing w:after="0" w:line="360" w:lineRule="auto"/>
-        <w:jc w:val="both"/>
-        <w:rPr>
-          <w:rFonts w:ascii="Arial" w:hAnsi="Arial" w:cs="Arial"/>
-          <w:color w:val="000000"/>
-          <w:sz w:val="24"/>
-          <w:szCs w:val="24"/>
-          <w:lang w:val="en-GB"/>
-        </w:rPr>
-      </w:pPr>
-      <w:r>
-        <w:rPr>
-          <w:rFonts w:ascii="Arial" w:hAnsi="Arial" w:cs="Arial"/>
-          <w:color w:val="000000"/>
-          <w:sz w:val="24"/>
-          <w:szCs w:val="24"/>
-          <w:lang w:val="en-GB"/>
-        </w:rPr>
-        <w:t xml:space="preserve">Even though Critical Theory is powerful, it has weaknesses. Critics argue that it is too negative because it focuses heavily on problems and oppression without always offering clear practical solutions. Some say it rejects objective truth too strongly, which can make it confusing for teachers who must follow strict curriculum rules like CAPS. In a South African classroom with large classes and limited resources, it can be difficult to apply problem-posing methods every day. </w:t>
-      </w:r>
-      <w:r>
-        <w:rPr>
-          <w:rFonts w:ascii="Arial" w:hAnsi="Arial" w:cs="Arial"/>
-          <w:color w:val="000000"/>
-          <w:sz w:val="24"/>
-          <w:szCs w:val="24"/>
-          <w:lang w:val="en-GB"/>
-        </w:rPr>
-        <w:lastRenderedPageBreak/>
-        <w:t>Finally, some people worry that too much criticism can make learners cynical instead of hopeful.</w:t>
-      </w:r>
-    </w:p>
-    <w:p>
-      <w:pPr>
-        <w:autoSpaceDE w:val="0"/>
-        <w:autoSpaceDN w:val="0"/>
-        <w:adjustRightInd w:val="0"/>
-        <w:spacing w:after="0" w:line="360" w:lineRule="auto"/>
-        <w:jc w:val="both"/>
-        <w:rPr>
-          <w:rFonts w:ascii="Arial" w:hAnsi="Arial" w:cs="Arial"/>
-          <w:b/>
-          <w:bCs/>
-          <w:color w:val="000000"/>
-          <w:sz w:val="24"/>
-          <w:szCs w:val="24"/>
-          <w:lang w:val="en-GB"/>
-        </w:rPr>
-      </w:pPr>
-    </w:p>
-    <w:p>
-      <w:pPr>
-        <w:autoSpaceDE w:val="0"/>
-        <w:autoSpaceDN w:val="0"/>
-        <w:adjustRightInd w:val="0"/>
-        <w:spacing w:after="0" w:line="360" w:lineRule="auto"/>
-        <w:jc w:val="both"/>
-        <w:rPr>
-          <w:rFonts w:ascii="Arial" w:hAnsi="Arial" w:cs="Arial"/>
-          <w:b/>
-          <w:bCs/>
-          <w:color w:val="000000"/>
-          <w:sz w:val="24"/>
-          <w:szCs w:val="24"/>
-          <w:lang w:val="en-GB"/>
-        </w:rPr>
-      </w:pPr>
-      <w:r>
-        <w:rPr>
-          <w:rFonts w:ascii="Arial" w:hAnsi="Arial" w:cs="Arial"/>
-          <w:b/>
-          <w:bCs/>
-          <w:color w:val="000000"/>
-          <w:sz w:val="24"/>
-          <w:szCs w:val="24"/>
-          <w:highlight w:val="cyan"/>
-          <w:lang w:val="en-GB"/>
-        </w:rPr>
-        <w:t>Conclusion</w:t>
-      </w:r>
-    </w:p>
-    <w:p>
-      <w:pPr>
         <w:spacing w:line="360" w:lineRule="auto"/>
         <w:jc w:val="both"/>
         <w:rPr>
@@ -5926,7 +5730,7 @@
           <w:szCs w:val="24"/>
           <w:lang w:val="en-GB"/>
         </w:rPr>
-        <w:t>In conclusion, Critical Theory provides educators with important tools to understand and challenge power dynamics and inequality in education. Although it has limitations, it supports the goals of transformation in South Africa after apartheid. By applying Critical Theory, teachers can help learners become active citizens who question injustice and contribute to building a fairer, more democratic society.</w:t>
+        <w:t>In conclusion, Critical Theory gives educators important tools to understand and challenge power and inequality in education. Although it has limitations, it supports South Africa’s transformation after apartheid. It helps create active citizens who question injustice and build a fairer, more democratic society.</w:t>
       </w:r>
     </w:p>
     <w:sectPr>
